--- a/reference/2026_OCTAVA_3_0_Instruction.docx
+++ b/reference/2026_OCTAVA_3_0_Instruction.docx
@@ -138,7 +138,26 @@
           <w:szCs w:val="21"/>
           <w:lang w:val="en-GB"/>
         </w:rPr>
-        <w:t>The software does not provide automated image quality assessment; users are therefore responsible for evaluating image quality independently.</w:t>
+        <w:t xml:space="preserve">The software does not provide automated image quality assessment; </w:t>
+      </w:r>
+      <w:r>
+        <w:rPr>
+          <w:rFonts w:ascii="Times New Roman" w:hAnsi="Times New Roman" w:cs="Times New Roman"/>
+          <w:color w:val="EE0000"/>
+          <w:sz w:val="21"/>
+          <w:szCs w:val="21"/>
+          <w:lang w:val="en-GB"/>
+        </w:rPr>
+        <w:t>users are therefore responsible for evaluating image quality independently</w:t>
+      </w:r>
+      <w:r>
+        <w:rPr>
+          <w:rFonts w:ascii="Times New Roman" w:hAnsi="Times New Roman" w:cs="Times New Roman"/>
+          <w:sz w:val="21"/>
+          <w:szCs w:val="21"/>
+          <w:lang w:val="en-GB"/>
+        </w:rPr>
+        <w:t>.</w:t>
       </w:r>
     </w:p>
     <w:p>
@@ -382,7 +401,7 @@
         <w:spacing w:after="120" w:line="276" w:lineRule="auto"/>
         <w:jc w:val="both"/>
         <w:rPr>
-          <w:rFonts w:ascii="Times New Roman" w:hAnsi="Times New Roman" w:cs="Times New Roman"/>
+          <w:rFonts w:ascii="Times New Roman" w:eastAsiaTheme="minorEastAsia" w:hAnsi="Times New Roman" w:cs="Times New Roman"/>
           <w:sz w:val="21"/>
           <w:szCs w:val="21"/>
           <w:lang w:val="en-GB"/>
@@ -390,7 +409,7 @@
       </w:pPr>
       <w:r>
         <w:rPr>
-          <w:rFonts w:ascii="Times New Roman" w:hAnsi="Times New Roman" w:cs="Times New Roman"/>
+          <w:rFonts w:ascii="Times New Roman" w:eastAsiaTheme="minorEastAsia" w:hAnsi="Times New Roman" w:cs="Times New Roman"/>
           <w:sz w:val="21"/>
           <w:szCs w:val="21"/>
           <w:lang w:val="en-GB"/>
@@ -399,7 +418,7 @@
       </w:r>
       <w:r>
         <w:rPr>
-          <w:rFonts w:ascii="Times New Roman" w:hAnsi="Times New Roman" w:cs="Times New Roman"/>
+          <w:rFonts w:ascii="Times New Roman" w:eastAsiaTheme="minorEastAsia" w:hAnsi="Times New Roman" w:cs="Times New Roman"/>
           <w:sz w:val="21"/>
           <w:szCs w:val="21"/>
           <w:lang w:val="en-GB"/>
@@ -408,7 +427,7 @@
       </w:r>
       <w:r>
         <w:rPr>
-          <w:rFonts w:ascii="Times New Roman" w:hAnsi="Times New Roman" w:cs="Times New Roman"/>
+          <w:rFonts w:ascii="Times New Roman" w:eastAsiaTheme="minorEastAsia" w:hAnsi="Times New Roman" w:cs="Times New Roman"/>
           <w:sz w:val="21"/>
           <w:szCs w:val="21"/>
           <w:lang w:val="en-GB"/>
@@ -417,7 +436,7 @@
       </w:r>
       <w:r>
         <w:rPr>
-          <w:rFonts w:ascii="Times New Roman" w:hAnsi="Times New Roman" w:cs="Times New Roman"/>
+          <w:rFonts w:ascii="Times New Roman" w:eastAsiaTheme="minorEastAsia" w:hAnsi="Times New Roman" w:cs="Times New Roman"/>
           <w:sz w:val="21"/>
           <w:szCs w:val="21"/>
           <w:lang w:val="en-GB"/>
@@ -426,7 +445,7 @@
       </w:r>
       <w:r>
         <w:rPr>
-          <w:rFonts w:ascii="Times New Roman" w:hAnsi="Times New Roman" w:cs="Times New Roman"/>
+          <w:rFonts w:ascii="Times New Roman" w:eastAsiaTheme="minorEastAsia" w:hAnsi="Times New Roman" w:cs="Times New Roman"/>
           <w:sz w:val="21"/>
           <w:szCs w:val="21"/>
           <w:lang w:val="en-GB"/>
@@ -439,7 +458,7 @@
         <w:spacing w:after="120" w:line="276" w:lineRule="auto"/>
         <w:jc w:val="both"/>
         <w:rPr>
-          <w:rFonts w:ascii="Times New Roman" w:hAnsi="Times New Roman" w:cs="Times New Roman"/>
+          <w:rFonts w:ascii="Times New Roman" w:eastAsiaTheme="minorEastAsia" w:hAnsi="Times New Roman" w:cs="Times New Roman"/>
           <w:sz w:val="21"/>
           <w:szCs w:val="21"/>
           <w:lang w:val="en-GB"/>
@@ -451,7 +470,7 @@
         <w:spacing w:after="240" w:line="276" w:lineRule="auto"/>
         <w:jc w:val="both"/>
         <w:rPr>
-          <w:rFonts w:ascii="Times New Roman" w:hAnsi="Times New Roman" w:cs="Times New Roman"/>
+          <w:rFonts w:ascii="Times New Roman" w:eastAsiaTheme="minorEastAsia" w:hAnsi="Times New Roman" w:cs="Times New Roman"/>
           <w:color w:val="C00000"/>
           <w:sz w:val="21"/>
           <w:szCs w:val="21"/>
@@ -460,7 +479,7 @@
       </w:pPr>
       <w:r>
         <w:rPr>
-          <w:rFonts w:ascii="Times New Roman" w:hAnsi="Times New Roman" w:cs="Times New Roman"/>
+          <w:rFonts w:ascii="Times New Roman" w:eastAsiaTheme="minorEastAsia" w:hAnsi="Times New Roman" w:cs="Times New Roman"/>
           <w:sz w:val="21"/>
           <w:szCs w:val="21"/>
           <w:lang w:val="en-GB"/>
@@ -469,7 +488,7 @@
       </w:r>
       <w:r>
         <w:rPr>
-          <w:rFonts w:ascii="Times New Roman" w:hAnsi="Times New Roman" w:cs="Times New Roman"/>
+          <w:rFonts w:ascii="Times New Roman" w:eastAsiaTheme="minorEastAsia" w:hAnsi="Times New Roman" w:cs="Times New Roman"/>
           <w:color w:val="000000" w:themeColor="text1"/>
           <w:sz w:val="21"/>
           <w:szCs w:val="21"/>
@@ -483,7 +502,7 @@
         <w:spacing w:line="276" w:lineRule="auto"/>
         <w:jc w:val="both"/>
         <w:rPr>
-          <w:rFonts w:ascii="Times New Roman" w:hAnsi="Times New Roman" w:cs="Times New Roman"/>
+          <w:rFonts w:ascii="Times New Roman" w:eastAsiaTheme="minorEastAsia" w:hAnsi="Times New Roman" w:cs="Times New Roman"/>
           <w:color w:val="C00000"/>
           <w:sz w:val="21"/>
           <w:szCs w:val="21"/>
@@ -504,7 +523,7 @@
       </w:pPr>
       <w:r>
         <w:rPr>
-          <w:rFonts w:ascii="Times New Roman" w:hAnsi="Times New Roman" w:cs="Times New Roman"/>
+          <w:rFonts w:ascii="Times New Roman" w:eastAsiaTheme="minorEastAsia" w:hAnsi="Times New Roman" w:cs="Times New Roman"/>
           <w:color w:val="C00000"/>
           <w:sz w:val="21"/>
           <w:szCs w:val="21"/>
@@ -834,7 +853,7 @@
     <w:tbl>
       <w:tblPr>
         <w:tblStyle w:val="TableGrid"/>
-        <w:tblW w:w="15446" w:type="dxa"/>
+        <w:tblW w:w="12328" w:type="dxa"/>
         <w:tblLayout w:type="fixed"/>
         <w:tblLook w:val="04A0" w:firstRow="1" w:lastRow="0" w:firstColumn="1" w:lastColumn="0" w:noHBand="0" w:noVBand="1"/>
       </w:tblPr>
@@ -843,7 +862,7 @@
         <w:gridCol w:w="992"/>
         <w:gridCol w:w="1418"/>
         <w:gridCol w:w="6095"/>
-        <w:gridCol w:w="4961"/>
+        <w:gridCol w:w="1843"/>
       </w:tblGrid>
       <w:tr>
         <w:tc>
@@ -972,7 +991,7 @@
         </w:tc>
         <w:tc>
           <w:tcPr>
-            <w:tcW w:w="4961" w:type="dxa"/>
+            <w:tcW w:w="1843" w:type="dxa"/>
             <w:vAlign w:val="center"/>
           </w:tcPr>
           <w:p>
@@ -988,7 +1007,6 @@
                 <w:lang w:val="en-GB"/>
               </w:rPr>
             </w:pPr>
-            <w:commentRangeStart w:id="0"/>
             <w:r>
               <w:rPr>
                 <w:rFonts w:ascii="Times New Roman" w:hAnsi="Times New Roman" w:cs="Times New Roman"/>
@@ -999,19 +1017,6 @@
                 <w:lang w:val="en-GB"/>
               </w:rPr>
               <w:t>Illustration</w:t>
-            </w:r>
-            <w:commentRangeEnd w:id="0"/>
-            <w:r>
-              <w:rPr>
-                <w:rStyle w:val="CommentReference"/>
-                <w:rFonts w:ascii="Times New Roman" w:hAnsi="Times New Roman" w:cs="Times New Roman"/>
-                <w:b/>
-                <w:bCs/>
-                <w:sz w:val="21"/>
-                <w:szCs w:val="21"/>
-                <w:lang w:val="en-GB"/>
-              </w:rPr>
-              <w:commentReference w:id="0"/>
             </w:r>
           </w:p>
         </w:tc>
@@ -1153,7 +1158,7 @@
         </w:tc>
         <w:tc>
           <w:tcPr>
-            <w:tcW w:w="4961" w:type="dxa"/>
+            <w:tcW w:w="1843" w:type="dxa"/>
           </w:tcPr>
           <w:p>
             <w:pPr>
@@ -1166,6 +1171,50 @@
                 <w:lang w:val="en-GB"/>
               </w:rPr>
             </w:pPr>
+            <w:r>
+              <w:rPr>
+                <w:rFonts w:ascii="Times New Roman" w:hAnsi="Times New Roman" w:cs="Times New Roman"/>
+                <w:noProof/>
+                <w:sz w:val="21"/>
+                <w:szCs w:val="21"/>
+                <w:lang w:val="en-GB"/>
+              </w:rPr>
+              <w:drawing>
+                <wp:inline distT="0" distB="0" distL="0" distR="0" wp14:anchorId="08F0CFCF" wp14:editId="33422EAA">
+                  <wp:extent cx="1080000" cy="1097710"/>
+                  <wp:effectExtent l="0" t="0" r="0" b="0"/>
+                  <wp:docPr id="162470132" name="Picture 1"/>
+                  <wp:cNvGraphicFramePr>
+                    <a:graphicFrameLocks xmlns:a="http://schemas.openxmlformats.org/drawingml/2006/main" noChangeAspect="1"/>
+                  </wp:cNvGraphicFramePr>
+                  <a:graphic xmlns:a="http://schemas.openxmlformats.org/drawingml/2006/main">
+                    <a:graphicData uri="http://schemas.openxmlformats.org/drawingml/2006/picture">
+                      <pic:pic xmlns:pic="http://schemas.openxmlformats.org/drawingml/2006/picture">
+                        <pic:nvPicPr>
+                          <pic:cNvPr id="162470132" name=""/>
+                          <pic:cNvPicPr/>
+                        </pic:nvPicPr>
+                        <pic:blipFill>
+                          <a:blip r:embed="rId15"/>
+                          <a:stretch>
+                            <a:fillRect/>
+                          </a:stretch>
+                        </pic:blipFill>
+                        <pic:spPr>
+                          <a:xfrm>
+                            <a:off x="0" y="0"/>
+                            <a:ext cx="1080000" cy="1097710"/>
+                          </a:xfrm>
+                          <a:prstGeom prst="rect">
+                            <a:avLst/>
+                          </a:prstGeom>
+                        </pic:spPr>
+                      </pic:pic>
+                    </a:graphicData>
+                  </a:graphic>
+                </wp:inline>
+              </w:drawing>
+            </w:r>
           </w:p>
         </w:tc>
       </w:tr>
@@ -1329,7 +1378,7 @@
         </w:tc>
         <w:tc>
           <w:tcPr>
-            <w:tcW w:w="4961" w:type="dxa"/>
+            <w:tcW w:w="1843" w:type="dxa"/>
           </w:tcPr>
           <w:p>
             <w:pPr>
@@ -1343,6 +1392,51 @@
                 <w:lang w:val="en-GB"/>
               </w:rPr>
             </w:pPr>
+            <w:r>
+              <w:rPr>
+                <w:rFonts w:ascii="Times New Roman" w:hAnsi="Times New Roman" w:cs="Times New Roman"/>
+                <w:noProof/>
+                <w:color w:val="000000" w:themeColor="text1"/>
+                <w:sz w:val="21"/>
+                <w:szCs w:val="21"/>
+                <w:lang w:val="en-GB"/>
+              </w:rPr>
+              <w:drawing>
+                <wp:inline distT="0" distB="0" distL="0" distR="0" wp14:anchorId="099FDC57" wp14:editId="13DE3A8B">
+                  <wp:extent cx="1080000" cy="1085007"/>
+                  <wp:effectExtent l="0" t="0" r="0" b="0"/>
+                  <wp:docPr id="998644627" name="Picture 1"/>
+                  <wp:cNvGraphicFramePr>
+                    <a:graphicFrameLocks xmlns:a="http://schemas.openxmlformats.org/drawingml/2006/main" noChangeAspect="1"/>
+                  </wp:cNvGraphicFramePr>
+                  <a:graphic xmlns:a="http://schemas.openxmlformats.org/drawingml/2006/main">
+                    <a:graphicData uri="http://schemas.openxmlformats.org/drawingml/2006/picture">
+                      <pic:pic xmlns:pic="http://schemas.openxmlformats.org/drawingml/2006/picture">
+                        <pic:nvPicPr>
+                          <pic:cNvPr id="998644627" name=""/>
+                          <pic:cNvPicPr/>
+                        </pic:nvPicPr>
+                        <pic:blipFill>
+                          <a:blip r:embed="rId16"/>
+                          <a:stretch>
+                            <a:fillRect/>
+                          </a:stretch>
+                        </pic:blipFill>
+                        <pic:spPr>
+                          <a:xfrm>
+                            <a:off x="0" y="0"/>
+                            <a:ext cx="1080000" cy="1085007"/>
+                          </a:xfrm>
+                          <a:prstGeom prst="rect">
+                            <a:avLst/>
+                          </a:prstGeom>
+                        </pic:spPr>
+                      </pic:pic>
+                    </a:graphicData>
+                  </a:graphic>
+                </wp:inline>
+              </w:drawing>
+            </w:r>
           </w:p>
         </w:tc>
       </w:tr>
@@ -1483,7 +1577,7 @@
         </w:tc>
         <w:tc>
           <w:tcPr>
-            <w:tcW w:w="4961" w:type="dxa"/>
+            <w:tcW w:w="1843" w:type="dxa"/>
           </w:tcPr>
           <w:p>
             <w:pPr>
@@ -1496,6 +1590,50 @@
                 <w:lang w:val="en-GB"/>
               </w:rPr>
             </w:pPr>
+            <w:r>
+              <w:rPr>
+                <w:rFonts w:ascii="Times New Roman" w:hAnsi="Times New Roman" w:cs="Times New Roman"/>
+                <w:noProof/>
+                <w:sz w:val="21"/>
+                <w:szCs w:val="21"/>
+                <w:lang w:val="en-GB"/>
+              </w:rPr>
+              <w:drawing>
+                <wp:inline distT="0" distB="0" distL="0" distR="0" wp14:anchorId="6907AE1A" wp14:editId="23B4B2F4">
+                  <wp:extent cx="1080000" cy="1097705"/>
+                  <wp:effectExtent l="0" t="0" r="0" b="0"/>
+                  <wp:docPr id="67330041" name="Picture 1"/>
+                  <wp:cNvGraphicFramePr>
+                    <a:graphicFrameLocks xmlns:a="http://schemas.openxmlformats.org/drawingml/2006/main" noChangeAspect="1"/>
+                  </wp:cNvGraphicFramePr>
+                  <a:graphic xmlns:a="http://schemas.openxmlformats.org/drawingml/2006/main">
+                    <a:graphicData uri="http://schemas.openxmlformats.org/drawingml/2006/picture">
+                      <pic:pic xmlns:pic="http://schemas.openxmlformats.org/drawingml/2006/picture">
+                        <pic:nvPicPr>
+                          <pic:cNvPr id="67330041" name=""/>
+                          <pic:cNvPicPr/>
+                        </pic:nvPicPr>
+                        <pic:blipFill>
+                          <a:blip r:embed="rId17"/>
+                          <a:stretch>
+                            <a:fillRect/>
+                          </a:stretch>
+                        </pic:blipFill>
+                        <pic:spPr>
+                          <a:xfrm>
+                            <a:off x="0" y="0"/>
+                            <a:ext cx="1080000" cy="1097705"/>
+                          </a:xfrm>
+                          <a:prstGeom prst="rect">
+                            <a:avLst/>
+                          </a:prstGeom>
+                        </pic:spPr>
+                      </pic:pic>
+                    </a:graphicData>
+                  </a:graphic>
+                </wp:inline>
+              </w:drawing>
+            </w:r>
           </w:p>
         </w:tc>
       </w:tr>
@@ -1636,7 +1774,7 @@
         </w:tc>
         <w:tc>
           <w:tcPr>
-            <w:tcW w:w="4961" w:type="dxa"/>
+            <w:tcW w:w="1843" w:type="dxa"/>
           </w:tcPr>
           <w:p>
             <w:pPr>
@@ -1649,6 +1787,50 @@
                 <w:lang w:val="en-GB"/>
               </w:rPr>
             </w:pPr>
+            <w:r>
+              <w:rPr>
+                <w:rFonts w:ascii="Times New Roman" w:hAnsi="Times New Roman" w:cs="Times New Roman"/>
+                <w:noProof/>
+                <w:sz w:val="21"/>
+                <w:szCs w:val="21"/>
+                <w:lang w:val="en-GB"/>
+              </w:rPr>
+              <w:drawing>
+                <wp:inline distT="0" distB="0" distL="0" distR="0" wp14:anchorId="7CCC1DEF" wp14:editId="440ECB69">
+                  <wp:extent cx="1080000" cy="1089332"/>
+                  <wp:effectExtent l="0" t="0" r="0" b="3175"/>
+                  <wp:docPr id="1342411625" name="Picture 1"/>
+                  <wp:cNvGraphicFramePr>
+                    <a:graphicFrameLocks xmlns:a="http://schemas.openxmlformats.org/drawingml/2006/main" noChangeAspect="1"/>
+                  </wp:cNvGraphicFramePr>
+                  <a:graphic xmlns:a="http://schemas.openxmlformats.org/drawingml/2006/main">
+                    <a:graphicData uri="http://schemas.openxmlformats.org/drawingml/2006/picture">
+                      <pic:pic xmlns:pic="http://schemas.openxmlformats.org/drawingml/2006/picture">
+                        <pic:nvPicPr>
+                          <pic:cNvPr id="1342411625" name=""/>
+                          <pic:cNvPicPr/>
+                        </pic:nvPicPr>
+                        <pic:blipFill>
+                          <a:blip r:embed="rId18"/>
+                          <a:stretch>
+                            <a:fillRect/>
+                          </a:stretch>
+                        </pic:blipFill>
+                        <pic:spPr>
+                          <a:xfrm>
+                            <a:off x="0" y="0"/>
+                            <a:ext cx="1080000" cy="1089332"/>
+                          </a:xfrm>
+                          <a:prstGeom prst="rect">
+                            <a:avLst/>
+                          </a:prstGeom>
+                        </pic:spPr>
+                      </pic:pic>
+                    </a:graphicData>
+                  </a:graphic>
+                </wp:inline>
+              </w:drawing>
+            </w:r>
           </w:p>
         </w:tc>
       </w:tr>
@@ -1771,7 +1953,7 @@
         </w:tc>
         <w:tc>
           <w:tcPr>
-            <w:tcW w:w="4961" w:type="dxa"/>
+            <w:tcW w:w="1843" w:type="dxa"/>
           </w:tcPr>
           <w:p>
             <w:pPr>
@@ -1784,6 +1966,50 @@
                 <w:lang w:val="en-GB"/>
               </w:rPr>
             </w:pPr>
+            <w:r>
+              <w:rPr>
+                <w:rFonts w:ascii="Times New Roman" w:hAnsi="Times New Roman" w:cs="Times New Roman"/>
+                <w:noProof/>
+                <w:sz w:val="21"/>
+                <w:szCs w:val="21"/>
+                <w:lang w:val="en-GB"/>
+              </w:rPr>
+              <w:drawing>
+                <wp:inline distT="0" distB="0" distL="0" distR="0" wp14:anchorId="2281C057" wp14:editId="1877B87E">
+                  <wp:extent cx="1080000" cy="1089332"/>
+                  <wp:effectExtent l="0" t="0" r="0" b="3175"/>
+                  <wp:docPr id="1873513704" name="Picture 1"/>
+                  <wp:cNvGraphicFramePr>
+                    <a:graphicFrameLocks xmlns:a="http://schemas.openxmlformats.org/drawingml/2006/main" noChangeAspect="1"/>
+                  </wp:cNvGraphicFramePr>
+                  <a:graphic xmlns:a="http://schemas.openxmlformats.org/drawingml/2006/main">
+                    <a:graphicData uri="http://schemas.openxmlformats.org/drawingml/2006/picture">
+                      <pic:pic xmlns:pic="http://schemas.openxmlformats.org/drawingml/2006/picture">
+                        <pic:nvPicPr>
+                          <pic:cNvPr id="1873513704" name=""/>
+                          <pic:cNvPicPr/>
+                        </pic:nvPicPr>
+                        <pic:blipFill>
+                          <a:blip r:embed="rId19"/>
+                          <a:stretch>
+                            <a:fillRect/>
+                          </a:stretch>
+                        </pic:blipFill>
+                        <pic:spPr>
+                          <a:xfrm>
+                            <a:off x="0" y="0"/>
+                            <a:ext cx="1080000" cy="1089332"/>
+                          </a:xfrm>
+                          <a:prstGeom prst="rect">
+                            <a:avLst/>
+                          </a:prstGeom>
+                        </pic:spPr>
+                      </pic:pic>
+                    </a:graphicData>
+                  </a:graphic>
+                </wp:inline>
+              </w:drawing>
+            </w:r>
           </w:p>
         </w:tc>
       </w:tr>
@@ -1791,6 +2017,7 @@
         <w:tc>
           <w:tcPr>
             <w:tcW w:w="1980" w:type="dxa"/>
+            <w:vMerge w:val="restart"/>
             <w:vAlign w:val="center"/>
           </w:tcPr>
           <w:p>
@@ -1811,6 +2038,7 @@
                 <w:szCs w:val="21"/>
                 <w:lang w:val="en-GB"/>
               </w:rPr>
+              <w:lastRenderedPageBreak/>
               <w:t>Mean (MeanT) and distribution of vessel tortuosity</w:t>
             </w:r>
           </w:p>
@@ -1888,25 +2116,89 @@
               <w:jc w:val="both"/>
               <w:rPr>
                 <w:rFonts w:ascii="Times New Roman" w:hAnsi="Times New Roman" w:cs="Times New Roman"/>
-                <w:sz w:val="21"/>
-                <w:szCs w:val="21"/>
-                <w:lang w:val="en-GB"/>
-              </w:rPr>
-            </w:pPr>
-            <w:r>
-              <w:rPr>
-                <w:rFonts w:ascii="Times New Roman" w:hAnsi="Times New Roman" w:cs="Times New Roman"/>
-                <w:sz w:val="21"/>
-                <w:szCs w:val="21"/>
-                <w:lang w:val="en-GB"/>
-              </w:rPr>
-              <w:t>Tortuosity is calculated from the arc length-over-chord ratio. Can inform on pathological microvascular remodelling and/or ischemia.</w:t>
-            </w:r>
-          </w:p>
-        </w:tc>
-        <w:tc>
-          <w:tcPr>
-            <w:tcW w:w="4961" w:type="dxa"/>
+                <w:color w:val="EE0000"/>
+                <w:sz w:val="21"/>
+                <w:szCs w:val="21"/>
+                <w:lang w:val="en-GB"/>
+              </w:rPr>
+            </w:pPr>
+            <w:r>
+              <w:rPr>
+                <w:rFonts w:ascii="Times New Roman" w:hAnsi="Times New Roman" w:cs="Times New Roman"/>
+                <w:b/>
+                <w:bCs/>
+                <w:color w:val="EE0000"/>
+                <w:sz w:val="21"/>
+                <w:szCs w:val="21"/>
+                <w:lang w:val="en-GB"/>
+              </w:rPr>
+              <w:t>Arc-over-chord ratio (AOC),</w:t>
+            </w:r>
+            <w:r>
+              <w:rPr>
+                <w:rFonts w:ascii="Times New Roman" w:hAnsi="Times New Roman" w:cs="Times New Roman"/>
+                <w:color w:val="EE0000"/>
+                <w:sz w:val="21"/>
+                <w:szCs w:val="21"/>
+                <w:lang w:val="en-GB"/>
+              </w:rPr>
+              <w:t xml:space="preserve"> also called the distance metric, is the simplest and most common method to measure tortuosity.  </w:t>
+            </w:r>
+            <w:r>
+              <w:rPr>
+                <w:rFonts w:ascii="Times New Roman" w:hAnsi="Times New Roman" w:cs="Times New Roman"/>
+                <w:color w:val="EE0000"/>
+                <w:sz w:val="21"/>
+                <w:szCs w:val="21"/>
+                <w:lang w:val="en-GB"/>
+              </w:rPr>
+              <w:t>AOC is defined as the ratio between the true vessel length, measured along the centerline of the skeletonized vessel, and the direct Euclidian distance between the two endpoints</w:t>
+            </w:r>
+            <w:r>
+              <w:rPr>
+                <w:rFonts w:ascii="Times New Roman" w:hAnsi="Times New Roman" w:cs="Times New Roman"/>
+                <w:color w:val="EE0000"/>
+                <w:sz w:val="21"/>
+                <w:szCs w:val="21"/>
+                <w:lang w:val="en-GB"/>
+              </w:rPr>
+              <w:t xml:space="preserve">. </w:t>
+            </w:r>
+            <w:r>
+              <w:rPr>
+                <w:rFonts w:ascii="Times New Roman" w:hAnsi="Times New Roman" w:cs="Times New Roman"/>
+                <w:color w:val="EE0000"/>
+                <w:sz w:val="21"/>
+                <w:szCs w:val="21"/>
+                <w:lang w:val="en-GB"/>
+              </w:rPr>
+              <w:t>Can inform on pathological microvascular remodelling</w:t>
+            </w:r>
+            <w:r>
+              <w:rPr>
+                <w:rFonts w:ascii="Times New Roman" w:hAnsi="Times New Roman" w:cs="Times New Roman"/>
+                <w:color w:val="EE0000"/>
+                <w:sz w:val="21"/>
+                <w:szCs w:val="21"/>
+                <w:lang w:val="en-GB"/>
+              </w:rPr>
+              <w:t xml:space="preserve"> (vessel excessive bending, twisting or winding)</w:t>
+            </w:r>
+            <w:r>
+              <w:rPr>
+                <w:rFonts w:ascii="Times New Roman" w:hAnsi="Times New Roman" w:cs="Times New Roman"/>
+                <w:color w:val="EE0000"/>
+                <w:sz w:val="21"/>
+                <w:szCs w:val="21"/>
+                <w:lang w:val="en-GB"/>
+              </w:rPr>
+              <w:t xml:space="preserve"> and/or ischemia.</w:t>
+            </w:r>
+          </w:p>
+        </w:tc>
+        <w:tc>
+          <w:tcPr>
+            <w:tcW w:w="1843" w:type="dxa"/>
           </w:tcPr>
           <w:p>
             <w:pPr>
@@ -1919,6 +2211,49 @@
                 <w:lang w:val="en-GB"/>
               </w:rPr>
             </w:pPr>
+            <w:r>
+              <w:rPr>
+                <w:rFonts w:ascii="Times New Roman" w:hAnsi="Times New Roman" w:cs="Times New Roman"/>
+                <w:sz w:val="21"/>
+                <w:szCs w:val="21"/>
+                <w:lang w:val="en-GB"/>
+              </w:rPr>
+              <w:drawing>
+                <wp:inline distT="0" distB="0" distL="0" distR="0" wp14:anchorId="1EA9A6CF" wp14:editId="5529641A">
+                  <wp:extent cx="1080000" cy="1089332"/>
+                  <wp:effectExtent l="0" t="0" r="0" b="3175"/>
+                  <wp:docPr id="2048891189" name="Picture 1"/>
+                  <wp:cNvGraphicFramePr>
+                    <a:graphicFrameLocks xmlns:a="http://schemas.openxmlformats.org/drawingml/2006/main" noChangeAspect="1"/>
+                  </wp:cNvGraphicFramePr>
+                  <a:graphic xmlns:a="http://schemas.openxmlformats.org/drawingml/2006/main">
+                    <a:graphicData uri="http://schemas.openxmlformats.org/drawingml/2006/picture">
+                      <pic:pic xmlns:pic="http://schemas.openxmlformats.org/drawingml/2006/picture">
+                        <pic:nvPicPr>
+                          <pic:cNvPr id="2048891189" name=""/>
+                          <pic:cNvPicPr/>
+                        </pic:nvPicPr>
+                        <pic:blipFill>
+                          <a:blip r:embed="rId20"/>
+                          <a:stretch>
+                            <a:fillRect/>
+                          </a:stretch>
+                        </pic:blipFill>
+                        <pic:spPr>
+                          <a:xfrm>
+                            <a:off x="0" y="0"/>
+                            <a:ext cx="1080000" cy="1089332"/>
+                          </a:xfrm>
+                          <a:prstGeom prst="rect">
+                            <a:avLst/>
+                          </a:prstGeom>
+                        </pic:spPr>
+                      </pic:pic>
+                    </a:graphicData>
+                  </a:graphic>
+                </wp:inline>
+              </w:drawing>
+            </w:r>
           </w:p>
         </w:tc>
       </w:tr>
@@ -1926,6 +2261,7 @@
         <w:tc>
           <w:tcPr>
             <w:tcW w:w="1980" w:type="dxa"/>
+            <w:vMerge/>
             <w:vAlign w:val="center"/>
           </w:tcPr>
           <w:p>
@@ -1939,34 +2275,6 @@
                 <w:lang w:val="en-GB"/>
               </w:rPr>
             </w:pPr>
-            <w:r>
-              <w:rPr>
-                <w:rFonts w:ascii="Times New Roman" w:hAnsi="Times New Roman" w:cs="Times New Roman"/>
-                <w:sz w:val="21"/>
-                <w:szCs w:val="21"/>
-                <w:lang w:val="en-GB"/>
-              </w:rPr>
-              <w:t>Fractal dimension (D</w:t>
-            </w:r>
-            <w:r>
-              <w:rPr>
-                <w:rFonts w:ascii="Times New Roman" w:hAnsi="Times New Roman" w:cs="Times New Roman"/>
-                <w:sz w:val="21"/>
-                <w:szCs w:val="21"/>
-                <w:vertAlign w:val="subscript"/>
-                <w:lang w:val="en-GB"/>
-              </w:rPr>
-              <w:t>F</w:t>
-            </w:r>
-            <w:r>
-              <w:rPr>
-                <w:rFonts w:ascii="Times New Roman" w:hAnsi="Times New Roman" w:cs="Times New Roman"/>
-                <w:sz w:val="21"/>
-                <w:szCs w:val="21"/>
-                <w:lang w:val="en-GB"/>
-              </w:rPr>
-              <w:t>)</w:t>
-            </w:r>
           </w:p>
         </w:tc>
         <w:tc>
@@ -1980,14 +2288,16 @@
               <w:jc w:val="center"/>
               <w:rPr>
                 <w:rFonts w:ascii="Times New Roman" w:hAnsi="Times New Roman" w:cs="Times New Roman"/>
-                <w:sz w:val="21"/>
-                <w:szCs w:val="21"/>
-                <w:lang w:val="en-GB"/>
-              </w:rPr>
-            </w:pPr>
-            <w:r>
-              <w:rPr>
-                <w:rFonts w:ascii="Times New Roman" w:hAnsi="Times New Roman" w:cs="Times New Roman"/>
+                <w:color w:val="EE0000"/>
+                <w:sz w:val="21"/>
+                <w:szCs w:val="21"/>
+                <w:lang w:val="en-GB"/>
+              </w:rPr>
+            </w:pPr>
+            <w:r>
+              <w:rPr>
+                <w:rFonts w:ascii="Times New Roman" w:hAnsi="Times New Roman" w:cs="Times New Roman"/>
+                <w:color w:val="EE0000"/>
                 <w:sz w:val="21"/>
                 <w:szCs w:val="21"/>
                 <w:lang w:val="en-GB"/>
@@ -2007,28 +2317,21 @@
               <w:jc w:val="both"/>
               <w:rPr>
                 <w:rFonts w:ascii="Times New Roman" w:hAnsi="Times New Roman" w:cs="Times New Roman"/>
-                <w:sz w:val="21"/>
-                <w:szCs w:val="21"/>
-                <w:lang w:val="en-GB"/>
-              </w:rPr>
-            </w:pPr>
-            <w:r>
-              <w:rPr>
-                <w:rFonts w:ascii="Times New Roman" w:hAnsi="Times New Roman" w:cs="Times New Roman"/>
-                <w:sz w:val="21"/>
-                <w:szCs w:val="21"/>
-                <w:lang w:val="en-GB"/>
-              </w:rPr>
-              <w:t>Binaris</w:t>
-            </w:r>
-            <w:r>
-              <w:rPr>
-                <w:rFonts w:ascii="Times New Roman" w:hAnsi="Times New Roman" w:cs="Times New Roman"/>
-                <w:sz w:val="21"/>
-                <w:szCs w:val="21"/>
-                <w:lang w:val="en-GB"/>
-              </w:rPr>
-              <w:t>ed</w:t>
+                <w:color w:val="EE0000"/>
+                <w:sz w:val="21"/>
+                <w:szCs w:val="21"/>
+                <w:lang w:val="en-GB"/>
+              </w:rPr>
+            </w:pPr>
+            <w:r>
+              <w:rPr>
+                <w:rFonts w:ascii="Times New Roman" w:hAnsi="Times New Roman" w:cs="Times New Roman"/>
+                <w:color w:val="EE0000"/>
+                <w:sz w:val="21"/>
+                <w:szCs w:val="21"/>
+                <w:lang w:val="en-GB"/>
+              </w:rPr>
+              <w:t>Skeletonised</w:t>
             </w:r>
           </w:p>
         </w:tc>
@@ -2042,44 +2345,54 @@
               <w:jc w:val="both"/>
               <w:rPr>
                 <w:rFonts w:ascii="Times New Roman" w:hAnsi="Times New Roman" w:cs="Times New Roman"/>
-                <w:sz w:val="21"/>
-                <w:szCs w:val="21"/>
-                <w:lang w:val="en-GB"/>
-              </w:rPr>
-            </w:pPr>
-            <w:r>
-              <w:rPr>
-                <w:rFonts w:ascii="Times New Roman" w:hAnsi="Times New Roman" w:cs="Times New Roman"/>
-                <w:sz w:val="21"/>
-                <w:szCs w:val="21"/>
-                <w:lang w:val="en-GB"/>
-              </w:rPr>
-              <w:t>Indication of how the network fills space on variable length scales, calculated using the box counting method. FD is commonly reported as FD ± FD</w:t>
-            </w:r>
-            <w:r>
-              <w:rPr>
-                <w:rFonts w:ascii="Times New Roman" w:hAnsi="Times New Roman" w:cs="Times New Roman"/>
-                <w:sz w:val="21"/>
-                <w:szCs w:val="21"/>
-                <w:vertAlign w:val="subscript"/>
-                <w:lang w:val="en-GB"/>
-              </w:rPr>
-              <w:t>error</w:t>
-            </w:r>
-            <w:r>
-              <w:rPr>
-                <w:rFonts w:ascii="Times New Roman" w:hAnsi="Times New Roman" w:cs="Times New Roman"/>
-                <w:sz w:val="21"/>
-                <w:szCs w:val="21"/>
-                <w:lang w:val="en-GB"/>
-              </w:rPr>
-              <w:t>. Altered spatial distribution of the capillary network is an indicator of impairment of oxygenation and nutrient delivery.</w:t>
-            </w:r>
-          </w:p>
-        </w:tc>
-        <w:tc>
-          <w:tcPr>
-            <w:tcW w:w="4961" w:type="dxa"/>
+                <w:b/>
+                <w:bCs/>
+                <w:color w:val="EE0000"/>
+                <w:sz w:val="21"/>
+                <w:szCs w:val="21"/>
+                <w:lang w:val="en-GB"/>
+              </w:rPr>
+            </w:pPr>
+            <w:r>
+              <w:rPr>
+                <w:rFonts w:ascii="Times New Roman" w:hAnsi="Times New Roman" w:cs="Times New Roman"/>
+                <w:b/>
+                <w:bCs/>
+                <w:color w:val="EE0000"/>
+                <w:sz w:val="21"/>
+                <w:szCs w:val="21"/>
+                <w:lang w:val="en-GB"/>
+              </w:rPr>
+              <w:t>Peak-weighted arc over chord length ratio</w:t>
+            </w:r>
+            <w:r>
+              <w:t xml:space="preserve"> </w:t>
+            </w:r>
+            <w:r>
+              <w:rPr>
+                <w:rFonts w:ascii="Times New Roman" w:hAnsi="Times New Roman" w:cs="Times New Roman"/>
+                <w:color w:val="EE0000"/>
+                <w:sz w:val="21"/>
+                <w:szCs w:val="21"/>
+                <w:lang w:val="en-GB"/>
+              </w:rPr>
+              <w:t>tortuosity metric measures how twisty a vessel is by combining how much longer it is than a straight line with the number of bends along its path.</w:t>
+            </w:r>
+            <w:r>
+              <w:rPr>
+                <w:rFonts w:ascii="Times New Roman" w:hAnsi="Times New Roman" w:cs="Times New Roman"/>
+                <w:color w:val="EE0000"/>
+                <w:sz w:val="21"/>
+                <w:szCs w:val="21"/>
+                <w:lang w:val="en-GB"/>
+              </w:rPr>
+              <w:t xml:space="preserve"> </w:t>
+            </w:r>
+          </w:p>
+        </w:tc>
+        <w:tc>
+          <w:tcPr>
+            <w:tcW w:w="1843" w:type="dxa"/>
           </w:tcPr>
           <w:p>
             <w:pPr>
@@ -2087,6 +2400,7 @@
               <w:jc w:val="both"/>
               <w:rPr>
                 <w:rFonts w:ascii="Times New Roman" w:hAnsi="Times New Roman" w:cs="Times New Roman"/>
+                <w:noProof/>
                 <w:sz w:val="21"/>
                 <w:szCs w:val="21"/>
                 <w:lang w:val="en-GB"/>
@@ -2099,6 +2413,7 @@
         <w:tc>
           <w:tcPr>
             <w:tcW w:w="1980" w:type="dxa"/>
+            <w:vMerge/>
             <w:vAlign w:val="center"/>
           </w:tcPr>
           <w:p>
@@ -2112,15 +2427,6 @@
                 <w:lang w:val="en-GB"/>
               </w:rPr>
             </w:pPr>
-            <w:r>
-              <w:rPr>
-                <w:rFonts w:ascii="Times New Roman" w:hAnsi="Times New Roman" w:cs="Times New Roman"/>
-                <w:sz w:val="21"/>
-                <w:szCs w:val="21"/>
-                <w:lang w:val="en-GB"/>
-              </w:rPr>
-              <w:t>Foveal avascular zone area (FAZA)</w:t>
-            </w:r>
           </w:p>
         </w:tc>
         <w:tc>
@@ -2134,29 +2440,21 @@
               <w:jc w:val="center"/>
               <w:rPr>
                 <w:rFonts w:ascii="Times New Roman" w:hAnsi="Times New Roman" w:cs="Times New Roman"/>
-                <w:sz w:val="21"/>
-                <w:szCs w:val="21"/>
-                <w:lang w:val="en-GB"/>
-              </w:rPr>
-            </w:pPr>
-            <w:r>
-              <w:rPr>
-                <w:rFonts w:ascii="Times New Roman" w:hAnsi="Times New Roman" w:cs="Times New Roman"/>
-                <w:sz w:val="21"/>
-                <w:szCs w:val="21"/>
-                <w:lang w:val="en-GB"/>
-              </w:rPr>
-              <w:t>mm</w:t>
-            </w:r>
-            <w:r>
-              <w:rPr>
-                <w:rFonts w:ascii="Times New Roman" w:hAnsi="Times New Roman" w:cs="Times New Roman"/>
-                <w:sz w:val="21"/>
-                <w:szCs w:val="21"/>
-                <w:vertAlign w:val="superscript"/>
-                <w:lang w:val="en-GB"/>
-              </w:rPr>
-              <w:t>2</w:t>
+                <w:color w:val="EE0000"/>
+                <w:sz w:val="21"/>
+                <w:szCs w:val="21"/>
+                <w:lang w:val="en-GB"/>
+              </w:rPr>
+            </w:pPr>
+            <w:r>
+              <w:rPr>
+                <w:rFonts w:ascii="Times New Roman" w:hAnsi="Times New Roman" w:cs="Times New Roman"/>
+                <w:color w:val="EE0000"/>
+                <w:sz w:val="21"/>
+                <w:szCs w:val="21"/>
+                <w:lang w:val="en-GB"/>
+              </w:rPr>
+              <w:t>1</w:t>
             </w:r>
           </w:p>
         </w:tc>
@@ -2171,28 +2469,21 @@
               <w:jc w:val="both"/>
               <w:rPr>
                 <w:rFonts w:ascii="Times New Roman" w:hAnsi="Times New Roman" w:cs="Times New Roman"/>
-                <w:sz w:val="21"/>
-                <w:szCs w:val="21"/>
-                <w:lang w:val="en-GB"/>
-              </w:rPr>
-            </w:pPr>
-            <w:r>
-              <w:rPr>
-                <w:rFonts w:ascii="Times New Roman" w:hAnsi="Times New Roman" w:cs="Times New Roman"/>
-                <w:sz w:val="21"/>
-                <w:szCs w:val="21"/>
-                <w:lang w:val="en-GB"/>
-              </w:rPr>
-              <w:t>Binaris</w:t>
-            </w:r>
-            <w:r>
-              <w:rPr>
-                <w:rFonts w:ascii="Times New Roman" w:hAnsi="Times New Roman" w:cs="Times New Roman"/>
-                <w:sz w:val="21"/>
-                <w:szCs w:val="21"/>
-                <w:lang w:val="en-GB"/>
-              </w:rPr>
-              <w:t>ed</w:t>
+                <w:color w:val="EE0000"/>
+                <w:sz w:val="21"/>
+                <w:szCs w:val="21"/>
+                <w:lang w:val="en-GB"/>
+              </w:rPr>
+            </w:pPr>
+            <w:r>
+              <w:rPr>
+                <w:rFonts w:ascii="Times New Roman" w:hAnsi="Times New Roman" w:cs="Times New Roman"/>
+                <w:color w:val="EE0000"/>
+                <w:sz w:val="21"/>
+                <w:szCs w:val="21"/>
+                <w:lang w:val="en-GB"/>
+              </w:rPr>
+              <w:t>Skeletonised</w:t>
             </w:r>
           </w:p>
         </w:tc>
@@ -2206,25 +2497,51 @@
               <w:jc w:val="both"/>
               <w:rPr>
                 <w:rFonts w:ascii="Times New Roman" w:hAnsi="Times New Roman" w:cs="Times New Roman"/>
-                <w:sz w:val="21"/>
-                <w:szCs w:val="21"/>
-                <w:lang w:val="en-GB"/>
-              </w:rPr>
-            </w:pPr>
-            <w:r>
-              <w:rPr>
-                <w:rFonts w:ascii="Times New Roman" w:hAnsi="Times New Roman" w:cs="Times New Roman"/>
-                <w:sz w:val="21"/>
-                <w:szCs w:val="21"/>
-                <w:lang w:val="en-GB"/>
-              </w:rPr>
-              <w:t xml:space="preserve">Total area of black pixels enclosed by the FAZ segmentation contour. Changes in the FAZA can be indicative of macular oedema or ischemia and changes in retinal thickness. </w:t>
-            </w:r>
-          </w:p>
-        </w:tc>
-        <w:tc>
-          <w:tcPr>
-            <w:tcW w:w="4961" w:type="dxa"/>
+                <w:b/>
+                <w:bCs/>
+                <w:color w:val="EE0000"/>
+                <w:sz w:val="21"/>
+                <w:szCs w:val="21"/>
+                <w:lang w:val="en-GB"/>
+              </w:rPr>
+            </w:pPr>
+            <w:r>
+              <w:rPr>
+                <w:rFonts w:ascii="Times New Roman" w:hAnsi="Times New Roman" w:cs="Times New Roman"/>
+                <w:b/>
+                <w:bCs/>
+                <w:color w:val="EE0000"/>
+                <w:sz w:val="21"/>
+                <w:szCs w:val="21"/>
+                <w:lang w:val="en-GB"/>
+              </w:rPr>
+              <w:t>Sum of angles metric (SOAM),</w:t>
+            </w:r>
+            <w:r>
+              <w:rPr>
+                <w:rFonts w:ascii="Times New Roman" w:hAnsi="Times New Roman" w:cs="Times New Roman"/>
+                <w:color w:val="EE0000"/>
+                <w:sz w:val="21"/>
+                <w:szCs w:val="21"/>
+                <w:lang w:val="en-GB"/>
+              </w:rPr>
+              <w:t xml:space="preserve"> </w:t>
+            </w:r>
+            <w:r>
+              <w:rPr>
+                <w:rFonts w:ascii="Times New Roman" w:hAnsi="Times New Roman" w:cs="Times New Roman"/>
+                <w:color w:val="EE0000"/>
+                <w:sz w:val="21"/>
+                <w:szCs w:val="21"/>
+                <w:lang w:val="en-GB"/>
+              </w:rPr>
+              <w:t>measures how tortuous a vessel is by adding up all the small turning angles along its path and then dividing by its total length to give a normalized measure of how much it bends.</w:t>
+            </w:r>
+          </w:p>
+        </w:tc>
+        <w:tc>
+          <w:tcPr>
+            <w:tcW w:w="1843" w:type="dxa"/>
           </w:tcPr>
           <w:p>
             <w:pPr>
@@ -2232,11 +2549,56 @@
               <w:jc w:val="both"/>
               <w:rPr>
                 <w:rFonts w:ascii="Times New Roman" w:hAnsi="Times New Roman" w:cs="Times New Roman"/>
-                <w:sz w:val="21"/>
-                <w:szCs w:val="21"/>
-                <w:lang w:val="en-GB"/>
-              </w:rPr>
-            </w:pPr>
+                <w:noProof/>
+                <w:sz w:val="21"/>
+                <w:szCs w:val="21"/>
+                <w:lang w:val="en-GB"/>
+              </w:rPr>
+            </w:pPr>
+            <w:r>
+              <w:rPr>
+                <w:rFonts w:ascii="Times New Roman" w:hAnsi="Times New Roman" w:cs="Times New Roman"/>
+                <w:noProof/>
+                <w:sz w:val="21"/>
+                <w:szCs w:val="21"/>
+                <w:lang w:val="en-GB"/>
+              </w:rPr>
+              <w:drawing>
+                <wp:inline distT="0" distB="0" distL="0" distR="0" wp14:anchorId="34F279C6" wp14:editId="6ECC3E74">
+                  <wp:extent cx="1080000" cy="1089332"/>
+                  <wp:effectExtent l="0" t="0" r="0" b="3175"/>
+                  <wp:docPr id="311088503" name="Picture 1"/>
+                  <wp:cNvGraphicFramePr>
+                    <a:graphicFrameLocks xmlns:a="http://schemas.openxmlformats.org/drawingml/2006/main" noChangeAspect="1"/>
+                  </wp:cNvGraphicFramePr>
+                  <a:graphic xmlns:a="http://schemas.openxmlformats.org/drawingml/2006/main">
+                    <a:graphicData uri="http://schemas.openxmlformats.org/drawingml/2006/picture">
+                      <pic:pic xmlns:pic="http://schemas.openxmlformats.org/drawingml/2006/picture">
+                        <pic:nvPicPr>
+                          <pic:cNvPr id="311088503" name=""/>
+                          <pic:cNvPicPr/>
+                        </pic:nvPicPr>
+                        <pic:blipFill>
+                          <a:blip r:embed="rId21"/>
+                          <a:stretch>
+                            <a:fillRect/>
+                          </a:stretch>
+                        </pic:blipFill>
+                        <pic:spPr>
+                          <a:xfrm>
+                            <a:off x="0" y="0"/>
+                            <a:ext cx="1080000" cy="1089332"/>
+                          </a:xfrm>
+                          <a:prstGeom prst="rect">
+                            <a:avLst/>
+                          </a:prstGeom>
+                        </pic:spPr>
+                      </pic:pic>
+                    </a:graphicData>
+                  </a:graphic>
+                </wp:inline>
+              </w:drawing>
+            </w:r>
           </w:p>
         </w:tc>
       </w:tr>
@@ -2264,7 +2626,26 @@
                 <w:szCs w:val="21"/>
                 <w:lang w:val="en-GB"/>
               </w:rPr>
-              <w:t>FAZ perimeter</w:t>
+              <w:t>Fractal dimension (D</w:t>
+            </w:r>
+            <w:r>
+              <w:rPr>
+                <w:rFonts w:ascii="Times New Roman" w:hAnsi="Times New Roman" w:cs="Times New Roman"/>
+                <w:sz w:val="21"/>
+                <w:szCs w:val="21"/>
+                <w:vertAlign w:val="subscript"/>
+                <w:lang w:val="en-GB"/>
+              </w:rPr>
+              <w:t>F</w:t>
+            </w:r>
+            <w:r>
+              <w:rPr>
+                <w:rFonts w:ascii="Times New Roman" w:hAnsi="Times New Roman" w:cs="Times New Roman"/>
+                <w:sz w:val="21"/>
+                <w:szCs w:val="21"/>
+                <w:lang w:val="en-GB"/>
+              </w:rPr>
+              <w:t>)</w:t>
             </w:r>
           </w:p>
         </w:tc>
@@ -2291,7 +2672,7 @@
                 <w:szCs w:val="21"/>
                 <w:lang w:val="en-GB"/>
               </w:rPr>
-              <w:t>mm</w:t>
+              <w:t>1</w:t>
             </w:r>
           </w:p>
         </w:tc>
@@ -2306,28 +2687,21 @@
               <w:jc w:val="both"/>
               <w:rPr>
                 <w:rFonts w:ascii="Times New Roman" w:hAnsi="Times New Roman" w:cs="Times New Roman"/>
-                <w:sz w:val="21"/>
-                <w:szCs w:val="21"/>
-                <w:lang w:val="en-GB"/>
-              </w:rPr>
-            </w:pPr>
-            <w:r>
-              <w:rPr>
-                <w:rFonts w:ascii="Times New Roman" w:hAnsi="Times New Roman" w:cs="Times New Roman"/>
-                <w:sz w:val="21"/>
-                <w:szCs w:val="21"/>
-                <w:lang w:val="en-GB"/>
-              </w:rPr>
-              <w:t>Binaris</w:t>
-            </w:r>
-            <w:r>
-              <w:rPr>
-                <w:rFonts w:ascii="Times New Roman" w:hAnsi="Times New Roman" w:cs="Times New Roman"/>
-                <w:sz w:val="21"/>
-                <w:szCs w:val="21"/>
-                <w:lang w:val="en-GB"/>
-              </w:rPr>
-              <w:t>ed</w:t>
+                <w:color w:val="EE0000"/>
+                <w:sz w:val="21"/>
+                <w:szCs w:val="21"/>
+                <w:lang w:val="en-GB"/>
+              </w:rPr>
+            </w:pPr>
+            <w:r>
+              <w:rPr>
+                <w:rFonts w:ascii="Times New Roman" w:hAnsi="Times New Roman" w:cs="Times New Roman"/>
+                <w:color w:val="EE0000"/>
+                <w:sz w:val="21"/>
+                <w:szCs w:val="21"/>
+                <w:lang w:val="en-GB"/>
+              </w:rPr>
+              <w:t>Skeletonised</w:t>
             </w:r>
           </w:p>
         </w:tc>
@@ -2353,13 +2727,164 @@
                 <w:szCs w:val="21"/>
                 <w:lang w:val="en-GB"/>
               </w:rPr>
-              <w:t xml:space="preserve">Length of the perimeter of the FAZ segmentation contour. It provides an additional metric about the change in FAZA. </w:t>
-            </w:r>
-          </w:p>
-        </w:tc>
-        <w:tc>
-          <w:tcPr>
-            <w:tcW w:w="4961" w:type="dxa"/>
+              <w:t xml:space="preserve">Indication of how the network fills space on variable length scales, calculated using the box counting method. </w:t>
+            </w:r>
+            <w:r>
+              <w:rPr>
+                <w:rFonts w:ascii="Times New Roman" w:hAnsi="Times New Roman" w:cs="Times New Roman"/>
+                <w:sz w:val="21"/>
+                <w:szCs w:val="21"/>
+                <w:lang w:val="en-GB"/>
+              </w:rPr>
+              <w:t>D</w:t>
+            </w:r>
+            <w:r>
+              <w:rPr>
+                <w:rFonts w:ascii="Times New Roman" w:hAnsi="Times New Roman" w:cs="Times New Roman"/>
+                <w:sz w:val="21"/>
+                <w:szCs w:val="21"/>
+                <w:vertAlign w:val="subscript"/>
+                <w:lang w:val="en-GB"/>
+              </w:rPr>
+              <w:t>F</w:t>
+            </w:r>
+            <w:r>
+              <w:rPr>
+                <w:rFonts w:ascii="Times New Roman" w:hAnsi="Times New Roman" w:cs="Times New Roman"/>
+                <w:sz w:val="21"/>
+                <w:szCs w:val="21"/>
+                <w:lang w:val="en-GB"/>
+              </w:rPr>
+              <w:t xml:space="preserve"> is commonly reported as </w:t>
+            </w:r>
+            <w:r>
+              <w:rPr>
+                <w:rFonts w:ascii="Times New Roman" w:hAnsi="Times New Roman" w:cs="Times New Roman"/>
+                <w:color w:val="EE0000"/>
+                <w:sz w:val="21"/>
+                <w:szCs w:val="21"/>
+                <w:lang w:val="en-GB"/>
+              </w:rPr>
+              <w:t>D</w:t>
+            </w:r>
+            <w:r>
+              <w:rPr>
+                <w:rFonts w:ascii="Times New Roman" w:hAnsi="Times New Roman" w:cs="Times New Roman"/>
+                <w:color w:val="EE0000"/>
+                <w:sz w:val="21"/>
+                <w:szCs w:val="21"/>
+                <w:vertAlign w:val="subscript"/>
+                <w:lang w:val="en-GB"/>
+              </w:rPr>
+              <w:t>F</w:t>
+            </w:r>
+            <w:r>
+              <w:rPr>
+                <w:rFonts w:ascii="Times New Roman" w:hAnsi="Times New Roman" w:cs="Times New Roman"/>
+                <w:color w:val="EE0000"/>
+                <w:sz w:val="21"/>
+                <w:szCs w:val="21"/>
+                <w:lang w:val="en-GB"/>
+              </w:rPr>
+              <w:t xml:space="preserve"> ± </w:t>
+            </w:r>
+            <w:r>
+              <w:rPr>
+                <w:rFonts w:ascii="Times New Roman" w:hAnsi="Times New Roman" w:cs="Times New Roman"/>
+                <w:color w:val="EE0000"/>
+                <w:sz w:val="21"/>
+                <w:szCs w:val="21"/>
+                <w:lang w:val="en-GB"/>
+              </w:rPr>
+              <w:t>D</w:t>
+            </w:r>
+            <w:r>
+              <w:rPr>
+                <w:rFonts w:ascii="Times New Roman" w:hAnsi="Times New Roman" w:cs="Times New Roman"/>
+                <w:color w:val="EE0000"/>
+                <w:sz w:val="21"/>
+                <w:szCs w:val="21"/>
+                <w:vertAlign w:val="subscript"/>
+                <w:lang w:val="en-GB"/>
+              </w:rPr>
+              <w:t>F</w:t>
+            </w:r>
+            <w:r>
+              <w:rPr>
+                <w:rFonts w:ascii="Times New Roman" w:hAnsi="Times New Roman" w:cs="Times New Roman"/>
+                <w:color w:val="EE0000"/>
+                <w:sz w:val="21"/>
+                <w:szCs w:val="21"/>
+                <w:vertAlign w:val="subscript"/>
+                <w:lang w:val="en-GB"/>
+              </w:rPr>
+              <w:t>error</w:t>
+            </w:r>
+            <w:r>
+              <w:rPr>
+                <w:rFonts w:ascii="Times New Roman" w:hAnsi="Times New Roman" w:cs="Times New Roman"/>
+                <w:color w:val="EE0000"/>
+                <w:sz w:val="21"/>
+                <w:szCs w:val="21"/>
+                <w:lang w:val="en-GB"/>
+              </w:rPr>
+              <w:t xml:space="preserve">. </w:t>
+            </w:r>
+            <w:r>
+              <w:rPr>
+                <w:rFonts w:ascii="Times New Roman" w:hAnsi="Times New Roman" w:cs="Times New Roman"/>
+                <w:sz w:val="21"/>
+                <w:szCs w:val="21"/>
+                <w:lang w:val="en-GB"/>
+              </w:rPr>
+              <w:t>Altered spatial distribution of the capillary network is an indicator of impairment of oxygenation and nutrient delivery.</w:t>
+            </w:r>
+            <w:r>
+              <w:rPr>
+                <w:rFonts w:ascii="Times New Roman" w:hAnsi="Times New Roman" w:cs="Times New Roman"/>
+                <w:sz w:val="21"/>
+                <w:szCs w:val="21"/>
+                <w:lang w:val="en-GB"/>
+              </w:rPr>
+              <w:t xml:space="preserve"> </w:t>
+            </w:r>
+            <w:r>
+              <w:rPr>
+                <w:rFonts w:ascii="Times New Roman" w:hAnsi="Times New Roman" w:cs="Times New Roman"/>
+                <w:color w:val="EE0000"/>
+                <w:sz w:val="21"/>
+                <w:szCs w:val="21"/>
+                <w:lang w:val="en-GB"/>
+              </w:rPr>
+              <w:t xml:space="preserve">OCTAVA box-range for image size 1,000 </w:t>
+            </w:r>
+            <m:oMath>
+              <m:r>
+                <w:rPr>
+                  <w:rFonts w:ascii="Cambria Math" w:hAnsi="Cambria Math" w:cs="Times New Roman"/>
+                  <w:color w:val="EE0000"/>
+                  <w:sz w:val="21"/>
+                  <w:szCs w:val="21"/>
+                  <w:lang w:val="en-GB"/>
+                </w:rPr>
+                <m:t>×</m:t>
+              </m:r>
+            </m:oMath>
+            <w:r>
+              <w:rPr>
+                <w:rFonts w:ascii="Times New Roman" w:hAnsi="Times New Roman" w:cs="Times New Roman"/>
+                <w:color w:val="EE0000"/>
+                <w:sz w:val="21"/>
+                <w:szCs w:val="21"/>
+                <w:lang w:val="en-GB"/>
+              </w:rPr>
+              <w:t>1,000 pixels is 4, 8, 12, 16, 32, 64, 128, 256, 512</w:t>
+            </w:r>
+          </w:p>
+        </w:tc>
+        <w:tc>
+          <w:tcPr>
+            <w:tcW w:w="1843" w:type="dxa"/>
           </w:tcPr>
           <w:p>
             <w:pPr>
@@ -2372,6 +2897,50 @@
                 <w:lang w:val="en-GB"/>
               </w:rPr>
             </w:pPr>
+            <w:r>
+              <w:rPr>
+                <w:rFonts w:ascii="Times New Roman" w:hAnsi="Times New Roman" w:cs="Times New Roman"/>
+                <w:noProof/>
+                <w:sz w:val="21"/>
+                <w:szCs w:val="21"/>
+                <w:lang w:val="en-GB"/>
+              </w:rPr>
+              <w:drawing>
+                <wp:inline distT="0" distB="0" distL="0" distR="0" wp14:anchorId="1C009B4E" wp14:editId="1ED2AD33">
+                  <wp:extent cx="1080000" cy="1089332"/>
+                  <wp:effectExtent l="0" t="0" r="0" b="3175"/>
+                  <wp:docPr id="2063835939" name="Picture 1"/>
+                  <wp:cNvGraphicFramePr>
+                    <a:graphicFrameLocks xmlns:a="http://schemas.openxmlformats.org/drawingml/2006/main" noChangeAspect="1"/>
+                  </wp:cNvGraphicFramePr>
+                  <a:graphic xmlns:a="http://schemas.openxmlformats.org/drawingml/2006/main">
+                    <a:graphicData uri="http://schemas.openxmlformats.org/drawingml/2006/picture">
+                      <pic:pic xmlns:pic="http://schemas.openxmlformats.org/drawingml/2006/picture">
+                        <pic:nvPicPr>
+                          <pic:cNvPr id="2063835939" name=""/>
+                          <pic:cNvPicPr/>
+                        </pic:nvPicPr>
+                        <pic:blipFill>
+                          <a:blip r:embed="rId22"/>
+                          <a:stretch>
+                            <a:fillRect/>
+                          </a:stretch>
+                        </pic:blipFill>
+                        <pic:spPr>
+                          <a:xfrm>
+                            <a:off x="0" y="0"/>
+                            <a:ext cx="1080000" cy="1089332"/>
+                          </a:xfrm>
+                          <a:prstGeom prst="rect">
+                            <a:avLst/>
+                          </a:prstGeom>
+                        </pic:spPr>
+                      </pic:pic>
+                    </a:graphicData>
+                  </a:graphic>
+                </wp:inline>
+              </w:drawing>
+            </w:r>
           </w:p>
         </w:tc>
       </w:tr>
@@ -2399,6 +2968,374 @@
                 <w:szCs w:val="21"/>
                 <w:lang w:val="en-GB"/>
               </w:rPr>
+              <w:t>Foveal avascular zone area (FAZA)</w:t>
+            </w:r>
+          </w:p>
+        </w:tc>
+        <w:tc>
+          <w:tcPr>
+            <w:tcW w:w="992" w:type="dxa"/>
+            <w:vAlign w:val="center"/>
+          </w:tcPr>
+          <w:p>
+            <w:pPr>
+              <w:spacing w:line="276" w:lineRule="auto"/>
+              <w:jc w:val="center"/>
+              <w:rPr>
+                <w:rFonts w:ascii="Times New Roman" w:hAnsi="Times New Roman" w:cs="Times New Roman"/>
+                <w:sz w:val="21"/>
+                <w:szCs w:val="21"/>
+                <w:lang w:val="en-GB"/>
+              </w:rPr>
+            </w:pPr>
+            <w:r>
+              <w:rPr>
+                <w:rFonts w:ascii="Times New Roman" w:hAnsi="Times New Roman" w:cs="Times New Roman"/>
+                <w:sz w:val="21"/>
+                <w:szCs w:val="21"/>
+                <w:lang w:val="en-GB"/>
+              </w:rPr>
+              <w:t>mm</w:t>
+            </w:r>
+            <w:r>
+              <w:rPr>
+                <w:rFonts w:ascii="Times New Roman" w:hAnsi="Times New Roman" w:cs="Times New Roman"/>
+                <w:sz w:val="21"/>
+                <w:szCs w:val="21"/>
+                <w:vertAlign w:val="superscript"/>
+                <w:lang w:val="en-GB"/>
+              </w:rPr>
+              <w:t>2</w:t>
+            </w:r>
+          </w:p>
+        </w:tc>
+        <w:tc>
+          <w:tcPr>
+            <w:tcW w:w="1418" w:type="dxa"/>
+            <w:vAlign w:val="center"/>
+          </w:tcPr>
+          <w:p>
+            <w:pPr>
+              <w:spacing w:line="276" w:lineRule="auto"/>
+              <w:jc w:val="both"/>
+              <w:rPr>
+                <w:rFonts w:ascii="Times New Roman" w:hAnsi="Times New Roman" w:cs="Times New Roman"/>
+                <w:sz w:val="21"/>
+                <w:szCs w:val="21"/>
+                <w:lang w:val="en-GB"/>
+              </w:rPr>
+            </w:pPr>
+            <w:r>
+              <w:rPr>
+                <w:rFonts w:ascii="Times New Roman" w:hAnsi="Times New Roman" w:cs="Times New Roman"/>
+                <w:sz w:val="21"/>
+                <w:szCs w:val="21"/>
+                <w:lang w:val="en-GB"/>
+              </w:rPr>
+              <w:t>Binaris</w:t>
+            </w:r>
+            <w:r>
+              <w:rPr>
+                <w:rFonts w:ascii="Times New Roman" w:hAnsi="Times New Roman" w:cs="Times New Roman"/>
+                <w:sz w:val="21"/>
+                <w:szCs w:val="21"/>
+                <w:lang w:val="en-GB"/>
+              </w:rPr>
+              <w:t>ed</w:t>
+            </w:r>
+          </w:p>
+        </w:tc>
+        <w:tc>
+          <w:tcPr>
+            <w:tcW w:w="6095" w:type="dxa"/>
+          </w:tcPr>
+          <w:p>
+            <w:pPr>
+              <w:spacing w:line="276" w:lineRule="auto"/>
+              <w:jc w:val="both"/>
+              <w:rPr>
+                <w:rFonts w:ascii="Times New Roman" w:hAnsi="Times New Roman" w:cs="Times New Roman"/>
+                <w:sz w:val="21"/>
+                <w:szCs w:val="21"/>
+                <w:lang w:val="en-GB"/>
+              </w:rPr>
+            </w:pPr>
+            <w:r>
+              <w:rPr>
+                <w:rFonts w:ascii="Times New Roman" w:hAnsi="Times New Roman" w:cs="Times New Roman"/>
+                <w:sz w:val="21"/>
+                <w:szCs w:val="21"/>
+                <w:lang w:val="en-GB"/>
+              </w:rPr>
+              <w:t xml:space="preserve">Total area of black pixels enclosed by the FAZ segmentation contour. Changes in the FAZA can be indicative of macular oedema or ischemia and changes in retinal thickness. </w:t>
+            </w:r>
+          </w:p>
+        </w:tc>
+        <w:tc>
+          <w:tcPr>
+            <w:tcW w:w="1843" w:type="dxa"/>
+          </w:tcPr>
+          <w:p>
+            <w:pPr>
+              <w:spacing w:line="276" w:lineRule="auto"/>
+              <w:jc w:val="both"/>
+              <w:rPr>
+                <w:rFonts w:ascii="Times New Roman" w:hAnsi="Times New Roman" w:cs="Times New Roman"/>
+                <w:sz w:val="21"/>
+                <w:szCs w:val="21"/>
+                <w:lang w:val="en-GB"/>
+              </w:rPr>
+            </w:pPr>
+            <w:r>
+              <w:rPr>
+                <w:rFonts w:ascii="Times New Roman" w:hAnsi="Times New Roman" w:cs="Times New Roman"/>
+                <w:noProof/>
+                <w:sz w:val="21"/>
+                <w:szCs w:val="21"/>
+                <w:lang w:val="en-GB"/>
+              </w:rPr>
+              <w:drawing>
+                <wp:inline distT="0" distB="0" distL="0" distR="0" wp14:anchorId="08F417D0" wp14:editId="1A5BD726">
+                  <wp:extent cx="1080000" cy="1087056"/>
+                  <wp:effectExtent l="0" t="0" r="0" b="5715"/>
+                  <wp:docPr id="2142834616" name="Picture 1"/>
+                  <wp:cNvGraphicFramePr>
+                    <a:graphicFrameLocks xmlns:a="http://schemas.openxmlformats.org/drawingml/2006/main" noChangeAspect="1"/>
+                  </wp:cNvGraphicFramePr>
+                  <a:graphic xmlns:a="http://schemas.openxmlformats.org/drawingml/2006/main">
+                    <a:graphicData uri="http://schemas.openxmlformats.org/drawingml/2006/picture">
+                      <pic:pic xmlns:pic="http://schemas.openxmlformats.org/drawingml/2006/picture">
+                        <pic:nvPicPr>
+                          <pic:cNvPr id="2142834616" name=""/>
+                          <pic:cNvPicPr/>
+                        </pic:nvPicPr>
+                        <pic:blipFill>
+                          <a:blip r:embed="rId23"/>
+                          <a:stretch>
+                            <a:fillRect/>
+                          </a:stretch>
+                        </pic:blipFill>
+                        <pic:spPr>
+                          <a:xfrm>
+                            <a:off x="0" y="0"/>
+                            <a:ext cx="1080000" cy="1087056"/>
+                          </a:xfrm>
+                          <a:prstGeom prst="rect">
+                            <a:avLst/>
+                          </a:prstGeom>
+                        </pic:spPr>
+                      </pic:pic>
+                    </a:graphicData>
+                  </a:graphic>
+                </wp:inline>
+              </w:drawing>
+            </w:r>
+          </w:p>
+        </w:tc>
+      </w:tr>
+      <w:tr>
+        <w:tc>
+          <w:tcPr>
+            <w:tcW w:w="1980" w:type="dxa"/>
+            <w:vAlign w:val="center"/>
+          </w:tcPr>
+          <w:p>
+            <w:pPr>
+              <w:spacing w:line="276" w:lineRule="auto"/>
+              <w:jc w:val="center"/>
+              <w:rPr>
+                <w:rFonts w:ascii="Times New Roman" w:hAnsi="Times New Roman" w:cs="Times New Roman"/>
+                <w:sz w:val="21"/>
+                <w:szCs w:val="21"/>
+                <w:lang w:val="en-GB"/>
+              </w:rPr>
+            </w:pPr>
+            <w:r>
+              <w:rPr>
+                <w:rFonts w:ascii="Times New Roman" w:hAnsi="Times New Roman" w:cs="Times New Roman"/>
+                <w:sz w:val="21"/>
+                <w:szCs w:val="21"/>
+                <w:lang w:val="en-GB"/>
+              </w:rPr>
+              <w:t>FAZ perimeter</w:t>
+            </w:r>
+          </w:p>
+        </w:tc>
+        <w:tc>
+          <w:tcPr>
+            <w:tcW w:w="992" w:type="dxa"/>
+            <w:vAlign w:val="center"/>
+          </w:tcPr>
+          <w:p>
+            <w:pPr>
+              <w:spacing w:line="276" w:lineRule="auto"/>
+              <w:jc w:val="center"/>
+              <w:rPr>
+                <w:rFonts w:ascii="Times New Roman" w:hAnsi="Times New Roman" w:cs="Times New Roman"/>
+                <w:sz w:val="21"/>
+                <w:szCs w:val="21"/>
+                <w:lang w:val="en-GB"/>
+              </w:rPr>
+            </w:pPr>
+            <w:r>
+              <w:rPr>
+                <w:rFonts w:ascii="Times New Roman" w:hAnsi="Times New Roman" w:cs="Times New Roman"/>
+                <w:sz w:val="21"/>
+                <w:szCs w:val="21"/>
+                <w:lang w:val="en-GB"/>
+              </w:rPr>
+              <w:t>mm</w:t>
+            </w:r>
+          </w:p>
+        </w:tc>
+        <w:tc>
+          <w:tcPr>
+            <w:tcW w:w="1418" w:type="dxa"/>
+            <w:vAlign w:val="center"/>
+          </w:tcPr>
+          <w:p>
+            <w:pPr>
+              <w:spacing w:line="276" w:lineRule="auto"/>
+              <w:jc w:val="both"/>
+              <w:rPr>
+                <w:rFonts w:ascii="Times New Roman" w:hAnsi="Times New Roman" w:cs="Times New Roman"/>
+                <w:sz w:val="21"/>
+                <w:szCs w:val="21"/>
+                <w:lang w:val="en-GB"/>
+              </w:rPr>
+            </w:pPr>
+            <w:r>
+              <w:rPr>
+                <w:rFonts w:ascii="Times New Roman" w:hAnsi="Times New Roman" w:cs="Times New Roman"/>
+                <w:sz w:val="21"/>
+                <w:szCs w:val="21"/>
+                <w:lang w:val="en-GB"/>
+              </w:rPr>
+              <w:t>Binaris</w:t>
+            </w:r>
+            <w:r>
+              <w:rPr>
+                <w:rFonts w:ascii="Times New Roman" w:hAnsi="Times New Roman" w:cs="Times New Roman"/>
+                <w:sz w:val="21"/>
+                <w:szCs w:val="21"/>
+                <w:lang w:val="en-GB"/>
+              </w:rPr>
+              <w:t>ed</w:t>
+            </w:r>
+          </w:p>
+        </w:tc>
+        <w:tc>
+          <w:tcPr>
+            <w:tcW w:w="6095" w:type="dxa"/>
+          </w:tcPr>
+          <w:p>
+            <w:pPr>
+              <w:spacing w:line="276" w:lineRule="auto"/>
+              <w:jc w:val="both"/>
+              <w:rPr>
+                <w:rFonts w:ascii="Times New Roman" w:hAnsi="Times New Roman" w:cs="Times New Roman"/>
+                <w:sz w:val="21"/>
+                <w:szCs w:val="21"/>
+                <w:lang w:val="en-GB"/>
+              </w:rPr>
+            </w:pPr>
+            <w:r>
+              <w:rPr>
+                <w:rFonts w:ascii="Times New Roman" w:hAnsi="Times New Roman" w:cs="Times New Roman"/>
+                <w:sz w:val="21"/>
+                <w:szCs w:val="21"/>
+                <w:lang w:val="en-GB"/>
+              </w:rPr>
+              <w:t xml:space="preserve">Length of the perimeter of the FAZ segmentation contour. It provides an additional metric about the change in FAZA. </w:t>
+            </w:r>
+          </w:p>
+        </w:tc>
+        <w:tc>
+          <w:tcPr>
+            <w:tcW w:w="1843" w:type="dxa"/>
+          </w:tcPr>
+          <w:p>
+            <w:pPr>
+              <w:spacing w:line="276" w:lineRule="auto"/>
+              <w:jc w:val="both"/>
+              <w:rPr>
+                <w:rFonts w:ascii="Times New Roman" w:hAnsi="Times New Roman" w:cs="Times New Roman"/>
+                <w:sz w:val="21"/>
+                <w:szCs w:val="21"/>
+                <w:lang w:val="en-GB"/>
+              </w:rPr>
+            </w:pPr>
+            <w:r>
+              <w:rPr>
+                <w:rFonts w:ascii="Times New Roman" w:hAnsi="Times New Roman" w:cs="Times New Roman"/>
+                <w:noProof/>
+                <w:sz w:val="21"/>
+                <w:szCs w:val="21"/>
+                <w:lang w:val="en-GB"/>
+              </w:rPr>
+              <w:drawing>
+                <wp:inline distT="0" distB="0" distL="0" distR="0" wp14:anchorId="4F5F24BA" wp14:editId="4375C70D">
+                  <wp:extent cx="1080000" cy="1097705"/>
+                  <wp:effectExtent l="0" t="0" r="0" b="0"/>
+                  <wp:docPr id="1237856542" name="Picture 1"/>
+                  <wp:cNvGraphicFramePr>
+                    <a:graphicFrameLocks xmlns:a="http://schemas.openxmlformats.org/drawingml/2006/main" noChangeAspect="1"/>
+                  </wp:cNvGraphicFramePr>
+                  <a:graphic xmlns:a="http://schemas.openxmlformats.org/drawingml/2006/main">
+                    <a:graphicData uri="http://schemas.openxmlformats.org/drawingml/2006/picture">
+                      <pic:pic xmlns:pic="http://schemas.openxmlformats.org/drawingml/2006/picture">
+                        <pic:nvPicPr>
+                          <pic:cNvPr id="1237856542" name=""/>
+                          <pic:cNvPicPr/>
+                        </pic:nvPicPr>
+                        <pic:blipFill>
+                          <a:blip r:embed="rId24"/>
+                          <a:stretch>
+                            <a:fillRect/>
+                          </a:stretch>
+                        </pic:blipFill>
+                        <pic:spPr>
+                          <a:xfrm>
+                            <a:off x="0" y="0"/>
+                            <a:ext cx="1080000" cy="1097705"/>
+                          </a:xfrm>
+                          <a:prstGeom prst="rect">
+                            <a:avLst/>
+                          </a:prstGeom>
+                        </pic:spPr>
+                      </pic:pic>
+                    </a:graphicData>
+                  </a:graphic>
+                </wp:inline>
+              </w:drawing>
+            </w:r>
+          </w:p>
+        </w:tc>
+      </w:tr>
+      <w:tr>
+        <w:tc>
+          <w:tcPr>
+            <w:tcW w:w="1980" w:type="dxa"/>
+            <w:vAlign w:val="center"/>
+          </w:tcPr>
+          <w:p>
+            <w:pPr>
+              <w:spacing w:line="276" w:lineRule="auto"/>
+              <w:jc w:val="center"/>
+              <w:rPr>
+                <w:rFonts w:ascii="Times New Roman" w:hAnsi="Times New Roman" w:cs="Times New Roman"/>
+                <w:sz w:val="21"/>
+                <w:szCs w:val="21"/>
+                <w:lang w:val="en-GB"/>
+              </w:rPr>
+            </w:pPr>
+            <w:r>
+              <w:rPr>
+                <w:rFonts w:ascii="Times New Roman" w:hAnsi="Times New Roman" w:cs="Times New Roman"/>
+                <w:sz w:val="21"/>
+                <w:szCs w:val="21"/>
+                <w:lang w:val="en-GB"/>
+              </w:rPr>
               <w:lastRenderedPageBreak/>
               <w:t>FAZ axis ratio</w:t>
             </w:r>
@@ -2495,7 +3432,7 @@
         </w:tc>
         <w:tc>
           <w:tcPr>
-            <w:tcW w:w="4961" w:type="dxa"/>
+            <w:tcW w:w="1843" w:type="dxa"/>
           </w:tcPr>
           <w:p>
             <w:pPr>
@@ -2508,6 +3445,50 @@
                 <w:lang w:val="en-GB"/>
               </w:rPr>
             </w:pPr>
+            <w:r>
+              <w:rPr>
+                <w:rFonts w:ascii="Times New Roman" w:hAnsi="Times New Roman" w:cs="Times New Roman"/>
+                <w:noProof/>
+                <w:sz w:val="21"/>
+                <w:szCs w:val="21"/>
+                <w:lang w:val="en-GB"/>
+              </w:rPr>
+              <w:drawing>
+                <wp:inline distT="0" distB="0" distL="0" distR="0" wp14:anchorId="6F002C43" wp14:editId="0835C785">
+                  <wp:extent cx="1080000" cy="1097705"/>
+                  <wp:effectExtent l="0" t="0" r="0" b="0"/>
+                  <wp:docPr id="1671464761" name="Picture 1"/>
+                  <wp:cNvGraphicFramePr>
+                    <a:graphicFrameLocks xmlns:a="http://schemas.openxmlformats.org/drawingml/2006/main" noChangeAspect="1"/>
+                  </wp:cNvGraphicFramePr>
+                  <a:graphic xmlns:a="http://schemas.openxmlformats.org/drawingml/2006/main">
+                    <a:graphicData uri="http://schemas.openxmlformats.org/drawingml/2006/picture">
+                      <pic:pic xmlns:pic="http://schemas.openxmlformats.org/drawingml/2006/picture">
+                        <pic:nvPicPr>
+                          <pic:cNvPr id="1671464761" name=""/>
+                          <pic:cNvPicPr/>
+                        </pic:nvPicPr>
+                        <pic:blipFill>
+                          <a:blip r:embed="rId25"/>
+                          <a:stretch>
+                            <a:fillRect/>
+                          </a:stretch>
+                        </pic:blipFill>
+                        <pic:spPr>
+                          <a:xfrm>
+                            <a:off x="0" y="0"/>
+                            <a:ext cx="1080000" cy="1097705"/>
+                          </a:xfrm>
+                          <a:prstGeom prst="rect">
+                            <a:avLst/>
+                          </a:prstGeom>
+                        </pic:spPr>
+                      </pic:pic>
+                    </a:graphicData>
+                  </a:graphic>
+                </wp:inline>
+              </w:drawing>
+            </w:r>
           </w:p>
         </w:tc>
       </w:tr>
@@ -2624,31 +3605,13 @@
                 <w:szCs w:val="21"/>
                 <w:lang w:val="en-GB"/>
               </w:rPr>
-              <w:t>FAZ area multiplied by 4</w:t>
-            </w:r>
-            <w:r>
-              <w:rPr>
-                <w:rFonts w:ascii="Times New Roman" w:hAnsi="Times New Roman" w:cs="Times New Roman"/>
-                <w:sz w:val="21"/>
-                <w:szCs w:val="21"/>
-                <w:lang w:val="en-GB"/>
-              </w:rPr>
-              <w:t>p</w:t>
-            </w:r>
-            <w:r>
-              <w:rPr>
-                <w:rFonts w:ascii="Times New Roman" w:hAnsi="Times New Roman" w:cs="Times New Roman"/>
-                <w:sz w:val="21"/>
-                <w:szCs w:val="21"/>
-                <w:lang w:val="en-GB"/>
-              </w:rPr>
-              <w:t xml:space="preserve"> divided by FAZ perimeter. Indicates elongation of the FAZ, which can be indicative of changes in retinal thickness.</w:t>
-            </w:r>
-          </w:p>
-        </w:tc>
-        <w:tc>
-          <w:tcPr>
-            <w:tcW w:w="4961" w:type="dxa"/>
+              <w:t>FAZ area multiplied by 4p divided by FAZ perimeter. Indicates elongation of the FAZ, which can be indicative of changes in retinal thickness.</w:t>
+            </w:r>
+          </w:p>
+        </w:tc>
+        <w:tc>
+          <w:tcPr>
+            <w:tcW w:w="1843" w:type="dxa"/>
           </w:tcPr>
           <w:p>
             <w:pPr>
@@ -2783,7 +3746,7 @@
         </w:tc>
         <w:tc>
           <w:tcPr>
-            <w:tcW w:w="4961" w:type="dxa"/>
+            <w:tcW w:w="1843" w:type="dxa"/>
           </w:tcPr>
           <w:p>
             <w:pPr>
@@ -2796,6 +3759,50 @@
                 <w:lang w:val="en-GB"/>
               </w:rPr>
             </w:pPr>
+            <w:r>
+              <w:rPr>
+                <w:rFonts w:ascii="Times New Roman" w:hAnsi="Times New Roman" w:cs="Times New Roman"/>
+                <w:noProof/>
+                <w:sz w:val="21"/>
+                <w:szCs w:val="21"/>
+                <w:lang w:val="en-GB"/>
+              </w:rPr>
+              <w:drawing>
+                <wp:inline distT="0" distB="0" distL="0" distR="0" wp14:anchorId="1DC54BCB" wp14:editId="490DB413">
+                  <wp:extent cx="1080000" cy="1087056"/>
+                  <wp:effectExtent l="0" t="0" r="0" b="5715"/>
+                  <wp:docPr id="223866778" name="Picture 1"/>
+                  <wp:cNvGraphicFramePr>
+                    <a:graphicFrameLocks xmlns:a="http://schemas.openxmlformats.org/drawingml/2006/main" noChangeAspect="1"/>
+                  </wp:cNvGraphicFramePr>
+                  <a:graphic xmlns:a="http://schemas.openxmlformats.org/drawingml/2006/main">
+                    <a:graphicData uri="http://schemas.openxmlformats.org/drawingml/2006/picture">
+                      <pic:pic xmlns:pic="http://schemas.openxmlformats.org/drawingml/2006/picture">
+                        <pic:nvPicPr>
+                          <pic:cNvPr id="223866778" name=""/>
+                          <pic:cNvPicPr/>
+                        </pic:nvPicPr>
+                        <pic:blipFill>
+                          <a:blip r:embed="rId26"/>
+                          <a:stretch>
+                            <a:fillRect/>
+                          </a:stretch>
+                        </pic:blipFill>
+                        <pic:spPr>
+                          <a:xfrm>
+                            <a:off x="0" y="0"/>
+                            <a:ext cx="1080000" cy="1087056"/>
+                          </a:xfrm>
+                          <a:prstGeom prst="rect">
+                            <a:avLst/>
+                          </a:prstGeom>
+                        </pic:spPr>
+                      </pic:pic>
+                    </a:graphicData>
+                  </a:graphic>
+                </wp:inline>
+              </w:drawing>
+            </w:r>
           </w:p>
         </w:tc>
       </w:tr>
@@ -2918,7 +3925,7 @@
         </w:tc>
         <w:tc>
           <w:tcPr>
-            <w:tcW w:w="4961" w:type="dxa"/>
+            <w:tcW w:w="1843" w:type="dxa"/>
           </w:tcPr>
           <w:p>
             <w:pPr>
@@ -2931,6 +3938,50 @@
                 <w:lang w:val="en-GB"/>
               </w:rPr>
             </w:pPr>
+            <w:r>
+              <w:rPr>
+                <w:rFonts w:ascii="Times New Roman" w:hAnsi="Times New Roman" w:cs="Times New Roman"/>
+                <w:noProof/>
+                <w:sz w:val="21"/>
+                <w:szCs w:val="21"/>
+                <w:lang w:val="en-GB"/>
+              </w:rPr>
+              <w:drawing>
+                <wp:inline distT="0" distB="0" distL="0" distR="0" wp14:anchorId="77EF1472" wp14:editId="5BEB88B7">
+                  <wp:extent cx="1080000" cy="1087056"/>
+                  <wp:effectExtent l="0" t="0" r="0" b="5715"/>
+                  <wp:docPr id="2120619601" name="Picture 1"/>
+                  <wp:cNvGraphicFramePr>
+                    <a:graphicFrameLocks xmlns:a="http://schemas.openxmlformats.org/drawingml/2006/main" noChangeAspect="1"/>
+                  </wp:cNvGraphicFramePr>
+                  <a:graphic xmlns:a="http://schemas.openxmlformats.org/drawingml/2006/main">
+                    <a:graphicData uri="http://schemas.openxmlformats.org/drawingml/2006/picture">
+                      <pic:pic xmlns:pic="http://schemas.openxmlformats.org/drawingml/2006/picture">
+                        <pic:nvPicPr>
+                          <pic:cNvPr id="2120619601" name=""/>
+                          <pic:cNvPicPr/>
+                        </pic:nvPicPr>
+                        <pic:blipFill>
+                          <a:blip r:embed="rId27"/>
+                          <a:stretch>
+                            <a:fillRect/>
+                          </a:stretch>
+                        </pic:blipFill>
+                        <pic:spPr>
+                          <a:xfrm>
+                            <a:off x="0" y="0"/>
+                            <a:ext cx="1080000" cy="1087056"/>
+                          </a:xfrm>
+                          <a:prstGeom prst="rect">
+                            <a:avLst/>
+                          </a:prstGeom>
+                        </pic:spPr>
+                      </pic:pic>
+                    </a:graphicData>
+                  </a:graphic>
+                </wp:inline>
+              </w:drawing>
+            </w:r>
           </w:p>
         </w:tc>
       </w:tr>
@@ -3073,7 +4124,7 @@
         </w:rPr>
         <w:t xml:space="preserve">MATLAB source </w:t>
       </w:r>
-      <w:commentRangeStart w:id="1"/>
+      <w:commentRangeStart w:id="0"/>
       <w:r>
         <w:rPr>
           <w:rFonts w:ascii="Times New Roman" w:hAnsi="Times New Roman" w:cs="Times New Roman"/>
@@ -3083,7 +4134,7 @@
         </w:rPr>
         <w:t>code</w:t>
       </w:r>
-      <w:commentRangeEnd w:id="1"/>
+      <w:commentRangeEnd w:id="0"/>
       <w:r>
         <w:rPr>
           <w:rStyle w:val="CommentReference"/>
@@ -3092,7 +4143,7 @@
           <w:szCs w:val="21"/>
           <w:lang w:val="en-GB"/>
         </w:rPr>
-        <w:commentReference w:id="1"/>
+        <w:commentReference w:id="0"/>
       </w:r>
       <w:r>
         <w:rPr>
@@ -4222,286 +5273,43 @@
           <w:szCs w:val="21"/>
           <w:lang w:val="en-GB"/>
         </w:rPr>
-      </w:pPr>
-      <w:r>
-        <w:rPr>
-          <w:rFonts w:ascii="Times New Roman" w:hAnsi="Times New Roman" w:cs="Times New Roman"/>
-          <w:b/>
-          <w:bCs/>
-          <w:sz w:val="21"/>
-          <w:szCs w:val="21"/>
-          <w:lang w:val="en-GB"/>
-        </w:rPr>
-        <w:t>Supervision</w:t>
-      </w:r>
-      <w:r>
-        <w:rPr>
-          <w:rFonts w:ascii="Times New Roman" w:hAnsi="Times New Roman" w:cs="Times New Roman"/>
-          <w:sz w:val="21"/>
-          <w:szCs w:val="21"/>
-          <w:lang w:val="en-GB"/>
-        </w:rPr>
-        <w:t>: Sampson</w:t>
-      </w:r>
-    </w:p>
-    <w:p>
-      <w:pPr>
-        <w:spacing w:line="276" w:lineRule="auto"/>
-        <w:jc w:val="both"/>
-        <w:rPr>
-          <w:rFonts w:ascii="Times New Roman" w:hAnsi="Times New Roman" w:cs="Times New Roman"/>
-          <w:sz w:val="21"/>
-          <w:szCs w:val="21"/>
-          <w:lang w:val="en-GB"/>
-        </w:rPr>
         <w:sectPr>
-          <w:headerReference w:type="first" r:id="rId19"/>
+          <w:headerReference w:type="first" r:id="rId32"/>
           <w:pgSz w:w="11906" w:h="16838"/>
           <w:pgMar w:top="720" w:right="720" w:bottom="720" w:left="720" w:header="708" w:footer="708" w:gutter="0"/>
           <w:cols w:space="708"/>
           <w:docGrid w:linePitch="360"/>
         </w:sectPr>
       </w:pPr>
-    </w:p>
-    <w:p>
-      <w:pPr>
-        <w:spacing w:after="120" w:line="276" w:lineRule="auto"/>
-        <w:jc w:val="both"/>
-        <w:rPr>
-          <w:rFonts w:ascii="Times New Roman" w:hAnsi="Times New Roman" w:cs="Times New Roman"/>
-          <w:sz w:val="21"/>
-          <w:szCs w:val="21"/>
-          <w:lang w:val="en-GB"/>
-        </w:rPr>
-      </w:pPr>
-    </w:p>
-    <w:p>
-      <w:pPr>
-        <w:spacing w:after="120" w:line="276" w:lineRule="auto"/>
-        <w:jc w:val="both"/>
-        <w:rPr>
-          <w:rFonts w:ascii="Times New Roman" w:hAnsi="Times New Roman" w:cs="Times New Roman"/>
-          <w:sz w:val="21"/>
-          <w:szCs w:val="21"/>
-          <w:lang w:val="en-GB"/>
-        </w:rPr>
-      </w:pPr>
-    </w:p>
-    <w:p>
-      <w:pPr>
-        <w:spacing w:after="120" w:line="276" w:lineRule="auto"/>
-        <w:jc w:val="both"/>
-        <w:rPr>
-          <w:rFonts w:ascii="Times New Roman" w:hAnsi="Times New Roman" w:cs="Times New Roman"/>
-          <w:sz w:val="21"/>
-          <w:szCs w:val="21"/>
-          <w:lang w:val="en-GB"/>
-        </w:rPr>
-      </w:pPr>
-    </w:p>
-    <w:p>
-      <w:pPr>
-        <w:spacing w:after="120" w:line="276" w:lineRule="auto"/>
-        <w:jc w:val="both"/>
-        <w:rPr>
-          <w:rFonts w:ascii="Times New Roman" w:hAnsi="Times New Roman" w:cs="Times New Roman"/>
-          <w:sz w:val="21"/>
-          <w:szCs w:val="21"/>
-          <w:lang w:val="en-GB"/>
-        </w:rPr>
-      </w:pPr>
-    </w:p>
-    <w:p>
-      <w:pPr>
-        <w:spacing w:after="120" w:line="276" w:lineRule="auto"/>
-        <w:jc w:val="both"/>
-        <w:rPr>
-          <w:rFonts w:ascii="Times New Roman" w:hAnsi="Times New Roman" w:cs="Times New Roman"/>
-          <w:sz w:val="21"/>
-          <w:szCs w:val="21"/>
-          <w:lang w:val="en-GB"/>
-        </w:rPr>
-      </w:pPr>
-    </w:p>
-    <w:p>
-      <w:pPr>
-        <w:spacing w:after="120" w:line="276" w:lineRule="auto"/>
-        <w:jc w:val="both"/>
-        <w:rPr>
-          <w:rFonts w:ascii="Times New Roman" w:hAnsi="Times New Roman" w:cs="Times New Roman"/>
-          <w:sz w:val="21"/>
-          <w:szCs w:val="21"/>
-          <w:lang w:val="en-GB"/>
-        </w:rPr>
-      </w:pPr>
-    </w:p>
-    <w:p>
-      <w:pPr>
-        <w:spacing w:after="120" w:line="276" w:lineRule="auto"/>
-        <w:jc w:val="both"/>
-        <w:rPr>
-          <w:rFonts w:ascii="Times New Roman" w:hAnsi="Times New Roman" w:cs="Times New Roman"/>
-          <w:sz w:val="21"/>
-          <w:szCs w:val="21"/>
-          <w:lang w:val="en-GB"/>
-        </w:rPr>
-      </w:pPr>
-    </w:p>
-    <w:p>
-      <w:pPr>
-        <w:spacing w:after="120" w:line="276" w:lineRule="auto"/>
-        <w:jc w:val="both"/>
-        <w:rPr>
-          <w:rFonts w:ascii="Times New Roman" w:hAnsi="Times New Roman" w:cs="Times New Roman"/>
-          <w:sz w:val="21"/>
-          <w:szCs w:val="21"/>
-          <w:lang w:val="en-GB"/>
-        </w:rPr>
-      </w:pPr>
-    </w:p>
-    <w:p>
-      <w:pPr>
-        <w:spacing w:after="120" w:line="276" w:lineRule="auto"/>
-        <w:jc w:val="both"/>
-        <w:rPr>
-          <w:rFonts w:ascii="Times New Roman" w:hAnsi="Times New Roman" w:cs="Times New Roman"/>
-          <w:sz w:val="21"/>
-          <w:szCs w:val="21"/>
-          <w:lang w:val="en-GB"/>
-        </w:rPr>
-      </w:pPr>
-    </w:p>
-    <w:p>
-      <w:pPr>
-        <w:spacing w:after="120" w:line="276" w:lineRule="auto"/>
-        <w:jc w:val="both"/>
-        <w:rPr>
-          <w:rFonts w:ascii="Times New Roman" w:hAnsi="Times New Roman" w:cs="Times New Roman"/>
-          <w:sz w:val="21"/>
-          <w:szCs w:val="21"/>
-          <w:lang w:val="en-GB"/>
-        </w:rPr>
-      </w:pPr>
-    </w:p>
-    <w:p>
-      <w:pPr>
-        <w:spacing w:after="120" w:line="276" w:lineRule="auto"/>
-        <w:jc w:val="both"/>
-        <w:rPr>
-          <w:rFonts w:ascii="Times New Roman" w:hAnsi="Times New Roman" w:cs="Times New Roman"/>
-          <w:sz w:val="21"/>
-          <w:szCs w:val="21"/>
-          <w:lang w:val="en-GB"/>
-        </w:rPr>
-      </w:pPr>
-    </w:p>
-    <w:p>
-      <w:pPr>
-        <w:spacing w:after="120" w:line="276" w:lineRule="auto"/>
-        <w:jc w:val="both"/>
-        <w:rPr>
-          <w:rFonts w:ascii="Times New Roman" w:hAnsi="Times New Roman" w:cs="Times New Roman"/>
-          <w:sz w:val="21"/>
-          <w:szCs w:val="21"/>
-          <w:lang w:val="en-GB"/>
-        </w:rPr>
-      </w:pPr>
-    </w:p>
-    <w:p>
-      <w:pPr>
-        <w:spacing w:after="120" w:line="276" w:lineRule="auto"/>
-        <w:jc w:val="both"/>
-        <w:rPr>
-          <w:rFonts w:ascii="Times New Roman" w:hAnsi="Times New Roman" w:cs="Times New Roman"/>
-          <w:sz w:val="21"/>
-          <w:szCs w:val="21"/>
-          <w:lang w:val="en-GB"/>
-        </w:rPr>
-      </w:pPr>
-    </w:p>
-    <w:p>
-      <w:pPr>
-        <w:spacing w:after="120" w:line="276" w:lineRule="auto"/>
-        <w:jc w:val="both"/>
-        <w:rPr>
-          <w:rFonts w:ascii="Times New Roman" w:hAnsi="Times New Roman" w:cs="Times New Roman"/>
-          <w:sz w:val="21"/>
-          <w:szCs w:val="21"/>
-          <w:lang w:val="en-GB"/>
-        </w:rPr>
-      </w:pPr>
-    </w:p>
-    <w:p>
-      <w:pPr>
-        <w:spacing w:after="120" w:line="276" w:lineRule="auto"/>
-        <w:jc w:val="both"/>
-        <w:rPr>
-          <w:rFonts w:ascii="Times New Roman" w:hAnsi="Times New Roman" w:cs="Times New Roman"/>
-          <w:sz w:val="21"/>
-          <w:szCs w:val="21"/>
-          <w:lang w:val="en-GB"/>
-        </w:rPr>
-      </w:pPr>
-    </w:p>
-    <w:p>
-      <w:pPr>
-        <w:spacing w:after="120" w:line="276" w:lineRule="auto"/>
-        <w:jc w:val="both"/>
-        <w:rPr>
-          <w:rFonts w:ascii="Times New Roman" w:hAnsi="Times New Roman" w:cs="Times New Roman"/>
-          <w:sz w:val="21"/>
-          <w:szCs w:val="21"/>
-          <w:lang w:val="en-GB"/>
-        </w:rPr>
-      </w:pPr>
-    </w:p>
-    <w:p>
-      <w:pPr>
-        <w:spacing w:after="120" w:line="276" w:lineRule="auto"/>
-        <w:jc w:val="both"/>
-        <w:rPr>
-          <w:rFonts w:ascii="Times New Roman" w:hAnsi="Times New Roman" w:cs="Times New Roman"/>
-          <w:sz w:val="21"/>
-          <w:szCs w:val="21"/>
-          <w:lang w:val="en-GB"/>
-        </w:rPr>
-      </w:pPr>
-    </w:p>
-    <w:p>
-      <w:pPr>
-        <w:spacing w:after="120" w:line="276" w:lineRule="auto"/>
-        <w:jc w:val="both"/>
-        <w:rPr>
-          <w:rFonts w:ascii="Times New Roman" w:hAnsi="Times New Roman" w:cs="Times New Roman"/>
-          <w:sz w:val="21"/>
-          <w:szCs w:val="21"/>
-          <w:lang w:val="en-GB"/>
-        </w:rPr>
-      </w:pPr>
-    </w:p>
-    <w:p>
-      <w:pPr>
-        <w:spacing w:after="120" w:line="276" w:lineRule="auto"/>
-        <w:jc w:val="both"/>
-        <w:rPr>
-          <w:rFonts w:ascii="Times New Roman" w:hAnsi="Times New Roman" w:cs="Times New Roman"/>
-          <w:sz w:val="21"/>
-          <w:szCs w:val="21"/>
-          <w:lang w:val="en-GB"/>
-        </w:rPr>
-      </w:pPr>
-    </w:p>
-    <w:p>
-      <w:pPr>
-        <w:spacing w:after="120" w:line="276" w:lineRule="auto"/>
-        <w:jc w:val="both"/>
-        <w:rPr>
-          <w:rFonts w:ascii="Times New Roman" w:hAnsi="Times New Roman" w:cs="Times New Roman"/>
-          <w:sz w:val="21"/>
-          <w:szCs w:val="21"/>
-          <w:lang w:val="en-GB"/>
-        </w:rPr>
-      </w:pPr>
+      <w:r>
+        <w:rPr>
+          <w:rFonts w:ascii="Times New Roman" w:hAnsi="Times New Roman" w:cs="Times New Roman"/>
+          <w:b/>
+          <w:bCs/>
+          <w:sz w:val="21"/>
+          <w:szCs w:val="21"/>
+          <w:lang w:val="en-GB"/>
+        </w:rPr>
+        <w:t>Supervision</w:t>
+      </w:r>
+      <w:r>
+        <w:rPr>
+          <w:rFonts w:ascii="Times New Roman" w:hAnsi="Times New Roman" w:cs="Times New Roman"/>
+          <w:sz w:val="21"/>
+          <w:szCs w:val="21"/>
+          <w:lang w:val="en-GB"/>
+        </w:rPr>
+        <w:t>: Sampso</w:t>
+      </w:r>
+      <w:r>
+        <w:rPr>
+          <w:rFonts w:ascii="Times New Roman" w:hAnsi="Times New Roman" w:cs="Times New Roman"/>
+          <w:sz w:val="21"/>
+          <w:szCs w:val="21"/>
+          <w:lang w:val="en-GB"/>
+        </w:rPr>
+        <w:t>n</w:t>
+      </w:r>
     </w:p>
     <w:p>
       <w:pPr>
@@ -4523,33 +5331,11 @@
     </w:p>
     <w:p>
       <w:pPr>
+        <w:shd w:val="clear" w:color="auto" w:fill="E7E6E6" w:themeFill="background2"/>
         <w:spacing w:after="120" w:line="276" w:lineRule="auto"/>
         <w:jc w:val="both"/>
         <w:rPr>
           <w:rFonts w:ascii="Times New Roman" w:hAnsi="Times New Roman" w:cs="Times New Roman"/>
-          <w:sz w:val="21"/>
-          <w:szCs w:val="21"/>
-          <w:lang w:val="en-GB"/>
-        </w:rPr>
-      </w:pPr>
-      <w:r>
-        <w:rPr>
-          <w:rFonts w:ascii="Times New Roman" w:hAnsi="Times New Roman" w:cs="Times New Roman"/>
-          <w:sz w:val="21"/>
-          <w:szCs w:val="21"/>
-          <w:lang w:val="en-GB"/>
-        </w:rPr>
-        <w:lastRenderedPageBreak/>
-        <w:t>SOME NOTES FROM THE PREVIOUS OCTAVA IN MATLAB – THAT CAN BE USEFUL</w:t>
-      </w:r>
-    </w:p>
-    <w:p>
-      <w:pPr>
-        <w:shd w:val="clear" w:color="auto" w:fill="FFC000" w:themeFill="accent4"/>
-        <w:spacing w:after="120" w:line="276" w:lineRule="auto"/>
-        <w:jc w:val="both"/>
-        <w:rPr>
-          <w:rFonts w:ascii="Times New Roman" w:hAnsi="Times New Roman" w:cs="Times New Roman"/>
           <w:b/>
           <w:bCs/>
           <w:sz w:val="21"/>
@@ -4566,7 +5352,19 @@
           <w:szCs w:val="21"/>
           <w:lang w:val="en-GB"/>
         </w:rPr>
-        <w:t>Batch processing:</w:t>
+        <w:lastRenderedPageBreak/>
+        <w:t>Batch processing</w:t>
+      </w:r>
+      <w:r>
+        <w:rPr>
+          <w:rFonts w:ascii="Times New Roman" w:hAnsi="Times New Roman" w:cs="Times New Roman"/>
+          <w:b/>
+          <w:bCs/>
+          <w:sz w:val="21"/>
+          <w:szCs w:val="21"/>
+          <w:lang w:val="en-GB"/>
+        </w:rPr>
+        <w:t xml:space="preserve"> Setting</w:t>
       </w:r>
     </w:p>
     <w:tbl>
@@ -4963,14 +5761,16 @@
                 <w:rFonts w:ascii="Times New Roman" w:hAnsi="Times New Roman" w:cs="Times New Roman"/>
                 <w:sz w:val="21"/>
                 <w:szCs w:val="21"/>
-                <w:lang w:val="en-GB"/>
-              </w:rPr>
-            </w:pPr>
-            <w:r>
-              <w:rPr>
-                <w:rFonts w:ascii="Times New Roman" w:hAnsi="Times New Roman" w:cs="Times New Roman"/>
-                <w:sz w:val="21"/>
-                <w:szCs w:val="21"/>
+                <w:highlight w:val="yellow"/>
+                <w:lang w:val="en-GB"/>
+              </w:rPr>
+            </w:pPr>
+            <w:r>
+              <w:rPr>
+                <w:rFonts w:ascii="Times New Roman" w:hAnsi="Times New Roman" w:cs="Times New Roman"/>
+                <w:sz w:val="21"/>
+                <w:szCs w:val="21"/>
+                <w:highlight w:val="yellow"/>
                 <w:lang w:val="en-GB"/>
               </w:rPr>
               <w:t xml:space="preserve">Tick </w:t>
@@ -4982,6 +5782,7 @@
                 <w:bCs/>
                 <w:sz w:val="21"/>
                 <w:szCs w:val="21"/>
+                <w:highlight w:val="yellow"/>
                 <w:lang w:val="en-GB"/>
               </w:rPr>
               <w:t>Batch resize</w:t>
@@ -4991,6 +5792,7 @@
                 <w:rFonts w:ascii="Times New Roman" w:hAnsi="Times New Roman" w:cs="Times New Roman"/>
                 <w:sz w:val="21"/>
                 <w:szCs w:val="21"/>
+                <w:highlight w:val="yellow"/>
                 <w:lang w:val="en-GB"/>
               </w:rPr>
               <w:t xml:space="preserve"> to 1000 if your input data not scaled to 1000 </w:t>
@@ -5000,6 +5802,7 @@
                 <w:rFonts w:ascii="Times New Roman" w:hAnsi="Times New Roman" w:cs="Times New Roman"/>
                 <w:sz w:val="21"/>
                 <w:szCs w:val="21"/>
+                <w:highlight w:val="yellow"/>
                 <w:lang w:val="en-GB"/>
               </w:rPr>
               <w:sym w:font="Symbol" w:char="F0B4"/>
@@ -5009,6 +5812,7 @@
                 <w:rFonts w:ascii="Times New Roman" w:hAnsi="Times New Roman" w:cs="Times New Roman"/>
                 <w:sz w:val="21"/>
                 <w:szCs w:val="21"/>
+                <w:highlight w:val="yellow"/>
                 <w:lang w:val="en-GB"/>
               </w:rPr>
               <w:t xml:space="preserve"> 1000 pixels. </w:t>
@@ -5115,7 +5919,27 @@
                 <w:szCs w:val="21"/>
                 <w:lang w:val="en-GB"/>
               </w:rPr>
-              <w:t>all images to be analyzed are the same size</w:t>
+              <w:t xml:space="preserve">all images to be </w:t>
+            </w:r>
+            <w:r>
+              <w:rPr>
+                <w:rFonts w:ascii="Times New Roman" w:hAnsi="Times New Roman" w:cs="Times New Roman"/>
+                <w:color w:val="C00000"/>
+                <w:sz w:val="21"/>
+                <w:szCs w:val="21"/>
+                <w:lang w:val="en-GB"/>
+              </w:rPr>
+              <w:t>analysed</w:t>
+            </w:r>
+            <w:r>
+              <w:rPr>
+                <w:rFonts w:ascii="Times New Roman" w:hAnsi="Times New Roman" w:cs="Times New Roman"/>
+                <w:color w:val="C00000"/>
+                <w:sz w:val="21"/>
+                <w:szCs w:val="21"/>
+                <w:lang w:val="en-GB"/>
+              </w:rPr>
+              <w:t xml:space="preserve"> are the same size</w:t>
             </w:r>
             <w:r>
               <w:rPr>
@@ -5681,14 +6505,16 @@
                 <w:rFonts w:ascii="Times New Roman" w:hAnsi="Times New Roman" w:cs="Times New Roman"/>
                 <w:sz w:val="21"/>
                 <w:szCs w:val="21"/>
-                <w:lang w:val="en-GB"/>
-              </w:rPr>
-            </w:pPr>
-            <w:r>
-              <w:rPr>
-                <w:rFonts w:ascii="Times New Roman" w:hAnsi="Times New Roman" w:cs="Times New Roman"/>
-                <w:sz w:val="21"/>
-                <w:szCs w:val="21"/>
+                <w:highlight w:val="yellow"/>
+                <w:lang w:val="en-GB"/>
+              </w:rPr>
+            </w:pPr>
+            <w:r>
+              <w:rPr>
+                <w:rFonts w:ascii="Times New Roman" w:hAnsi="Times New Roman" w:cs="Times New Roman"/>
+                <w:sz w:val="21"/>
+                <w:szCs w:val="21"/>
+                <w:highlight w:val="yellow"/>
                 <w:lang w:val="en-GB"/>
               </w:rPr>
               <w:t xml:space="preserve">Tick </w:t>
@@ -5700,6 +6526,7 @@
                 <w:bCs/>
                 <w:sz w:val="21"/>
                 <w:szCs w:val="21"/>
+                <w:highlight w:val="yellow"/>
                 <w:lang w:val="en-GB"/>
               </w:rPr>
               <w:t>Batch resize</w:t>
@@ -5709,6 +6536,7 @@
                 <w:rFonts w:ascii="Times New Roman" w:hAnsi="Times New Roman" w:cs="Times New Roman"/>
                 <w:sz w:val="21"/>
                 <w:szCs w:val="21"/>
+                <w:highlight w:val="yellow"/>
                 <w:lang w:val="en-GB"/>
               </w:rPr>
               <w:t xml:space="preserve"> to 1000 if your input data not scaled to 1000 </w:t>
@@ -5718,6 +6546,7 @@
                 <w:rFonts w:ascii="Times New Roman" w:hAnsi="Times New Roman" w:cs="Times New Roman"/>
                 <w:sz w:val="21"/>
                 <w:szCs w:val="21"/>
+                <w:highlight w:val="yellow"/>
                 <w:lang w:val="en-GB"/>
               </w:rPr>
               <w:sym w:font="Symbol" w:char="F0B4"/>
@@ -5727,6 +6556,7 @@
                 <w:rFonts w:ascii="Times New Roman" w:hAnsi="Times New Roman" w:cs="Times New Roman"/>
                 <w:sz w:val="21"/>
                 <w:szCs w:val="21"/>
+                <w:highlight w:val="yellow"/>
                 <w:lang w:val="en-GB"/>
               </w:rPr>
               <w:t xml:space="preserve"> 1000 pixels. </w:t>
@@ -6222,30 +7052,6 @@
           <w:lang w:val="en-GB"/>
         </w:rPr>
       </w:pPr>
-    </w:p>
-    <w:p>
-      <w:pPr>
-        <w:spacing w:after="120" w:line="276" w:lineRule="auto"/>
-        <w:jc w:val="both"/>
-        <w:rPr>
-          <w:rFonts w:ascii="Times New Roman" w:hAnsi="Times New Roman" w:cs="Times New Roman"/>
-          <w:sz w:val="21"/>
-          <w:szCs w:val="21"/>
-          <w:lang w:val="en-GB"/>
-        </w:rPr>
-      </w:pPr>
-    </w:p>
-    <w:p>
-      <w:pPr>
-        <w:spacing w:after="120" w:line="276" w:lineRule="auto"/>
-        <w:jc w:val="both"/>
-        <w:rPr>
-          <w:rFonts w:ascii="Times New Roman" w:hAnsi="Times New Roman" w:cs="Times New Roman"/>
-          <w:sz w:val="21"/>
-          <w:szCs w:val="21"/>
-          <w:lang w:val="en-GB"/>
-        </w:rPr>
-      </w:pPr>
       <w:r>
         <w:rPr>
           <w:rFonts w:ascii="Times New Roman" w:hAnsi="Times New Roman" w:cs="Times New Roman"/>
@@ -6334,7 +7140,79 @@
           <w:szCs w:val="21"/>
           <w:lang w:val="en-GB"/>
         </w:rPr>
-        <w:t xml:space="preserve">OCTA images for analysis, and the second one each image size (scan length in mm). Make sure that the structure is as below; both “name” and “size” should include only lowercase letters. </w:t>
+        <w:t xml:space="preserve">OCTA images for analysis, and the second </w:t>
+      </w:r>
+      <w:r>
+        <w:rPr>
+          <w:rFonts w:ascii="Times New Roman" w:hAnsi="Times New Roman" w:cs="Times New Roman"/>
+          <w:sz w:val="21"/>
+          <w:szCs w:val="21"/>
+          <w:lang w:val="en-GB"/>
+        </w:rPr>
+        <w:t>column lists</w:t>
+      </w:r>
+      <w:r>
+        <w:rPr>
+          <w:rFonts w:ascii="Times New Roman" w:hAnsi="Times New Roman" w:cs="Times New Roman"/>
+          <w:sz w:val="21"/>
+          <w:szCs w:val="21"/>
+          <w:lang w:val="en-GB"/>
+        </w:rPr>
+        <w:t xml:space="preserve"> each image</w:t>
+      </w:r>
+      <w:r>
+        <w:rPr>
+          <w:rFonts w:ascii="Times New Roman" w:hAnsi="Times New Roman" w:cs="Times New Roman"/>
+          <w:sz w:val="21"/>
+          <w:szCs w:val="21"/>
+          <w:lang w:val="en-GB"/>
+        </w:rPr>
+        <w:t>’s</w:t>
+      </w:r>
+      <w:r>
+        <w:rPr>
+          <w:rFonts w:ascii="Times New Roman" w:hAnsi="Times New Roman" w:cs="Times New Roman"/>
+          <w:sz w:val="21"/>
+          <w:szCs w:val="21"/>
+          <w:lang w:val="en-GB"/>
+        </w:rPr>
+        <w:t xml:space="preserve"> size (scan length in mm). Make sure the structure is as </w:t>
+      </w:r>
+      <w:r>
+        <w:rPr>
+          <w:rFonts w:ascii="Times New Roman" w:hAnsi="Times New Roman" w:cs="Times New Roman"/>
+          <w:sz w:val="21"/>
+          <w:szCs w:val="21"/>
+          <w:lang w:val="en-GB"/>
+        </w:rPr>
+        <w:t xml:space="preserve">shown </w:t>
+      </w:r>
+      <w:r>
+        <w:rPr>
+          <w:rFonts w:ascii="Times New Roman" w:hAnsi="Times New Roman" w:cs="Times New Roman"/>
+          <w:sz w:val="21"/>
+          <w:szCs w:val="21"/>
+          <w:lang w:val="en-GB"/>
+        </w:rPr>
+        <w:t xml:space="preserve">below; both “name” and “size” should </w:t>
+      </w:r>
+      <w:r>
+        <w:rPr>
+          <w:rFonts w:ascii="Times New Roman" w:hAnsi="Times New Roman" w:cs="Times New Roman"/>
+          <w:sz w:val="21"/>
+          <w:szCs w:val="21"/>
+          <w:lang w:val="en-GB"/>
+        </w:rPr>
+        <w:t>contain</w:t>
+      </w:r>
+      <w:r>
+        <w:rPr>
+          <w:rFonts w:ascii="Times New Roman" w:hAnsi="Times New Roman" w:cs="Times New Roman"/>
+          <w:sz w:val="21"/>
+          <w:szCs w:val="21"/>
+          <w:lang w:val="en-GB"/>
+        </w:rPr>
+        <w:t xml:space="preserve"> only lowercase letters. </w:t>
       </w:r>
     </w:p>
     <w:p>
@@ -6376,7 +7254,7 @@
                     <pic:cNvPicPr/>
                   </pic:nvPicPr>
                   <pic:blipFill>
-                    <a:blip r:embed="rId20"/>
+                    <a:blip r:embed="rId33"/>
                     <a:stretch>
                       <a:fillRect/>
                     </a:stretch>
@@ -6413,6 +7291,34 @@
     </w:p>
     <w:p>
       <w:pPr>
+        <w:spacing w:after="120" w:line="276" w:lineRule="auto"/>
+        <w:jc w:val="both"/>
+        <w:rPr>
+          <w:rFonts w:ascii="Times New Roman" w:hAnsi="Times New Roman" w:cs="Times New Roman"/>
+          <w:b/>
+          <w:bCs/>
+          <w:sz w:val="21"/>
+          <w:szCs w:val="21"/>
+          <w:lang w:val="en-GB"/>
+        </w:rPr>
+      </w:pPr>
+    </w:p>
+    <w:p>
+      <w:pPr>
+        <w:spacing w:after="120" w:line="276" w:lineRule="auto"/>
+        <w:jc w:val="both"/>
+        <w:rPr>
+          <w:rFonts w:ascii="Times New Roman" w:hAnsi="Times New Roman" w:cs="Times New Roman"/>
+          <w:b/>
+          <w:bCs/>
+          <w:sz w:val="21"/>
+          <w:szCs w:val="21"/>
+          <w:lang w:val="en-GB"/>
+        </w:rPr>
+      </w:pPr>
+    </w:p>
+    <w:p>
+      <w:pPr>
         <w:shd w:val="clear" w:color="auto" w:fill="F2F2F2" w:themeFill="background1" w:themeFillShade="F2"/>
         <w:spacing w:line="276" w:lineRule="auto"/>
         <w:rPr>
@@ -6433,6 +7339,7 @@
           <w:szCs w:val="21"/>
           <w:lang w:val="en-GB"/>
         </w:rPr>
+        <w:lastRenderedPageBreak/>
         <w:t>SUB-REGIONAL ANALYSIS: ZONE DEFINITIONS</w:t>
       </w:r>
     </w:p>
@@ -6461,7 +7368,7 @@
           <w:lang w:val="en-GB"/>
         </w:rPr>
       </w:pPr>
-      <w:commentRangeStart w:id="2"/>
+      <w:commentRangeStart w:id="1"/>
       <w:r>
         <w:rPr>
           <w:rFonts w:ascii="Times New Roman" w:hAnsi="Times New Roman" w:cs="Times New Roman"/>
@@ -6486,7 +7393,7 @@
                     <pic:cNvPicPr/>
                   </pic:nvPicPr>
                   <pic:blipFill>
-                    <a:blip r:embed="rId21"/>
+                    <a:blip r:embed="rId34"/>
                     <a:stretch>
                       <a:fillRect/>
                     </a:stretch>
@@ -6506,7 +7413,7 @@
           </wp:inline>
         </w:drawing>
       </w:r>
-      <w:commentRangeEnd w:id="2"/>
+      <w:commentRangeEnd w:id="1"/>
       <w:r>
         <w:rPr>
           <w:rStyle w:val="CommentReference"/>
@@ -6515,7 +7422,7 @@
           <w:szCs w:val="21"/>
           <w:lang w:val="en-GB"/>
         </w:rPr>
-        <w:commentReference w:id="2"/>
+        <w:commentReference w:id="1"/>
       </w:r>
     </w:p>
     <w:p>
@@ -6546,31 +7453,3006 @@
           <w:tcPr>
             <w:tcW w:w="8500" w:type="dxa"/>
             <w:gridSpan w:val="3"/>
-            <w:shd w:val="clear" w:color="auto" w:fill="FFF2CC" w:themeFill="accent4" w:themeFillTint="33"/>
-          </w:tcPr>
-          <w:p>
-            <w:pPr>
-              <w:spacing w:line="276" w:lineRule="auto"/>
-              <w:jc w:val="center"/>
-              <w:rPr>
-                <w:rFonts w:ascii="Times New Roman" w:hAnsi="Times New Roman" w:cs="Times New Roman"/>
-                <w:b/>
-                <w:bCs/>
-                <w:sz w:val="21"/>
-                <w:szCs w:val="21"/>
-                <w:lang w:val="en-GB"/>
-              </w:rPr>
-            </w:pPr>
-            <w:r>
-              <w:rPr>
-                <w:rFonts w:ascii="Times New Roman" w:hAnsi="Times New Roman" w:cs="Times New Roman"/>
-                <w:b/>
-                <w:bCs/>
-                <w:sz w:val="21"/>
-                <w:szCs w:val="21"/>
-                <w:lang w:val="en-GB"/>
-              </w:rPr>
-              <w:t>RETINA: ETDRS GRID 3</w:t>
+            <w:shd w:val="clear" w:color="auto" w:fill="FFFF00"/>
+          </w:tcPr>
+          <w:p>
+            <w:pPr>
+              <w:spacing w:before="60" w:after="60" w:line="276" w:lineRule="auto"/>
+              <w:jc w:val="center"/>
+              <w:rPr>
+                <w:rFonts w:ascii="Helvetica" w:hAnsi="Helvetica" w:cs="Times New Roman"/>
+                <w:b/>
+                <w:bCs/>
+                <w:sz w:val="22"/>
+                <w:szCs w:val="22"/>
+                <w:lang w:val="en-GB"/>
+              </w:rPr>
+            </w:pPr>
+            <w:r>
+              <w:rPr>
+                <w:rFonts w:ascii="Helvetica" w:hAnsi="Helvetica" w:cs="Times New Roman"/>
+                <w:b/>
+                <w:bCs/>
+                <w:sz w:val="22"/>
+                <w:szCs w:val="22"/>
+                <w:lang w:val="en-GB"/>
+              </w:rPr>
+              <w:t xml:space="preserve">RETINA: ETDRS </w:t>
+            </w:r>
+            <w:r>
+              <w:rPr>
+                <w:rFonts w:ascii="Helvetica" w:hAnsi="Helvetica" w:cs="Times New Roman"/>
+                <w:b/>
+                <w:bCs/>
+                <w:sz w:val="22"/>
+                <w:szCs w:val="22"/>
+                <w:lang w:val="en-GB"/>
+              </w:rPr>
+              <w:t>grid</w:t>
+            </w:r>
+            <w:r>
+              <w:rPr>
+                <w:rFonts w:ascii="Helvetica" w:hAnsi="Helvetica" w:cs="Times New Roman"/>
+                <w:b/>
+                <w:bCs/>
+                <w:sz w:val="22"/>
+                <w:szCs w:val="22"/>
+                <w:lang w:val="en-GB"/>
+              </w:rPr>
+              <w:t xml:space="preserve"> </w:t>
+            </w:r>
+            <w:r>
+              <w:rPr>
+                <w:rFonts w:ascii="Helvetica" w:hAnsi="Helvetica" w:cs="Times New Roman"/>
+                <w:b/>
+                <w:bCs/>
+                <w:sz w:val="22"/>
+                <w:szCs w:val="22"/>
+                <w:lang w:val="en-GB"/>
+              </w:rPr>
+              <w:t xml:space="preserve">for </w:t>
+            </w:r>
+            <w:r>
+              <w:rPr>
+                <w:rFonts w:ascii="Helvetica" w:hAnsi="Helvetica" w:cs="Times New Roman"/>
+                <w:b/>
+                <w:bCs/>
+                <w:sz w:val="22"/>
+                <w:szCs w:val="22"/>
+                <w:lang w:val="en-GB"/>
+              </w:rPr>
+              <w:t>3</w:t>
+            </w:r>
+            <m:oMath>
+              <m:r>
+                <m:rPr>
+                  <m:sty m:val="bi"/>
+                </m:rPr>
+                <w:rPr>
+                  <w:rFonts w:ascii="Cambria Math" w:hAnsi="Cambria Math" w:cs="Times New Roman"/>
+                  <w:sz w:val="22"/>
+                  <w:szCs w:val="22"/>
+                  <w:lang w:val="en-GB"/>
+                </w:rPr>
+                <m:t>×</m:t>
+              </m:r>
+            </m:oMath>
+            <w:r>
+              <w:rPr>
+                <w:rFonts w:ascii="Helvetica" w:hAnsi="Helvetica" w:cs="Times New Roman"/>
+                <w:b/>
+                <w:bCs/>
+                <w:sz w:val="22"/>
+                <w:szCs w:val="22"/>
+                <w:lang w:val="en-GB"/>
+              </w:rPr>
+              <w:t>3-mm</w:t>
+            </w:r>
+          </w:p>
+        </w:tc>
+      </w:tr>
+      <w:tr>
+        <w:tc>
+          <w:tcPr>
+            <w:tcW w:w="3397" w:type="dxa"/>
+          </w:tcPr>
+          <w:p>
+            <w:pPr>
+              <w:spacing w:before="60" w:after="60" w:line="276" w:lineRule="auto"/>
+              <w:jc w:val="center"/>
+              <w:rPr>
+                <w:rFonts w:ascii="Helvetica" w:hAnsi="Helvetica" w:cs="Times New Roman"/>
+                <w:b/>
+                <w:bCs/>
+                <w:sz w:val="22"/>
+                <w:szCs w:val="22"/>
+                <w:lang w:val="en-GB"/>
+              </w:rPr>
+            </w:pPr>
+          </w:p>
+        </w:tc>
+        <w:tc>
+          <w:tcPr>
+            <w:tcW w:w="2410" w:type="dxa"/>
+          </w:tcPr>
+          <w:p>
+            <w:pPr>
+              <w:spacing w:before="60" w:after="60" w:line="276" w:lineRule="auto"/>
+              <w:jc w:val="center"/>
+              <w:rPr>
+                <w:rFonts w:ascii="Helvetica" w:hAnsi="Helvetica" w:cs="Times New Roman"/>
+                <w:b/>
+                <w:bCs/>
+                <w:sz w:val="22"/>
+                <w:szCs w:val="22"/>
+                <w:lang w:val="en-GB"/>
+              </w:rPr>
+            </w:pPr>
+            <w:r>
+              <w:rPr>
+                <w:rFonts w:ascii="Helvetica" w:hAnsi="Helvetica" w:cs="Times New Roman"/>
+                <w:b/>
+                <w:bCs/>
+                <w:sz w:val="22"/>
+                <w:szCs w:val="22"/>
+                <w:lang w:val="en-GB"/>
+              </w:rPr>
+              <w:t>OD RIGHT EYE</w:t>
+            </w:r>
+          </w:p>
+        </w:tc>
+        <w:tc>
+          <w:tcPr>
+            <w:tcW w:w="2693" w:type="dxa"/>
+          </w:tcPr>
+          <w:p>
+            <w:pPr>
+              <w:spacing w:before="60" w:after="60" w:line="276" w:lineRule="auto"/>
+              <w:jc w:val="center"/>
+              <w:rPr>
+                <w:rFonts w:ascii="Helvetica" w:hAnsi="Helvetica" w:cs="Times New Roman"/>
+                <w:b/>
+                <w:bCs/>
+                <w:sz w:val="22"/>
+                <w:szCs w:val="22"/>
+                <w:lang w:val="en-GB"/>
+              </w:rPr>
+            </w:pPr>
+            <w:r>
+              <w:rPr>
+                <w:rFonts w:ascii="Helvetica" w:hAnsi="Helvetica" w:cs="Times New Roman"/>
+                <w:b/>
+                <w:bCs/>
+                <w:sz w:val="22"/>
+                <w:szCs w:val="22"/>
+                <w:lang w:val="en-GB"/>
+              </w:rPr>
+              <w:t>OD LEFT EYE</w:t>
+            </w:r>
+          </w:p>
+        </w:tc>
+      </w:tr>
+      <w:tr>
+        <w:tc>
+          <w:tcPr>
+            <w:tcW w:w="3397" w:type="dxa"/>
+          </w:tcPr>
+          <w:p>
+            <w:pPr>
+              <w:spacing w:before="60" w:after="60" w:line="276" w:lineRule="auto"/>
+              <w:jc w:val="right"/>
+              <w:rPr>
+                <w:rFonts w:ascii="Helvetica" w:hAnsi="Helvetica" w:cs="Times New Roman"/>
+                <w:b/>
+                <w:bCs/>
+                <w:sz w:val="22"/>
+                <w:szCs w:val="22"/>
+                <w:lang w:val="en-GB"/>
+              </w:rPr>
+            </w:pPr>
+            <w:r>
+              <w:rPr>
+                <w:rFonts w:ascii="Helvetica" w:hAnsi="Helvetica" w:cs="Times New Roman"/>
+                <w:b/>
+                <w:bCs/>
+                <w:sz w:val="22"/>
+                <w:szCs w:val="22"/>
+                <w:lang w:val="en-GB"/>
+              </w:rPr>
+              <w:t>Section</w:t>
+            </w:r>
+          </w:p>
+        </w:tc>
+        <w:tc>
+          <w:tcPr>
+            <w:tcW w:w="2410" w:type="dxa"/>
+          </w:tcPr>
+          <w:p>
+            <w:pPr>
+              <w:spacing w:before="60" w:after="60" w:line="276" w:lineRule="auto"/>
+              <w:jc w:val="center"/>
+              <w:rPr>
+                <w:rFonts w:ascii="Helvetica" w:hAnsi="Helvetica" w:cs="Times New Roman"/>
+                <w:b/>
+                <w:bCs/>
+                <w:sz w:val="22"/>
+                <w:szCs w:val="22"/>
+                <w:lang w:val="en-GB"/>
+              </w:rPr>
+            </w:pPr>
+            <w:r>
+              <w:rPr>
+                <w:rFonts w:ascii="Helvetica" w:hAnsi="Helvetica" w:cs="Times New Roman"/>
+                <w:b/>
+                <w:bCs/>
+                <w:sz w:val="22"/>
+                <w:szCs w:val="22"/>
+                <w:lang w:val="en-GB"/>
+              </w:rPr>
+              <w:t>Zone</w:t>
+            </w:r>
+          </w:p>
+        </w:tc>
+        <w:tc>
+          <w:tcPr>
+            <w:tcW w:w="2693" w:type="dxa"/>
+          </w:tcPr>
+          <w:p>
+            <w:pPr>
+              <w:spacing w:before="60" w:after="60" w:line="276" w:lineRule="auto"/>
+              <w:jc w:val="center"/>
+              <w:rPr>
+                <w:rFonts w:ascii="Helvetica" w:hAnsi="Helvetica" w:cs="Times New Roman"/>
+                <w:b/>
+                <w:bCs/>
+                <w:sz w:val="22"/>
+                <w:szCs w:val="22"/>
+                <w:lang w:val="en-GB"/>
+              </w:rPr>
+            </w:pPr>
+            <w:r>
+              <w:rPr>
+                <w:rFonts w:ascii="Helvetica" w:hAnsi="Helvetica" w:cs="Times New Roman"/>
+                <w:b/>
+                <w:bCs/>
+                <w:sz w:val="22"/>
+                <w:szCs w:val="22"/>
+                <w:lang w:val="en-GB"/>
+              </w:rPr>
+              <w:t>Zone</w:t>
+            </w:r>
+          </w:p>
+        </w:tc>
+      </w:tr>
+      <w:tr>
+        <w:tc>
+          <w:tcPr>
+            <w:tcW w:w="3397" w:type="dxa"/>
+          </w:tcPr>
+          <w:p>
+            <w:pPr>
+              <w:spacing w:before="60" w:after="60" w:line="276" w:lineRule="auto"/>
+              <w:jc w:val="right"/>
+              <w:rPr>
+                <w:rFonts w:ascii="Helvetica" w:hAnsi="Helvetica" w:cs="Times New Roman"/>
+                <w:b/>
+                <w:bCs/>
+                <w:sz w:val="21"/>
+                <w:szCs w:val="21"/>
+                <w:lang w:val="en-GB"/>
+              </w:rPr>
+            </w:pPr>
+            <w:r>
+              <w:rPr>
+                <w:rFonts w:ascii="Helvetica" w:hAnsi="Helvetica" w:cs="Times New Roman"/>
+                <w:b/>
+                <w:bCs/>
+                <w:sz w:val="21"/>
+                <w:szCs w:val="21"/>
+                <w:lang w:val="en-GB"/>
+              </w:rPr>
+              <w:t>Whole image</w:t>
+            </w:r>
+          </w:p>
+        </w:tc>
+        <w:tc>
+          <w:tcPr>
+            <w:tcW w:w="2410" w:type="dxa"/>
+          </w:tcPr>
+          <w:p>
+            <w:pPr>
+              <w:spacing w:before="60" w:after="60" w:line="276" w:lineRule="auto"/>
+              <w:jc w:val="center"/>
+              <w:rPr>
+                <w:rFonts w:ascii="Helvetica" w:hAnsi="Helvetica" w:cs="Times New Roman"/>
+                <w:sz w:val="21"/>
+                <w:szCs w:val="21"/>
+                <w:lang w:val="en-GB"/>
+              </w:rPr>
+            </w:pPr>
+            <w:r>
+              <w:rPr>
+                <w:rFonts w:ascii="Helvetica" w:hAnsi="Helvetica" w:cs="Times New Roman"/>
+                <w:sz w:val="21"/>
+                <w:szCs w:val="21"/>
+                <w:lang w:val="en-GB"/>
+              </w:rPr>
+              <w:t>All</w:t>
+            </w:r>
+          </w:p>
+        </w:tc>
+        <w:tc>
+          <w:tcPr>
+            <w:tcW w:w="2693" w:type="dxa"/>
+          </w:tcPr>
+          <w:p>
+            <w:pPr>
+              <w:spacing w:before="60" w:after="60" w:line="276" w:lineRule="auto"/>
+              <w:jc w:val="center"/>
+              <w:rPr>
+                <w:rFonts w:ascii="Helvetica" w:hAnsi="Helvetica" w:cs="Times New Roman"/>
+                <w:sz w:val="21"/>
+                <w:szCs w:val="21"/>
+                <w:lang w:val="en-GB"/>
+              </w:rPr>
+            </w:pPr>
+            <w:r>
+              <w:rPr>
+                <w:rFonts w:ascii="Helvetica" w:hAnsi="Helvetica" w:cs="Times New Roman"/>
+                <w:sz w:val="21"/>
+                <w:szCs w:val="21"/>
+                <w:lang w:val="en-GB"/>
+              </w:rPr>
+              <w:t>All</w:t>
+            </w:r>
+          </w:p>
+        </w:tc>
+      </w:tr>
+      <w:tr>
+        <w:tc>
+          <w:tcPr>
+            <w:tcW w:w="3397" w:type="dxa"/>
+          </w:tcPr>
+          <w:p>
+            <w:pPr>
+              <w:spacing w:before="60" w:after="60" w:line="276" w:lineRule="auto"/>
+              <w:jc w:val="right"/>
+              <w:rPr>
+                <w:rFonts w:ascii="Helvetica" w:hAnsi="Helvetica" w:cs="Times New Roman"/>
+                <w:b/>
+                <w:bCs/>
+                <w:sz w:val="21"/>
+                <w:szCs w:val="21"/>
+                <w:lang w:val="en-GB"/>
+              </w:rPr>
+            </w:pPr>
+            <w:r>
+              <w:rPr>
+                <w:rFonts w:ascii="Helvetica" w:hAnsi="Helvetica" w:cs="Times New Roman"/>
+                <w:b/>
+                <w:bCs/>
+                <w:sz w:val="21"/>
+                <w:szCs w:val="21"/>
+                <w:lang w:val="en-GB"/>
+              </w:rPr>
+              <w:t>Foveal circle</w:t>
+            </w:r>
+          </w:p>
+        </w:tc>
+        <w:tc>
+          <w:tcPr>
+            <w:tcW w:w="2410" w:type="dxa"/>
+          </w:tcPr>
+          <w:p>
+            <w:pPr>
+              <w:spacing w:before="60" w:after="60" w:line="276" w:lineRule="auto"/>
+              <w:jc w:val="center"/>
+              <w:rPr>
+                <w:rFonts w:ascii="Helvetica" w:hAnsi="Helvetica" w:cs="Times New Roman"/>
+                <w:sz w:val="21"/>
+                <w:szCs w:val="21"/>
+                <w:lang w:val="en-GB"/>
+              </w:rPr>
+            </w:pPr>
+            <w:r>
+              <w:rPr>
+                <w:rFonts w:ascii="Helvetica" w:hAnsi="Helvetica" w:cs="Times New Roman"/>
+                <w:sz w:val="21"/>
+                <w:szCs w:val="21"/>
+                <w:lang w:val="en-GB"/>
+              </w:rPr>
+              <w:t>I</w:t>
+            </w:r>
+          </w:p>
+        </w:tc>
+        <w:tc>
+          <w:tcPr>
+            <w:tcW w:w="2693" w:type="dxa"/>
+          </w:tcPr>
+          <w:p>
+            <w:pPr>
+              <w:spacing w:before="60" w:after="60" w:line="276" w:lineRule="auto"/>
+              <w:jc w:val="center"/>
+              <w:rPr>
+                <w:rFonts w:ascii="Helvetica" w:hAnsi="Helvetica" w:cs="Times New Roman"/>
+                <w:sz w:val="21"/>
+                <w:szCs w:val="21"/>
+                <w:lang w:val="en-GB"/>
+              </w:rPr>
+            </w:pPr>
+            <w:r>
+              <w:rPr>
+                <w:rFonts w:ascii="Helvetica" w:hAnsi="Helvetica" w:cs="Times New Roman"/>
+                <w:sz w:val="21"/>
+                <w:szCs w:val="21"/>
+                <w:lang w:val="en-GB"/>
+              </w:rPr>
+              <w:t>I</w:t>
+            </w:r>
+          </w:p>
+        </w:tc>
+      </w:tr>
+      <w:tr>
+        <w:tc>
+          <w:tcPr>
+            <w:tcW w:w="3397" w:type="dxa"/>
+          </w:tcPr>
+          <w:p>
+            <w:pPr>
+              <w:spacing w:before="60" w:after="60" w:line="276" w:lineRule="auto"/>
+              <w:jc w:val="right"/>
+              <w:rPr>
+                <w:rFonts w:ascii="Helvetica" w:hAnsi="Helvetica" w:cs="Times New Roman"/>
+                <w:b/>
+                <w:bCs/>
+                <w:sz w:val="21"/>
+                <w:szCs w:val="21"/>
+                <w:lang w:val="en-GB"/>
+              </w:rPr>
+            </w:pPr>
+            <w:r>
+              <w:rPr>
+                <w:rFonts w:ascii="Helvetica" w:hAnsi="Helvetica" w:cs="Times New Roman"/>
+                <w:b/>
+                <w:bCs/>
+                <w:sz w:val="21"/>
+                <w:szCs w:val="21"/>
+                <w:lang w:val="en-GB"/>
+              </w:rPr>
+              <w:t>Parafoveal rim</w:t>
+            </w:r>
+          </w:p>
+        </w:tc>
+        <w:tc>
+          <w:tcPr>
+            <w:tcW w:w="2410" w:type="dxa"/>
+          </w:tcPr>
+          <w:p>
+            <w:pPr>
+              <w:spacing w:before="60" w:after="60" w:line="276" w:lineRule="auto"/>
+              <w:jc w:val="center"/>
+              <w:rPr>
+                <w:rFonts w:ascii="Helvetica" w:hAnsi="Helvetica" w:cs="Times New Roman"/>
+                <w:sz w:val="21"/>
+                <w:szCs w:val="21"/>
+                <w:lang w:val="en-GB"/>
+              </w:rPr>
+            </w:pPr>
+            <w:r>
+              <w:rPr>
+                <w:rFonts w:ascii="Helvetica" w:hAnsi="Helvetica" w:cs="Times New Roman"/>
+                <w:sz w:val="21"/>
+                <w:szCs w:val="21"/>
+                <w:lang w:val="en-GB"/>
+              </w:rPr>
+              <w:t>II-VII</w:t>
+            </w:r>
+          </w:p>
+        </w:tc>
+        <w:tc>
+          <w:tcPr>
+            <w:tcW w:w="2693" w:type="dxa"/>
+          </w:tcPr>
+          <w:p>
+            <w:pPr>
+              <w:spacing w:before="60" w:after="60" w:line="276" w:lineRule="auto"/>
+              <w:jc w:val="center"/>
+              <w:rPr>
+                <w:rFonts w:ascii="Helvetica" w:hAnsi="Helvetica" w:cs="Times New Roman"/>
+                <w:sz w:val="21"/>
+                <w:szCs w:val="21"/>
+                <w:lang w:val="en-GB"/>
+              </w:rPr>
+            </w:pPr>
+            <w:r>
+              <w:rPr>
+                <w:rFonts w:ascii="Helvetica" w:hAnsi="Helvetica" w:cs="Times New Roman"/>
+                <w:sz w:val="21"/>
+                <w:szCs w:val="21"/>
+                <w:lang w:val="en-GB"/>
+              </w:rPr>
+              <w:t>II-VII</w:t>
+            </w:r>
+          </w:p>
+        </w:tc>
+      </w:tr>
+      <w:tr>
+        <w:tc>
+          <w:tcPr>
+            <w:tcW w:w="3397" w:type="dxa"/>
+          </w:tcPr>
+          <w:p>
+            <w:pPr>
+              <w:spacing w:before="60" w:after="60" w:line="276" w:lineRule="auto"/>
+              <w:jc w:val="right"/>
+              <w:rPr>
+                <w:rFonts w:ascii="Helvetica" w:hAnsi="Helvetica" w:cs="Times New Roman"/>
+                <w:b/>
+                <w:bCs/>
+                <w:sz w:val="21"/>
+                <w:szCs w:val="21"/>
+                <w:lang w:val="en-GB"/>
+              </w:rPr>
+            </w:pPr>
+            <w:r>
+              <w:rPr>
+                <w:rFonts w:ascii="Helvetica" w:hAnsi="Helvetica" w:cs="Times New Roman"/>
+                <w:b/>
+                <w:bCs/>
+                <w:sz w:val="21"/>
+                <w:szCs w:val="21"/>
+                <w:lang w:val="en-GB"/>
+              </w:rPr>
+              <w:t>Superior hemisphere</w:t>
+            </w:r>
+          </w:p>
+        </w:tc>
+        <w:tc>
+          <w:tcPr>
+            <w:tcW w:w="2410" w:type="dxa"/>
+          </w:tcPr>
+          <w:p>
+            <w:pPr>
+              <w:spacing w:before="60" w:after="60" w:line="276" w:lineRule="auto"/>
+              <w:jc w:val="center"/>
+              <w:rPr>
+                <w:rFonts w:ascii="Helvetica" w:hAnsi="Helvetica" w:cs="Times New Roman"/>
+                <w:sz w:val="21"/>
+                <w:szCs w:val="21"/>
+                <w:lang w:val="en-GB"/>
+              </w:rPr>
+            </w:pPr>
+            <w:r>
+              <w:rPr>
+                <w:rFonts w:ascii="Helvetica" w:hAnsi="Helvetica" w:cs="Times New Roman"/>
+                <w:sz w:val="21"/>
+                <w:szCs w:val="21"/>
+                <w:lang w:val="en-GB"/>
+              </w:rPr>
+              <w:t>II-IV</w:t>
+            </w:r>
+          </w:p>
+        </w:tc>
+        <w:tc>
+          <w:tcPr>
+            <w:tcW w:w="2693" w:type="dxa"/>
+          </w:tcPr>
+          <w:p>
+            <w:pPr>
+              <w:spacing w:before="60" w:after="60" w:line="276" w:lineRule="auto"/>
+              <w:jc w:val="center"/>
+              <w:rPr>
+                <w:rFonts w:ascii="Helvetica" w:hAnsi="Helvetica" w:cs="Times New Roman"/>
+                <w:sz w:val="21"/>
+                <w:szCs w:val="21"/>
+                <w:lang w:val="en-GB"/>
+              </w:rPr>
+            </w:pPr>
+            <w:r>
+              <w:rPr>
+                <w:rFonts w:ascii="Helvetica" w:hAnsi="Helvetica" w:cs="Times New Roman"/>
+                <w:sz w:val="21"/>
+                <w:szCs w:val="21"/>
+                <w:lang w:val="en-GB"/>
+              </w:rPr>
+              <w:t>II-IV</w:t>
+            </w:r>
+          </w:p>
+        </w:tc>
+      </w:tr>
+      <w:tr>
+        <w:tc>
+          <w:tcPr>
+            <w:tcW w:w="3397" w:type="dxa"/>
+          </w:tcPr>
+          <w:p>
+            <w:pPr>
+              <w:spacing w:before="60" w:after="60" w:line="276" w:lineRule="auto"/>
+              <w:jc w:val="right"/>
+              <w:rPr>
+                <w:rFonts w:ascii="Helvetica" w:hAnsi="Helvetica" w:cs="Times New Roman"/>
+                <w:b/>
+                <w:bCs/>
+                <w:sz w:val="21"/>
+                <w:szCs w:val="21"/>
+                <w:lang w:val="en-GB"/>
+              </w:rPr>
+            </w:pPr>
+            <w:r>
+              <w:rPr>
+                <w:rFonts w:ascii="Helvetica" w:hAnsi="Helvetica" w:cs="Times New Roman"/>
+                <w:b/>
+                <w:bCs/>
+                <w:sz w:val="21"/>
+                <w:szCs w:val="21"/>
+                <w:lang w:val="en-GB"/>
+              </w:rPr>
+              <w:t>Inferior hemisphere</w:t>
+            </w:r>
+          </w:p>
+        </w:tc>
+        <w:tc>
+          <w:tcPr>
+            <w:tcW w:w="2410" w:type="dxa"/>
+          </w:tcPr>
+          <w:p>
+            <w:pPr>
+              <w:spacing w:before="60" w:after="60" w:line="276" w:lineRule="auto"/>
+              <w:jc w:val="center"/>
+              <w:rPr>
+                <w:rFonts w:ascii="Helvetica" w:hAnsi="Helvetica" w:cs="Times New Roman"/>
+                <w:sz w:val="21"/>
+                <w:szCs w:val="21"/>
+                <w:lang w:val="en-GB"/>
+              </w:rPr>
+            </w:pPr>
+            <w:r>
+              <w:rPr>
+                <w:rFonts w:ascii="Helvetica" w:hAnsi="Helvetica" w:cs="Times New Roman"/>
+                <w:sz w:val="21"/>
+                <w:szCs w:val="21"/>
+                <w:lang w:val="en-GB"/>
+              </w:rPr>
+              <w:t>V-VII</w:t>
+            </w:r>
+          </w:p>
+        </w:tc>
+        <w:tc>
+          <w:tcPr>
+            <w:tcW w:w="2693" w:type="dxa"/>
+          </w:tcPr>
+          <w:p>
+            <w:pPr>
+              <w:spacing w:before="60" w:after="60" w:line="276" w:lineRule="auto"/>
+              <w:jc w:val="center"/>
+              <w:rPr>
+                <w:rFonts w:ascii="Helvetica" w:hAnsi="Helvetica" w:cs="Times New Roman"/>
+                <w:sz w:val="21"/>
+                <w:szCs w:val="21"/>
+                <w:lang w:val="en-GB"/>
+              </w:rPr>
+            </w:pPr>
+            <w:r>
+              <w:rPr>
+                <w:rFonts w:ascii="Helvetica" w:hAnsi="Helvetica" w:cs="Times New Roman"/>
+                <w:sz w:val="21"/>
+                <w:szCs w:val="21"/>
+                <w:lang w:val="en-GB"/>
+              </w:rPr>
+              <w:t>V-VII</w:t>
+            </w:r>
+          </w:p>
+        </w:tc>
+      </w:tr>
+      <w:tr>
+        <w:tc>
+          <w:tcPr>
+            <w:tcW w:w="3397" w:type="dxa"/>
+          </w:tcPr>
+          <w:p>
+            <w:pPr>
+              <w:spacing w:before="60" w:after="60" w:line="276" w:lineRule="auto"/>
+              <w:jc w:val="right"/>
+              <w:rPr>
+                <w:rFonts w:ascii="Helvetica" w:hAnsi="Helvetica" w:cs="Times New Roman"/>
+                <w:b/>
+                <w:bCs/>
+                <w:sz w:val="21"/>
+                <w:szCs w:val="21"/>
+                <w:lang w:val="en-GB"/>
+              </w:rPr>
+            </w:pPr>
+            <w:r>
+              <w:rPr>
+                <w:rFonts w:ascii="Helvetica" w:hAnsi="Helvetica" w:cs="Times New Roman"/>
+                <w:b/>
+                <w:bCs/>
+                <w:sz w:val="21"/>
+                <w:szCs w:val="21"/>
+                <w:lang w:val="en-GB"/>
+              </w:rPr>
+              <w:t>Temporal</w:t>
+            </w:r>
+          </w:p>
+        </w:tc>
+        <w:tc>
+          <w:tcPr>
+            <w:tcW w:w="2410" w:type="dxa"/>
+          </w:tcPr>
+          <w:p>
+            <w:pPr>
+              <w:spacing w:before="60" w:after="60" w:line="276" w:lineRule="auto"/>
+              <w:jc w:val="center"/>
+              <w:rPr>
+                <w:rFonts w:ascii="Helvetica" w:hAnsi="Helvetica" w:cs="Times New Roman"/>
+                <w:sz w:val="21"/>
+                <w:szCs w:val="21"/>
+                <w:lang w:val="en-GB"/>
+              </w:rPr>
+            </w:pPr>
+            <w:r>
+              <w:rPr>
+                <w:rFonts w:ascii="Helvetica" w:hAnsi="Helvetica" w:cs="Times New Roman"/>
+                <w:sz w:val="21"/>
+                <w:szCs w:val="21"/>
+                <w:lang w:val="en-GB"/>
+              </w:rPr>
+              <w:t>II &amp; VII</w:t>
+            </w:r>
+          </w:p>
+        </w:tc>
+        <w:tc>
+          <w:tcPr>
+            <w:tcW w:w="2693" w:type="dxa"/>
+          </w:tcPr>
+          <w:p>
+            <w:pPr>
+              <w:spacing w:before="60" w:after="60" w:line="276" w:lineRule="auto"/>
+              <w:jc w:val="center"/>
+              <w:rPr>
+                <w:rFonts w:ascii="Helvetica" w:hAnsi="Helvetica" w:cs="Times New Roman"/>
+                <w:sz w:val="21"/>
+                <w:szCs w:val="21"/>
+                <w:lang w:val="en-GB"/>
+              </w:rPr>
+            </w:pPr>
+            <w:r>
+              <w:rPr>
+                <w:rFonts w:ascii="Helvetica" w:hAnsi="Helvetica" w:cs="Times New Roman"/>
+                <w:sz w:val="21"/>
+                <w:szCs w:val="21"/>
+                <w:lang w:val="en-GB"/>
+              </w:rPr>
+              <w:t>IV &amp; V</w:t>
+            </w:r>
+          </w:p>
+        </w:tc>
+      </w:tr>
+      <w:tr>
+        <w:tc>
+          <w:tcPr>
+            <w:tcW w:w="3397" w:type="dxa"/>
+          </w:tcPr>
+          <w:p>
+            <w:pPr>
+              <w:spacing w:before="60" w:after="60" w:line="276" w:lineRule="auto"/>
+              <w:jc w:val="right"/>
+              <w:rPr>
+                <w:rFonts w:ascii="Helvetica" w:hAnsi="Helvetica" w:cs="Times New Roman"/>
+                <w:b/>
+                <w:bCs/>
+                <w:sz w:val="21"/>
+                <w:szCs w:val="21"/>
+                <w:lang w:val="en-GB"/>
+              </w:rPr>
+            </w:pPr>
+            <w:r>
+              <w:rPr>
+                <w:rFonts w:ascii="Helvetica" w:hAnsi="Helvetica" w:cs="Times New Roman"/>
+                <w:b/>
+                <w:bCs/>
+                <w:sz w:val="21"/>
+                <w:szCs w:val="21"/>
+                <w:lang w:val="en-GB"/>
+              </w:rPr>
+              <w:t>Superior</w:t>
+            </w:r>
+          </w:p>
+        </w:tc>
+        <w:tc>
+          <w:tcPr>
+            <w:tcW w:w="2410" w:type="dxa"/>
+          </w:tcPr>
+          <w:p>
+            <w:pPr>
+              <w:spacing w:before="60" w:after="60" w:line="276" w:lineRule="auto"/>
+              <w:jc w:val="center"/>
+              <w:rPr>
+                <w:rFonts w:ascii="Helvetica" w:hAnsi="Helvetica" w:cs="Times New Roman"/>
+                <w:sz w:val="21"/>
+                <w:szCs w:val="21"/>
+                <w:lang w:val="en-GB"/>
+              </w:rPr>
+            </w:pPr>
+            <w:r>
+              <w:rPr>
+                <w:rFonts w:ascii="Helvetica" w:hAnsi="Helvetica" w:cs="Times New Roman"/>
+                <w:sz w:val="21"/>
+                <w:szCs w:val="21"/>
+                <w:lang w:val="en-GB"/>
+              </w:rPr>
+              <w:t>III</w:t>
+            </w:r>
+          </w:p>
+        </w:tc>
+        <w:tc>
+          <w:tcPr>
+            <w:tcW w:w="2693" w:type="dxa"/>
+          </w:tcPr>
+          <w:p>
+            <w:pPr>
+              <w:spacing w:before="60" w:after="60" w:line="276" w:lineRule="auto"/>
+              <w:jc w:val="center"/>
+              <w:rPr>
+                <w:rFonts w:ascii="Helvetica" w:hAnsi="Helvetica" w:cs="Times New Roman"/>
+                <w:sz w:val="21"/>
+                <w:szCs w:val="21"/>
+                <w:lang w:val="en-GB"/>
+              </w:rPr>
+            </w:pPr>
+            <w:r>
+              <w:rPr>
+                <w:rFonts w:ascii="Helvetica" w:hAnsi="Helvetica" w:cs="Times New Roman"/>
+                <w:sz w:val="21"/>
+                <w:szCs w:val="21"/>
+                <w:lang w:val="en-GB"/>
+              </w:rPr>
+              <w:t>III</w:t>
+            </w:r>
+          </w:p>
+        </w:tc>
+      </w:tr>
+      <w:tr>
+        <w:tc>
+          <w:tcPr>
+            <w:tcW w:w="3397" w:type="dxa"/>
+          </w:tcPr>
+          <w:p>
+            <w:pPr>
+              <w:spacing w:before="60" w:after="60" w:line="276" w:lineRule="auto"/>
+              <w:jc w:val="right"/>
+              <w:rPr>
+                <w:rFonts w:ascii="Helvetica" w:hAnsi="Helvetica" w:cs="Times New Roman"/>
+                <w:b/>
+                <w:bCs/>
+                <w:sz w:val="21"/>
+                <w:szCs w:val="21"/>
+                <w:lang w:val="en-GB"/>
+              </w:rPr>
+            </w:pPr>
+            <w:r>
+              <w:rPr>
+                <w:rFonts w:ascii="Helvetica" w:hAnsi="Helvetica" w:cs="Times New Roman"/>
+                <w:b/>
+                <w:bCs/>
+                <w:sz w:val="21"/>
+                <w:szCs w:val="21"/>
+                <w:lang w:val="en-GB"/>
+              </w:rPr>
+              <w:t>Nasal</w:t>
+            </w:r>
+          </w:p>
+        </w:tc>
+        <w:tc>
+          <w:tcPr>
+            <w:tcW w:w="2410" w:type="dxa"/>
+          </w:tcPr>
+          <w:p>
+            <w:pPr>
+              <w:spacing w:before="60" w:after="60" w:line="276" w:lineRule="auto"/>
+              <w:jc w:val="center"/>
+              <w:rPr>
+                <w:rFonts w:ascii="Helvetica" w:hAnsi="Helvetica" w:cs="Times New Roman"/>
+                <w:sz w:val="21"/>
+                <w:szCs w:val="21"/>
+                <w:lang w:val="en-GB"/>
+              </w:rPr>
+            </w:pPr>
+            <w:r>
+              <w:rPr>
+                <w:rFonts w:ascii="Helvetica" w:hAnsi="Helvetica" w:cs="Times New Roman"/>
+                <w:sz w:val="21"/>
+                <w:szCs w:val="21"/>
+                <w:lang w:val="en-GB"/>
+              </w:rPr>
+              <w:t>IV &amp; V</w:t>
+            </w:r>
+          </w:p>
+        </w:tc>
+        <w:tc>
+          <w:tcPr>
+            <w:tcW w:w="2693" w:type="dxa"/>
+          </w:tcPr>
+          <w:p>
+            <w:pPr>
+              <w:spacing w:before="60" w:after="60" w:line="276" w:lineRule="auto"/>
+              <w:jc w:val="center"/>
+              <w:rPr>
+                <w:rFonts w:ascii="Helvetica" w:hAnsi="Helvetica" w:cs="Times New Roman"/>
+                <w:sz w:val="21"/>
+                <w:szCs w:val="21"/>
+                <w:lang w:val="en-GB"/>
+              </w:rPr>
+            </w:pPr>
+            <w:r>
+              <w:rPr>
+                <w:rFonts w:ascii="Helvetica" w:hAnsi="Helvetica" w:cs="Times New Roman"/>
+                <w:sz w:val="21"/>
+                <w:szCs w:val="21"/>
+                <w:lang w:val="en-GB"/>
+              </w:rPr>
+              <w:t>II &amp; VII</w:t>
+            </w:r>
+          </w:p>
+        </w:tc>
+      </w:tr>
+      <w:tr>
+        <w:tc>
+          <w:tcPr>
+            <w:tcW w:w="3397" w:type="dxa"/>
+          </w:tcPr>
+          <w:p>
+            <w:pPr>
+              <w:spacing w:before="60" w:after="60" w:line="276" w:lineRule="auto"/>
+              <w:jc w:val="right"/>
+              <w:rPr>
+                <w:rFonts w:ascii="Helvetica" w:hAnsi="Helvetica" w:cs="Times New Roman"/>
+                <w:b/>
+                <w:bCs/>
+                <w:sz w:val="21"/>
+                <w:szCs w:val="21"/>
+                <w:lang w:val="en-GB"/>
+              </w:rPr>
+            </w:pPr>
+            <w:r>
+              <w:rPr>
+                <w:rFonts w:ascii="Helvetica" w:hAnsi="Helvetica" w:cs="Times New Roman"/>
+                <w:b/>
+                <w:bCs/>
+                <w:sz w:val="21"/>
+                <w:szCs w:val="21"/>
+                <w:lang w:val="en-GB"/>
+              </w:rPr>
+              <w:t>Inferior</w:t>
+            </w:r>
+          </w:p>
+        </w:tc>
+        <w:tc>
+          <w:tcPr>
+            <w:tcW w:w="2410" w:type="dxa"/>
+          </w:tcPr>
+          <w:p>
+            <w:pPr>
+              <w:spacing w:before="60" w:after="60" w:line="276" w:lineRule="auto"/>
+              <w:jc w:val="center"/>
+              <w:rPr>
+                <w:rFonts w:ascii="Helvetica" w:hAnsi="Helvetica" w:cs="Times New Roman"/>
+                <w:sz w:val="21"/>
+                <w:szCs w:val="21"/>
+                <w:lang w:val="en-GB"/>
+              </w:rPr>
+            </w:pPr>
+            <w:r>
+              <w:rPr>
+                <w:rFonts w:ascii="Helvetica" w:hAnsi="Helvetica" w:cs="Times New Roman"/>
+                <w:sz w:val="21"/>
+                <w:szCs w:val="21"/>
+                <w:lang w:val="en-GB"/>
+              </w:rPr>
+              <w:t>VI</w:t>
+            </w:r>
+          </w:p>
+        </w:tc>
+        <w:tc>
+          <w:tcPr>
+            <w:tcW w:w="2693" w:type="dxa"/>
+          </w:tcPr>
+          <w:p>
+            <w:pPr>
+              <w:spacing w:before="60" w:after="60" w:line="276" w:lineRule="auto"/>
+              <w:jc w:val="center"/>
+              <w:rPr>
+                <w:rFonts w:ascii="Helvetica" w:hAnsi="Helvetica" w:cs="Times New Roman"/>
+                <w:sz w:val="21"/>
+                <w:szCs w:val="21"/>
+                <w:lang w:val="en-GB"/>
+              </w:rPr>
+            </w:pPr>
+            <w:r>
+              <w:rPr>
+                <w:rFonts w:ascii="Helvetica" w:hAnsi="Helvetica" w:cs="Times New Roman"/>
+                <w:sz w:val="21"/>
+                <w:szCs w:val="21"/>
+                <w:lang w:val="en-GB"/>
+              </w:rPr>
+              <w:t>VI</w:t>
+            </w:r>
+          </w:p>
+        </w:tc>
+      </w:tr>
+    </w:tbl>
+    <w:p>
+      <w:pPr>
+        <w:spacing w:line="276" w:lineRule="auto"/>
+        <w:rPr>
+          <w:rFonts w:ascii="Times New Roman" w:hAnsi="Times New Roman" w:cs="Times New Roman"/>
+          <w:sz w:val="21"/>
+          <w:szCs w:val="21"/>
+          <w:lang w:val="en-GB"/>
+        </w:rPr>
+      </w:pPr>
+    </w:p>
+    <w:p>
+      <w:pPr>
+        <w:spacing w:line="276" w:lineRule="auto"/>
+        <w:rPr>
+          <w:rFonts w:ascii="Times New Roman" w:hAnsi="Times New Roman" w:cs="Times New Roman"/>
+          <w:sz w:val="21"/>
+          <w:szCs w:val="21"/>
+          <w:lang w:val="en-GB"/>
+        </w:rPr>
+      </w:pPr>
+    </w:p>
+    <w:p>
+      <w:pPr>
+        <w:spacing w:line="276" w:lineRule="auto"/>
+        <w:rPr>
+          <w:rFonts w:ascii="Times New Roman" w:hAnsi="Times New Roman" w:cs="Times New Roman"/>
+          <w:sz w:val="21"/>
+          <w:szCs w:val="21"/>
+          <w:lang w:val="en-GB"/>
+        </w:rPr>
+      </w:pPr>
+    </w:p>
+    <w:p>
+      <w:pPr>
+        <w:spacing w:line="276" w:lineRule="auto"/>
+        <w:rPr>
+          <w:rFonts w:ascii="Times New Roman" w:hAnsi="Times New Roman" w:cs="Times New Roman"/>
+          <w:sz w:val="21"/>
+          <w:szCs w:val="21"/>
+          <w:lang w:val="en-GB"/>
+        </w:rPr>
+      </w:pPr>
+    </w:p>
+    <w:p>
+      <w:pPr>
+        <w:spacing w:line="276" w:lineRule="auto"/>
+        <w:rPr>
+          <w:rFonts w:ascii="Times New Roman" w:hAnsi="Times New Roman" w:cs="Times New Roman"/>
+          <w:sz w:val="21"/>
+          <w:szCs w:val="21"/>
+          <w:lang w:val="en-GB"/>
+        </w:rPr>
+      </w:pPr>
+    </w:p>
+    <w:p>
+      <w:pPr>
+        <w:spacing w:line="276" w:lineRule="auto"/>
+        <w:rPr>
+          <w:rFonts w:ascii="Times New Roman" w:hAnsi="Times New Roman" w:cs="Times New Roman"/>
+          <w:sz w:val="21"/>
+          <w:szCs w:val="21"/>
+          <w:lang w:val="en-GB"/>
+        </w:rPr>
+      </w:pPr>
+    </w:p>
+    <w:tbl>
+      <w:tblPr>
+        <w:tblStyle w:val="TableGrid"/>
+        <w:tblW w:w="0" w:type="auto"/>
+        <w:tblLook w:val="04A0" w:firstRow="1" w:lastRow="0" w:firstColumn="1" w:lastColumn="0" w:noHBand="0" w:noVBand="1"/>
+      </w:tblPr>
+      <w:tblGrid>
+        <w:gridCol w:w="3397"/>
+        <w:gridCol w:w="2410"/>
+        <w:gridCol w:w="2693"/>
+      </w:tblGrid>
+      <w:tr>
+        <w:tc>
+          <w:tcPr>
+            <w:tcW w:w="8500" w:type="dxa"/>
+            <w:gridSpan w:val="3"/>
+            <w:shd w:val="clear" w:color="auto" w:fill="FFFF00"/>
+          </w:tcPr>
+          <w:p>
+            <w:pPr>
+              <w:spacing w:beforeLines="60" w:before="144" w:afterLines="60" w:after="144"/>
+              <w:jc w:val="center"/>
+              <w:rPr>
+                <w:rFonts w:ascii="Helvetica" w:hAnsi="Helvetica" w:cs="Times New Roman"/>
+                <w:b/>
+                <w:bCs/>
+                <w:sz w:val="22"/>
+                <w:szCs w:val="22"/>
+                <w:lang w:val="en-GB"/>
+              </w:rPr>
+            </w:pPr>
+            <w:r>
+              <w:rPr>
+                <w:rFonts w:ascii="Helvetica" w:hAnsi="Helvetica" w:cs="Times New Roman"/>
+                <w:b/>
+                <w:bCs/>
+                <w:sz w:val="22"/>
+                <w:szCs w:val="22"/>
+                <w:lang w:val="en-GB"/>
+              </w:rPr>
+              <w:lastRenderedPageBreak/>
+              <w:t xml:space="preserve">RETINA: ETDRS </w:t>
+            </w:r>
+            <w:r>
+              <w:rPr>
+                <w:rFonts w:ascii="Helvetica" w:hAnsi="Helvetica" w:cs="Times New Roman"/>
+                <w:b/>
+                <w:bCs/>
+                <w:sz w:val="22"/>
+                <w:szCs w:val="22"/>
+                <w:lang w:val="en-GB"/>
+              </w:rPr>
+              <w:t>grid</w:t>
+            </w:r>
+            <w:r>
+              <w:rPr>
+                <w:rFonts w:ascii="Helvetica" w:hAnsi="Helvetica" w:cs="Times New Roman"/>
+                <w:b/>
+                <w:bCs/>
+                <w:sz w:val="22"/>
+                <w:szCs w:val="22"/>
+                <w:lang w:val="en-GB"/>
+              </w:rPr>
+              <w:t xml:space="preserve"> for</w:t>
+            </w:r>
+            <w:r>
+              <w:rPr>
+                <w:rFonts w:ascii="Helvetica" w:hAnsi="Helvetica" w:cs="Times New Roman"/>
+                <w:b/>
+                <w:bCs/>
+                <w:sz w:val="22"/>
+                <w:szCs w:val="22"/>
+                <w:lang w:val="en-GB"/>
+              </w:rPr>
+              <w:t xml:space="preserve"> </w:t>
+            </w:r>
+            <w:r>
+              <w:rPr>
+                <w:rFonts w:ascii="Helvetica" w:hAnsi="Helvetica" w:cs="Times New Roman"/>
+                <w:b/>
+                <w:bCs/>
+                <w:sz w:val="22"/>
+                <w:szCs w:val="22"/>
+                <w:lang w:val="en-GB"/>
+              </w:rPr>
+              <w:t>6</w:t>
+            </w:r>
+            <m:oMath>
+              <m:r>
+                <m:rPr>
+                  <m:sty m:val="bi"/>
+                </m:rPr>
+                <w:rPr>
+                  <w:rFonts w:ascii="Cambria Math" w:hAnsi="Cambria Math" w:cs="Times New Roman"/>
+                  <w:sz w:val="22"/>
+                  <w:szCs w:val="22"/>
+                  <w:lang w:val="en-GB"/>
+                </w:rPr>
+                <m:t>×</m:t>
+              </m:r>
+            </m:oMath>
+            <w:r>
+              <w:rPr>
+                <w:rFonts w:ascii="Helvetica" w:hAnsi="Helvetica" w:cs="Times New Roman"/>
+                <w:b/>
+                <w:bCs/>
+                <w:sz w:val="22"/>
+                <w:szCs w:val="22"/>
+                <w:lang w:val="en-GB"/>
+              </w:rPr>
+              <w:t>6</w:t>
+            </w:r>
+            <w:r>
+              <w:rPr>
+                <w:rFonts w:ascii="Helvetica" w:hAnsi="Helvetica" w:cs="Times New Roman"/>
+                <w:b/>
+                <w:bCs/>
+                <w:sz w:val="22"/>
+                <w:szCs w:val="22"/>
+                <w:lang w:val="en-GB"/>
+              </w:rPr>
+              <w:t>-mm</w:t>
+            </w:r>
+          </w:p>
+        </w:tc>
+      </w:tr>
+      <w:tr>
+        <w:tc>
+          <w:tcPr>
+            <w:tcW w:w="3397" w:type="dxa"/>
+          </w:tcPr>
+          <w:p>
+            <w:pPr>
+              <w:spacing w:beforeLines="60" w:before="144" w:afterLines="60" w:after="144"/>
+              <w:jc w:val="center"/>
+              <w:rPr>
+                <w:rFonts w:ascii="Helvetica" w:hAnsi="Helvetica" w:cs="Times New Roman"/>
+                <w:b/>
+                <w:bCs/>
+                <w:sz w:val="22"/>
+                <w:szCs w:val="22"/>
+                <w:lang w:val="en-GB"/>
+              </w:rPr>
+            </w:pPr>
+          </w:p>
+        </w:tc>
+        <w:tc>
+          <w:tcPr>
+            <w:tcW w:w="2410" w:type="dxa"/>
+          </w:tcPr>
+          <w:p>
+            <w:pPr>
+              <w:spacing w:beforeLines="60" w:before="144" w:afterLines="60" w:after="144"/>
+              <w:jc w:val="center"/>
+              <w:rPr>
+                <w:rFonts w:ascii="Helvetica" w:hAnsi="Helvetica" w:cs="Times New Roman"/>
+                <w:b/>
+                <w:bCs/>
+                <w:sz w:val="22"/>
+                <w:szCs w:val="22"/>
+                <w:lang w:val="en-GB"/>
+              </w:rPr>
+            </w:pPr>
+            <w:r>
+              <w:rPr>
+                <w:rFonts w:ascii="Helvetica" w:hAnsi="Helvetica" w:cs="Times New Roman"/>
+                <w:b/>
+                <w:bCs/>
+                <w:sz w:val="22"/>
+                <w:szCs w:val="22"/>
+                <w:lang w:val="en-GB"/>
+              </w:rPr>
+              <w:t>OD RIGHT EYE</w:t>
+            </w:r>
+          </w:p>
+        </w:tc>
+        <w:tc>
+          <w:tcPr>
+            <w:tcW w:w="2693" w:type="dxa"/>
+          </w:tcPr>
+          <w:p>
+            <w:pPr>
+              <w:spacing w:beforeLines="60" w:before="144" w:afterLines="60" w:after="144"/>
+              <w:jc w:val="center"/>
+              <w:rPr>
+                <w:rFonts w:ascii="Helvetica" w:hAnsi="Helvetica" w:cs="Times New Roman"/>
+                <w:b/>
+                <w:bCs/>
+                <w:sz w:val="22"/>
+                <w:szCs w:val="22"/>
+                <w:lang w:val="en-GB"/>
+              </w:rPr>
+            </w:pPr>
+            <w:r>
+              <w:rPr>
+                <w:rFonts w:ascii="Helvetica" w:hAnsi="Helvetica" w:cs="Times New Roman"/>
+                <w:b/>
+                <w:bCs/>
+                <w:sz w:val="22"/>
+                <w:szCs w:val="22"/>
+                <w:lang w:val="en-GB"/>
+              </w:rPr>
+              <w:t>OD LEFT EYE</w:t>
+            </w:r>
+          </w:p>
+        </w:tc>
+      </w:tr>
+      <w:tr>
+        <w:tc>
+          <w:tcPr>
+            <w:tcW w:w="3397" w:type="dxa"/>
+          </w:tcPr>
+          <w:p>
+            <w:pPr>
+              <w:spacing w:beforeLines="60" w:before="144" w:afterLines="60" w:after="144"/>
+              <w:jc w:val="right"/>
+              <w:rPr>
+                <w:rFonts w:ascii="Helvetica" w:hAnsi="Helvetica" w:cs="Times New Roman"/>
+                <w:b/>
+                <w:bCs/>
+                <w:sz w:val="22"/>
+                <w:szCs w:val="22"/>
+                <w:lang w:val="en-GB"/>
+              </w:rPr>
+            </w:pPr>
+            <w:r>
+              <w:rPr>
+                <w:rFonts w:ascii="Helvetica" w:hAnsi="Helvetica" w:cs="Times New Roman"/>
+                <w:b/>
+                <w:bCs/>
+                <w:sz w:val="22"/>
+                <w:szCs w:val="22"/>
+                <w:lang w:val="en-GB"/>
+              </w:rPr>
+              <w:t>Section</w:t>
+            </w:r>
+          </w:p>
+        </w:tc>
+        <w:tc>
+          <w:tcPr>
+            <w:tcW w:w="2410" w:type="dxa"/>
+          </w:tcPr>
+          <w:p>
+            <w:pPr>
+              <w:spacing w:beforeLines="60" w:before="144" w:afterLines="60" w:after="144"/>
+              <w:jc w:val="center"/>
+              <w:rPr>
+                <w:rFonts w:ascii="Helvetica" w:hAnsi="Helvetica" w:cs="Times New Roman"/>
+                <w:b/>
+                <w:bCs/>
+                <w:sz w:val="22"/>
+                <w:szCs w:val="22"/>
+                <w:lang w:val="en-GB"/>
+              </w:rPr>
+            </w:pPr>
+            <w:r>
+              <w:rPr>
+                <w:rFonts w:ascii="Helvetica" w:hAnsi="Helvetica" w:cs="Times New Roman"/>
+                <w:b/>
+                <w:bCs/>
+                <w:sz w:val="22"/>
+                <w:szCs w:val="22"/>
+                <w:lang w:val="en-GB"/>
+              </w:rPr>
+              <w:t>Zone</w:t>
+            </w:r>
+          </w:p>
+        </w:tc>
+        <w:tc>
+          <w:tcPr>
+            <w:tcW w:w="2693" w:type="dxa"/>
+          </w:tcPr>
+          <w:p>
+            <w:pPr>
+              <w:spacing w:beforeLines="60" w:before="144" w:afterLines="60" w:after="144"/>
+              <w:jc w:val="center"/>
+              <w:rPr>
+                <w:rFonts w:ascii="Helvetica" w:hAnsi="Helvetica" w:cs="Times New Roman"/>
+                <w:b/>
+                <w:bCs/>
+                <w:sz w:val="22"/>
+                <w:szCs w:val="22"/>
+                <w:lang w:val="en-GB"/>
+              </w:rPr>
+            </w:pPr>
+            <w:r>
+              <w:rPr>
+                <w:rFonts w:ascii="Helvetica" w:hAnsi="Helvetica" w:cs="Times New Roman"/>
+                <w:b/>
+                <w:bCs/>
+                <w:sz w:val="22"/>
+                <w:szCs w:val="22"/>
+                <w:lang w:val="en-GB"/>
+              </w:rPr>
+              <w:t>Zone</w:t>
+            </w:r>
+          </w:p>
+        </w:tc>
+      </w:tr>
+      <w:tr>
+        <w:tc>
+          <w:tcPr>
+            <w:tcW w:w="3397" w:type="dxa"/>
+          </w:tcPr>
+          <w:p>
+            <w:pPr>
+              <w:spacing w:beforeLines="60" w:before="144" w:afterLines="60" w:after="144"/>
+              <w:jc w:val="right"/>
+              <w:rPr>
+                <w:rFonts w:ascii="Helvetica" w:hAnsi="Helvetica" w:cs="Times New Roman"/>
+                <w:b/>
+                <w:bCs/>
+                <w:sz w:val="21"/>
+                <w:szCs w:val="21"/>
+                <w:lang w:val="en-GB"/>
+              </w:rPr>
+            </w:pPr>
+            <w:r>
+              <w:rPr>
+                <w:rFonts w:ascii="Helvetica" w:hAnsi="Helvetica" w:cs="Times New Roman"/>
+                <w:b/>
+                <w:bCs/>
+                <w:sz w:val="21"/>
+                <w:szCs w:val="21"/>
+                <w:lang w:val="en-GB"/>
+              </w:rPr>
+              <w:t>Whole image</w:t>
+            </w:r>
+          </w:p>
+        </w:tc>
+        <w:tc>
+          <w:tcPr>
+            <w:tcW w:w="2410" w:type="dxa"/>
+          </w:tcPr>
+          <w:p>
+            <w:pPr>
+              <w:spacing w:beforeLines="60" w:before="144" w:afterLines="60" w:after="144"/>
+              <w:jc w:val="center"/>
+              <w:rPr>
+                <w:rFonts w:ascii="Helvetica" w:hAnsi="Helvetica" w:cs="Times New Roman"/>
+                <w:sz w:val="21"/>
+                <w:szCs w:val="21"/>
+                <w:lang w:val="en-GB"/>
+              </w:rPr>
+            </w:pPr>
+            <w:r>
+              <w:rPr>
+                <w:rFonts w:ascii="Helvetica" w:hAnsi="Helvetica" w:cs="Times New Roman"/>
+                <w:sz w:val="21"/>
+                <w:szCs w:val="21"/>
+                <w:lang w:val="en-GB"/>
+              </w:rPr>
+              <w:t>All</w:t>
+            </w:r>
+          </w:p>
+        </w:tc>
+        <w:tc>
+          <w:tcPr>
+            <w:tcW w:w="2693" w:type="dxa"/>
+          </w:tcPr>
+          <w:p>
+            <w:pPr>
+              <w:spacing w:beforeLines="60" w:before="144" w:afterLines="60" w:after="144"/>
+              <w:jc w:val="center"/>
+              <w:rPr>
+                <w:rFonts w:ascii="Helvetica" w:hAnsi="Helvetica" w:cs="Times New Roman"/>
+                <w:sz w:val="21"/>
+                <w:szCs w:val="21"/>
+                <w:lang w:val="en-GB"/>
+              </w:rPr>
+            </w:pPr>
+            <w:r>
+              <w:rPr>
+                <w:rFonts w:ascii="Helvetica" w:hAnsi="Helvetica" w:cs="Times New Roman"/>
+                <w:sz w:val="21"/>
+                <w:szCs w:val="21"/>
+                <w:lang w:val="en-GB"/>
+              </w:rPr>
+              <w:t>All</w:t>
+            </w:r>
+          </w:p>
+        </w:tc>
+      </w:tr>
+      <w:tr>
+        <w:tc>
+          <w:tcPr>
+            <w:tcW w:w="3397" w:type="dxa"/>
+          </w:tcPr>
+          <w:p>
+            <w:pPr>
+              <w:spacing w:beforeLines="60" w:before="144" w:afterLines="60" w:after="144"/>
+              <w:jc w:val="right"/>
+              <w:rPr>
+                <w:rFonts w:ascii="Helvetica" w:hAnsi="Helvetica" w:cs="Times New Roman"/>
+                <w:b/>
+                <w:bCs/>
+                <w:sz w:val="21"/>
+                <w:szCs w:val="21"/>
+                <w:lang w:val="en-GB"/>
+              </w:rPr>
+            </w:pPr>
+            <w:r>
+              <w:rPr>
+                <w:rFonts w:ascii="Helvetica" w:hAnsi="Helvetica" w:cs="Times New Roman"/>
+                <w:b/>
+                <w:bCs/>
+                <w:sz w:val="21"/>
+                <w:szCs w:val="21"/>
+                <w:lang w:val="en-GB"/>
+              </w:rPr>
+              <w:t>Foveal circle</w:t>
+            </w:r>
+          </w:p>
+        </w:tc>
+        <w:tc>
+          <w:tcPr>
+            <w:tcW w:w="2410" w:type="dxa"/>
+          </w:tcPr>
+          <w:p>
+            <w:pPr>
+              <w:spacing w:beforeLines="60" w:before="144" w:afterLines="60" w:after="144"/>
+              <w:jc w:val="center"/>
+              <w:rPr>
+                <w:rFonts w:ascii="Helvetica" w:hAnsi="Helvetica" w:cs="Times New Roman"/>
+                <w:sz w:val="21"/>
+                <w:szCs w:val="21"/>
+                <w:lang w:val="en-GB"/>
+              </w:rPr>
+            </w:pPr>
+            <w:r>
+              <w:rPr>
+                <w:rFonts w:ascii="Helvetica" w:hAnsi="Helvetica" w:cs="Times New Roman"/>
+                <w:sz w:val="21"/>
+                <w:szCs w:val="21"/>
+                <w:lang w:val="en-GB"/>
+              </w:rPr>
+              <w:t>I</w:t>
+            </w:r>
+          </w:p>
+        </w:tc>
+        <w:tc>
+          <w:tcPr>
+            <w:tcW w:w="2693" w:type="dxa"/>
+          </w:tcPr>
+          <w:p>
+            <w:pPr>
+              <w:spacing w:beforeLines="60" w:before="144" w:afterLines="60" w:after="144"/>
+              <w:jc w:val="center"/>
+              <w:rPr>
+                <w:rFonts w:ascii="Helvetica" w:hAnsi="Helvetica" w:cs="Times New Roman"/>
+                <w:sz w:val="21"/>
+                <w:szCs w:val="21"/>
+                <w:lang w:val="en-GB"/>
+              </w:rPr>
+            </w:pPr>
+            <w:r>
+              <w:rPr>
+                <w:rFonts w:ascii="Helvetica" w:hAnsi="Helvetica" w:cs="Times New Roman"/>
+                <w:sz w:val="21"/>
+                <w:szCs w:val="21"/>
+                <w:lang w:val="en-GB"/>
+              </w:rPr>
+              <w:t>I</w:t>
+            </w:r>
+          </w:p>
+        </w:tc>
+      </w:tr>
+      <w:tr>
+        <w:tc>
+          <w:tcPr>
+            <w:tcW w:w="3397" w:type="dxa"/>
+          </w:tcPr>
+          <w:p>
+            <w:pPr>
+              <w:spacing w:beforeLines="60" w:before="144" w:afterLines="60" w:after="144"/>
+              <w:jc w:val="right"/>
+              <w:rPr>
+                <w:rFonts w:ascii="Helvetica" w:hAnsi="Helvetica" w:cs="Times New Roman"/>
+                <w:b/>
+                <w:bCs/>
+                <w:sz w:val="21"/>
+                <w:szCs w:val="21"/>
+                <w:lang w:val="en-GB"/>
+              </w:rPr>
+            </w:pPr>
+            <w:r>
+              <w:rPr>
+                <w:rFonts w:ascii="Helvetica" w:hAnsi="Helvetica" w:cs="Times New Roman"/>
+                <w:b/>
+                <w:bCs/>
+                <w:sz w:val="21"/>
+                <w:szCs w:val="21"/>
+                <w:lang w:val="en-GB"/>
+              </w:rPr>
+              <w:t>Parafoveal rim</w:t>
+            </w:r>
+          </w:p>
+        </w:tc>
+        <w:tc>
+          <w:tcPr>
+            <w:tcW w:w="2410" w:type="dxa"/>
+          </w:tcPr>
+          <w:p>
+            <w:pPr>
+              <w:spacing w:beforeLines="60" w:before="144" w:afterLines="60" w:after="144"/>
+              <w:jc w:val="center"/>
+              <w:rPr>
+                <w:rFonts w:ascii="Helvetica" w:hAnsi="Helvetica" w:cs="Times New Roman"/>
+                <w:sz w:val="21"/>
+                <w:szCs w:val="21"/>
+                <w:lang w:val="en-GB"/>
+              </w:rPr>
+            </w:pPr>
+            <w:r>
+              <w:rPr>
+                <w:rFonts w:ascii="Helvetica" w:hAnsi="Helvetica" w:cs="Times New Roman"/>
+                <w:sz w:val="21"/>
+                <w:szCs w:val="21"/>
+                <w:lang w:val="en-GB"/>
+              </w:rPr>
+              <w:t>II-VII</w:t>
+            </w:r>
+          </w:p>
+        </w:tc>
+        <w:tc>
+          <w:tcPr>
+            <w:tcW w:w="2693" w:type="dxa"/>
+          </w:tcPr>
+          <w:p>
+            <w:pPr>
+              <w:spacing w:beforeLines="60" w:before="144" w:afterLines="60" w:after="144"/>
+              <w:jc w:val="center"/>
+              <w:rPr>
+                <w:rFonts w:ascii="Helvetica" w:hAnsi="Helvetica" w:cs="Times New Roman"/>
+                <w:sz w:val="21"/>
+                <w:szCs w:val="21"/>
+                <w:lang w:val="en-GB"/>
+              </w:rPr>
+            </w:pPr>
+            <w:r>
+              <w:rPr>
+                <w:rFonts w:ascii="Helvetica" w:hAnsi="Helvetica" w:cs="Times New Roman"/>
+                <w:sz w:val="21"/>
+                <w:szCs w:val="21"/>
+                <w:lang w:val="en-GB"/>
+              </w:rPr>
+              <w:t>II-VII</w:t>
+            </w:r>
+          </w:p>
+        </w:tc>
+      </w:tr>
+      <w:tr>
+        <w:tc>
+          <w:tcPr>
+            <w:tcW w:w="3397" w:type="dxa"/>
+          </w:tcPr>
+          <w:p>
+            <w:pPr>
+              <w:spacing w:beforeLines="60" w:before="144" w:afterLines="60" w:after="144"/>
+              <w:jc w:val="right"/>
+              <w:rPr>
+                <w:rFonts w:ascii="Helvetica" w:hAnsi="Helvetica" w:cs="Times New Roman"/>
+                <w:b/>
+                <w:bCs/>
+                <w:sz w:val="21"/>
+                <w:szCs w:val="21"/>
+                <w:lang w:val="en-GB"/>
+              </w:rPr>
+            </w:pPr>
+            <w:r>
+              <w:rPr>
+                <w:rFonts w:ascii="Helvetica" w:hAnsi="Helvetica" w:cs="Times New Roman"/>
+                <w:b/>
+                <w:bCs/>
+                <w:sz w:val="21"/>
+                <w:szCs w:val="21"/>
+                <w:lang w:val="en-GB"/>
+              </w:rPr>
+              <w:t>Superior hemisphere</w:t>
+            </w:r>
+          </w:p>
+        </w:tc>
+        <w:tc>
+          <w:tcPr>
+            <w:tcW w:w="2410" w:type="dxa"/>
+          </w:tcPr>
+          <w:p>
+            <w:pPr>
+              <w:spacing w:beforeLines="60" w:before="144" w:afterLines="60" w:after="144"/>
+              <w:jc w:val="center"/>
+              <w:rPr>
+                <w:rFonts w:ascii="Helvetica" w:hAnsi="Helvetica" w:cs="Times New Roman"/>
+                <w:sz w:val="21"/>
+                <w:szCs w:val="21"/>
+                <w:lang w:val="en-GB"/>
+              </w:rPr>
+            </w:pPr>
+            <w:r>
+              <w:rPr>
+                <w:rFonts w:ascii="Helvetica" w:hAnsi="Helvetica" w:cs="Times New Roman"/>
+                <w:sz w:val="21"/>
+                <w:szCs w:val="21"/>
+                <w:lang w:val="en-GB"/>
+              </w:rPr>
+              <w:t>II-IV</w:t>
+            </w:r>
+          </w:p>
+        </w:tc>
+        <w:tc>
+          <w:tcPr>
+            <w:tcW w:w="2693" w:type="dxa"/>
+          </w:tcPr>
+          <w:p>
+            <w:pPr>
+              <w:spacing w:beforeLines="60" w:before="144" w:afterLines="60" w:after="144"/>
+              <w:jc w:val="center"/>
+              <w:rPr>
+                <w:rFonts w:ascii="Helvetica" w:hAnsi="Helvetica" w:cs="Times New Roman"/>
+                <w:sz w:val="21"/>
+                <w:szCs w:val="21"/>
+                <w:lang w:val="en-GB"/>
+              </w:rPr>
+            </w:pPr>
+            <w:r>
+              <w:rPr>
+                <w:rFonts w:ascii="Helvetica" w:hAnsi="Helvetica" w:cs="Times New Roman"/>
+                <w:sz w:val="21"/>
+                <w:szCs w:val="21"/>
+                <w:lang w:val="en-GB"/>
+              </w:rPr>
+              <w:t>II-IV</w:t>
+            </w:r>
+          </w:p>
+        </w:tc>
+      </w:tr>
+      <w:tr>
+        <w:tc>
+          <w:tcPr>
+            <w:tcW w:w="3397" w:type="dxa"/>
+          </w:tcPr>
+          <w:p>
+            <w:pPr>
+              <w:spacing w:beforeLines="60" w:before="144" w:afterLines="60" w:after="144"/>
+              <w:jc w:val="right"/>
+              <w:rPr>
+                <w:rFonts w:ascii="Helvetica" w:hAnsi="Helvetica" w:cs="Times New Roman"/>
+                <w:b/>
+                <w:bCs/>
+                <w:sz w:val="21"/>
+                <w:szCs w:val="21"/>
+                <w:lang w:val="en-GB"/>
+              </w:rPr>
+            </w:pPr>
+            <w:r>
+              <w:rPr>
+                <w:rFonts w:ascii="Helvetica" w:hAnsi="Helvetica" w:cs="Times New Roman"/>
+                <w:b/>
+                <w:bCs/>
+                <w:sz w:val="21"/>
+                <w:szCs w:val="21"/>
+                <w:lang w:val="en-GB"/>
+              </w:rPr>
+              <w:t>Inferior hemisphere</w:t>
+            </w:r>
+          </w:p>
+        </w:tc>
+        <w:tc>
+          <w:tcPr>
+            <w:tcW w:w="2410" w:type="dxa"/>
+          </w:tcPr>
+          <w:p>
+            <w:pPr>
+              <w:spacing w:beforeLines="60" w:before="144" w:afterLines="60" w:after="144"/>
+              <w:jc w:val="center"/>
+              <w:rPr>
+                <w:rFonts w:ascii="Helvetica" w:hAnsi="Helvetica" w:cs="Times New Roman"/>
+                <w:sz w:val="21"/>
+                <w:szCs w:val="21"/>
+                <w:lang w:val="en-GB"/>
+              </w:rPr>
+            </w:pPr>
+            <w:r>
+              <w:rPr>
+                <w:rFonts w:ascii="Helvetica" w:hAnsi="Helvetica" w:cs="Times New Roman"/>
+                <w:sz w:val="21"/>
+                <w:szCs w:val="21"/>
+                <w:lang w:val="en-GB"/>
+              </w:rPr>
+              <w:t>V-VII</w:t>
+            </w:r>
+          </w:p>
+        </w:tc>
+        <w:tc>
+          <w:tcPr>
+            <w:tcW w:w="2693" w:type="dxa"/>
+          </w:tcPr>
+          <w:p>
+            <w:pPr>
+              <w:spacing w:beforeLines="60" w:before="144" w:afterLines="60" w:after="144"/>
+              <w:jc w:val="center"/>
+              <w:rPr>
+                <w:rFonts w:ascii="Helvetica" w:hAnsi="Helvetica" w:cs="Times New Roman"/>
+                <w:sz w:val="21"/>
+                <w:szCs w:val="21"/>
+                <w:lang w:val="en-GB"/>
+              </w:rPr>
+            </w:pPr>
+            <w:r>
+              <w:rPr>
+                <w:rFonts w:ascii="Helvetica" w:hAnsi="Helvetica" w:cs="Times New Roman"/>
+                <w:sz w:val="21"/>
+                <w:szCs w:val="21"/>
+                <w:lang w:val="en-GB"/>
+              </w:rPr>
+              <w:t>V-VII</w:t>
+            </w:r>
+          </w:p>
+        </w:tc>
+      </w:tr>
+      <w:tr>
+        <w:tc>
+          <w:tcPr>
+            <w:tcW w:w="3397" w:type="dxa"/>
+          </w:tcPr>
+          <w:p>
+            <w:pPr>
+              <w:spacing w:beforeLines="60" w:before="144" w:afterLines="60" w:after="144"/>
+              <w:jc w:val="right"/>
+              <w:rPr>
+                <w:rFonts w:ascii="Helvetica" w:hAnsi="Helvetica" w:cs="Times New Roman"/>
+                <w:b/>
+                <w:bCs/>
+                <w:sz w:val="21"/>
+                <w:szCs w:val="21"/>
+                <w:lang w:val="en-GB"/>
+              </w:rPr>
+            </w:pPr>
+            <w:r>
+              <w:rPr>
+                <w:rFonts w:ascii="Helvetica" w:hAnsi="Helvetica" w:cs="Times New Roman"/>
+                <w:b/>
+                <w:bCs/>
+                <w:sz w:val="21"/>
+                <w:szCs w:val="21"/>
+                <w:lang w:val="en-GB"/>
+              </w:rPr>
+              <w:t>Temporal</w:t>
+            </w:r>
+          </w:p>
+        </w:tc>
+        <w:tc>
+          <w:tcPr>
+            <w:tcW w:w="2410" w:type="dxa"/>
+          </w:tcPr>
+          <w:p>
+            <w:pPr>
+              <w:spacing w:beforeLines="60" w:before="144" w:afterLines="60" w:after="144"/>
+              <w:jc w:val="center"/>
+              <w:rPr>
+                <w:rFonts w:ascii="Helvetica" w:hAnsi="Helvetica" w:cs="Times New Roman"/>
+                <w:sz w:val="21"/>
+                <w:szCs w:val="21"/>
+                <w:lang w:val="en-GB"/>
+              </w:rPr>
+            </w:pPr>
+            <w:r>
+              <w:rPr>
+                <w:rFonts w:ascii="Helvetica" w:hAnsi="Helvetica" w:cs="Times New Roman"/>
+                <w:sz w:val="21"/>
+                <w:szCs w:val="21"/>
+                <w:lang w:val="en-GB"/>
+              </w:rPr>
+              <w:t>II &amp; VII</w:t>
+            </w:r>
+          </w:p>
+        </w:tc>
+        <w:tc>
+          <w:tcPr>
+            <w:tcW w:w="2693" w:type="dxa"/>
+          </w:tcPr>
+          <w:p>
+            <w:pPr>
+              <w:spacing w:beforeLines="60" w:before="144" w:afterLines="60" w:after="144"/>
+              <w:jc w:val="center"/>
+              <w:rPr>
+                <w:rFonts w:ascii="Helvetica" w:hAnsi="Helvetica" w:cs="Times New Roman"/>
+                <w:sz w:val="21"/>
+                <w:szCs w:val="21"/>
+                <w:lang w:val="en-GB"/>
+              </w:rPr>
+            </w:pPr>
+            <w:r>
+              <w:rPr>
+                <w:rFonts w:ascii="Helvetica" w:hAnsi="Helvetica" w:cs="Times New Roman"/>
+                <w:sz w:val="21"/>
+                <w:szCs w:val="21"/>
+                <w:lang w:val="en-GB"/>
+              </w:rPr>
+              <w:t>IV &amp; V</w:t>
+            </w:r>
+          </w:p>
+        </w:tc>
+      </w:tr>
+      <w:tr>
+        <w:tc>
+          <w:tcPr>
+            <w:tcW w:w="3397" w:type="dxa"/>
+          </w:tcPr>
+          <w:p>
+            <w:pPr>
+              <w:spacing w:beforeLines="60" w:before="144" w:afterLines="60" w:after="144"/>
+              <w:jc w:val="right"/>
+              <w:rPr>
+                <w:rFonts w:ascii="Helvetica" w:hAnsi="Helvetica" w:cs="Times New Roman"/>
+                <w:b/>
+                <w:bCs/>
+                <w:sz w:val="21"/>
+                <w:szCs w:val="21"/>
+                <w:lang w:val="en-GB"/>
+              </w:rPr>
+            </w:pPr>
+            <w:r>
+              <w:rPr>
+                <w:rFonts w:ascii="Helvetica" w:hAnsi="Helvetica" w:cs="Times New Roman"/>
+                <w:b/>
+                <w:bCs/>
+                <w:sz w:val="21"/>
+                <w:szCs w:val="21"/>
+                <w:lang w:val="en-GB"/>
+              </w:rPr>
+              <w:t>Superior</w:t>
+            </w:r>
+          </w:p>
+        </w:tc>
+        <w:tc>
+          <w:tcPr>
+            <w:tcW w:w="2410" w:type="dxa"/>
+          </w:tcPr>
+          <w:p>
+            <w:pPr>
+              <w:spacing w:beforeLines="60" w:before="144" w:afterLines="60" w:after="144"/>
+              <w:jc w:val="center"/>
+              <w:rPr>
+                <w:rFonts w:ascii="Helvetica" w:hAnsi="Helvetica" w:cs="Times New Roman"/>
+                <w:sz w:val="21"/>
+                <w:szCs w:val="21"/>
+                <w:lang w:val="en-GB"/>
+              </w:rPr>
+            </w:pPr>
+            <w:r>
+              <w:rPr>
+                <w:rFonts w:ascii="Helvetica" w:hAnsi="Helvetica" w:cs="Times New Roman"/>
+                <w:sz w:val="21"/>
+                <w:szCs w:val="21"/>
+                <w:lang w:val="en-GB"/>
+              </w:rPr>
+              <w:t>III</w:t>
+            </w:r>
+          </w:p>
+        </w:tc>
+        <w:tc>
+          <w:tcPr>
+            <w:tcW w:w="2693" w:type="dxa"/>
+          </w:tcPr>
+          <w:p>
+            <w:pPr>
+              <w:spacing w:beforeLines="60" w:before="144" w:afterLines="60" w:after="144"/>
+              <w:jc w:val="center"/>
+              <w:rPr>
+                <w:rFonts w:ascii="Helvetica" w:hAnsi="Helvetica" w:cs="Times New Roman"/>
+                <w:sz w:val="21"/>
+                <w:szCs w:val="21"/>
+                <w:lang w:val="en-GB"/>
+              </w:rPr>
+            </w:pPr>
+            <w:r>
+              <w:rPr>
+                <w:rFonts w:ascii="Helvetica" w:hAnsi="Helvetica" w:cs="Times New Roman"/>
+                <w:sz w:val="21"/>
+                <w:szCs w:val="21"/>
+                <w:lang w:val="en-GB"/>
+              </w:rPr>
+              <w:t>III</w:t>
+            </w:r>
+          </w:p>
+        </w:tc>
+      </w:tr>
+      <w:tr>
+        <w:tc>
+          <w:tcPr>
+            <w:tcW w:w="3397" w:type="dxa"/>
+          </w:tcPr>
+          <w:p>
+            <w:pPr>
+              <w:spacing w:beforeLines="60" w:before="144" w:afterLines="60" w:after="144"/>
+              <w:jc w:val="right"/>
+              <w:rPr>
+                <w:rFonts w:ascii="Helvetica" w:hAnsi="Helvetica" w:cs="Times New Roman"/>
+                <w:b/>
+                <w:bCs/>
+                <w:sz w:val="21"/>
+                <w:szCs w:val="21"/>
+                <w:lang w:val="en-GB"/>
+              </w:rPr>
+            </w:pPr>
+            <w:r>
+              <w:rPr>
+                <w:rFonts w:ascii="Helvetica" w:hAnsi="Helvetica" w:cs="Times New Roman"/>
+                <w:b/>
+                <w:bCs/>
+                <w:sz w:val="21"/>
+                <w:szCs w:val="21"/>
+                <w:lang w:val="en-GB"/>
+              </w:rPr>
+              <w:t>Nasal</w:t>
+            </w:r>
+          </w:p>
+        </w:tc>
+        <w:tc>
+          <w:tcPr>
+            <w:tcW w:w="2410" w:type="dxa"/>
+          </w:tcPr>
+          <w:p>
+            <w:pPr>
+              <w:spacing w:beforeLines="60" w:before="144" w:afterLines="60" w:after="144"/>
+              <w:jc w:val="center"/>
+              <w:rPr>
+                <w:rFonts w:ascii="Helvetica" w:hAnsi="Helvetica" w:cs="Times New Roman"/>
+                <w:sz w:val="21"/>
+                <w:szCs w:val="21"/>
+                <w:lang w:val="en-GB"/>
+              </w:rPr>
+            </w:pPr>
+            <w:r>
+              <w:rPr>
+                <w:rFonts w:ascii="Helvetica" w:hAnsi="Helvetica" w:cs="Times New Roman"/>
+                <w:sz w:val="21"/>
+                <w:szCs w:val="21"/>
+                <w:lang w:val="en-GB"/>
+              </w:rPr>
+              <w:t>IV &amp; V</w:t>
+            </w:r>
+          </w:p>
+        </w:tc>
+        <w:tc>
+          <w:tcPr>
+            <w:tcW w:w="2693" w:type="dxa"/>
+          </w:tcPr>
+          <w:p>
+            <w:pPr>
+              <w:spacing w:beforeLines="60" w:before="144" w:afterLines="60" w:after="144"/>
+              <w:jc w:val="center"/>
+              <w:rPr>
+                <w:rFonts w:ascii="Helvetica" w:hAnsi="Helvetica" w:cs="Times New Roman"/>
+                <w:sz w:val="21"/>
+                <w:szCs w:val="21"/>
+                <w:lang w:val="en-GB"/>
+              </w:rPr>
+            </w:pPr>
+            <w:r>
+              <w:rPr>
+                <w:rFonts w:ascii="Helvetica" w:hAnsi="Helvetica" w:cs="Times New Roman"/>
+                <w:sz w:val="21"/>
+                <w:szCs w:val="21"/>
+                <w:lang w:val="en-GB"/>
+              </w:rPr>
+              <w:t>II &amp; VII</w:t>
+            </w:r>
+          </w:p>
+        </w:tc>
+      </w:tr>
+      <w:tr>
+        <w:tc>
+          <w:tcPr>
+            <w:tcW w:w="3397" w:type="dxa"/>
+          </w:tcPr>
+          <w:p>
+            <w:pPr>
+              <w:spacing w:beforeLines="60" w:before="144" w:afterLines="60" w:after="144"/>
+              <w:jc w:val="right"/>
+              <w:rPr>
+                <w:rFonts w:ascii="Helvetica" w:hAnsi="Helvetica" w:cs="Times New Roman"/>
+                <w:b/>
+                <w:bCs/>
+                <w:sz w:val="21"/>
+                <w:szCs w:val="21"/>
+                <w:lang w:val="en-GB"/>
+              </w:rPr>
+            </w:pPr>
+            <w:r>
+              <w:rPr>
+                <w:rFonts w:ascii="Helvetica" w:hAnsi="Helvetica" w:cs="Times New Roman"/>
+                <w:b/>
+                <w:bCs/>
+                <w:sz w:val="21"/>
+                <w:szCs w:val="21"/>
+                <w:lang w:val="en-GB"/>
+              </w:rPr>
+              <w:t>Inferior</w:t>
+            </w:r>
+          </w:p>
+        </w:tc>
+        <w:tc>
+          <w:tcPr>
+            <w:tcW w:w="2410" w:type="dxa"/>
+          </w:tcPr>
+          <w:p>
+            <w:pPr>
+              <w:spacing w:beforeLines="60" w:before="144" w:afterLines="60" w:after="144"/>
+              <w:jc w:val="center"/>
+              <w:rPr>
+                <w:rFonts w:ascii="Helvetica" w:hAnsi="Helvetica" w:cs="Times New Roman"/>
+                <w:sz w:val="21"/>
+                <w:szCs w:val="21"/>
+                <w:lang w:val="en-GB"/>
+              </w:rPr>
+            </w:pPr>
+            <w:r>
+              <w:rPr>
+                <w:rFonts w:ascii="Helvetica" w:hAnsi="Helvetica" w:cs="Times New Roman"/>
+                <w:sz w:val="21"/>
+                <w:szCs w:val="21"/>
+                <w:lang w:val="en-GB"/>
+              </w:rPr>
+              <w:t>VI</w:t>
+            </w:r>
+          </w:p>
+        </w:tc>
+        <w:tc>
+          <w:tcPr>
+            <w:tcW w:w="2693" w:type="dxa"/>
+          </w:tcPr>
+          <w:p>
+            <w:pPr>
+              <w:spacing w:beforeLines="60" w:before="144" w:afterLines="60" w:after="144"/>
+              <w:jc w:val="center"/>
+              <w:rPr>
+                <w:rFonts w:ascii="Helvetica" w:hAnsi="Helvetica" w:cs="Times New Roman"/>
+                <w:sz w:val="21"/>
+                <w:szCs w:val="21"/>
+                <w:lang w:val="en-GB"/>
+              </w:rPr>
+            </w:pPr>
+            <w:r>
+              <w:rPr>
+                <w:rFonts w:ascii="Helvetica" w:hAnsi="Helvetica" w:cs="Times New Roman"/>
+                <w:sz w:val="21"/>
+                <w:szCs w:val="21"/>
+                <w:lang w:val="en-GB"/>
+              </w:rPr>
+              <w:t>VI</w:t>
+            </w:r>
+          </w:p>
+        </w:tc>
+      </w:tr>
+      <w:tr>
+        <w:tc>
+          <w:tcPr>
+            <w:tcW w:w="3397" w:type="dxa"/>
+          </w:tcPr>
+          <w:p>
+            <w:pPr>
+              <w:spacing w:beforeLines="60" w:before="144" w:afterLines="60" w:after="144"/>
+              <w:jc w:val="right"/>
+              <w:rPr>
+                <w:rFonts w:ascii="Helvetica" w:hAnsi="Helvetica" w:cs="Times New Roman"/>
+                <w:b/>
+                <w:bCs/>
+                <w:sz w:val="21"/>
+                <w:szCs w:val="21"/>
+                <w:lang w:val="en-GB"/>
+              </w:rPr>
+            </w:pPr>
+            <w:r>
+              <w:rPr>
+                <w:rFonts w:ascii="Helvetica" w:hAnsi="Helvetica" w:cs="Times New Roman"/>
+                <w:b/>
+                <w:bCs/>
+                <w:sz w:val="21"/>
+                <w:szCs w:val="21"/>
+                <w:lang w:val="en-GB"/>
+              </w:rPr>
+              <w:t>Perifoveal rim</w:t>
+            </w:r>
+          </w:p>
+        </w:tc>
+        <w:tc>
+          <w:tcPr>
+            <w:tcW w:w="2410" w:type="dxa"/>
+          </w:tcPr>
+          <w:p>
+            <w:pPr>
+              <w:spacing w:beforeLines="60" w:before="144" w:afterLines="60" w:after="144"/>
+              <w:jc w:val="center"/>
+              <w:rPr>
+                <w:rFonts w:ascii="Helvetica" w:hAnsi="Helvetica" w:cs="Times New Roman"/>
+                <w:sz w:val="21"/>
+                <w:szCs w:val="21"/>
+                <w:lang w:val="en-GB"/>
+              </w:rPr>
+            </w:pPr>
+            <w:r>
+              <w:rPr>
+                <w:rFonts w:ascii="Helvetica" w:hAnsi="Helvetica" w:cs="Times New Roman"/>
+                <w:sz w:val="21"/>
+                <w:szCs w:val="21"/>
+                <w:lang w:val="en-GB"/>
+              </w:rPr>
+              <w:t>VIII-XIII</w:t>
+            </w:r>
+          </w:p>
+        </w:tc>
+        <w:tc>
+          <w:tcPr>
+            <w:tcW w:w="2693" w:type="dxa"/>
+          </w:tcPr>
+          <w:p>
+            <w:pPr>
+              <w:spacing w:beforeLines="60" w:before="144" w:afterLines="60" w:after="144"/>
+              <w:jc w:val="center"/>
+              <w:rPr>
+                <w:rFonts w:ascii="Helvetica" w:hAnsi="Helvetica" w:cs="Times New Roman"/>
+                <w:sz w:val="21"/>
+                <w:szCs w:val="21"/>
+                <w:lang w:val="en-GB"/>
+              </w:rPr>
+            </w:pPr>
+            <w:r>
+              <w:rPr>
+                <w:rFonts w:ascii="Helvetica" w:hAnsi="Helvetica" w:cs="Times New Roman"/>
+                <w:sz w:val="21"/>
+                <w:szCs w:val="21"/>
+                <w:lang w:val="en-GB"/>
+              </w:rPr>
+              <w:t>VIII-XIII</w:t>
+            </w:r>
+          </w:p>
+        </w:tc>
+      </w:tr>
+      <w:tr>
+        <w:tc>
+          <w:tcPr>
+            <w:tcW w:w="3397" w:type="dxa"/>
+          </w:tcPr>
+          <w:p>
+            <w:pPr>
+              <w:spacing w:beforeLines="60" w:before="144" w:afterLines="60" w:after="144"/>
+              <w:jc w:val="right"/>
+              <w:rPr>
+                <w:rFonts w:ascii="Helvetica" w:hAnsi="Helvetica" w:cs="Times New Roman"/>
+                <w:b/>
+                <w:bCs/>
+                <w:sz w:val="21"/>
+                <w:szCs w:val="21"/>
+                <w:lang w:val="en-GB"/>
+              </w:rPr>
+            </w:pPr>
+            <w:r>
+              <w:rPr>
+                <w:rFonts w:ascii="Helvetica" w:hAnsi="Helvetica" w:cs="Times New Roman"/>
+                <w:b/>
+                <w:bCs/>
+                <w:sz w:val="21"/>
+                <w:szCs w:val="21"/>
+                <w:lang w:val="en-GB"/>
+              </w:rPr>
+              <w:t>Perifoveal superior hemisphere</w:t>
+            </w:r>
+          </w:p>
+        </w:tc>
+        <w:tc>
+          <w:tcPr>
+            <w:tcW w:w="2410" w:type="dxa"/>
+          </w:tcPr>
+          <w:p>
+            <w:pPr>
+              <w:spacing w:beforeLines="60" w:before="144" w:afterLines="60" w:after="144"/>
+              <w:jc w:val="center"/>
+              <w:rPr>
+                <w:rFonts w:ascii="Helvetica" w:hAnsi="Helvetica" w:cs="Times New Roman"/>
+                <w:sz w:val="21"/>
+                <w:szCs w:val="21"/>
+                <w:lang w:val="en-GB"/>
+              </w:rPr>
+            </w:pPr>
+            <w:r>
+              <w:rPr>
+                <w:rFonts w:ascii="Helvetica" w:hAnsi="Helvetica" w:cs="Times New Roman"/>
+                <w:sz w:val="21"/>
+                <w:szCs w:val="21"/>
+                <w:lang w:val="en-GB"/>
+              </w:rPr>
+              <w:t>VIII-X</w:t>
+            </w:r>
+          </w:p>
+        </w:tc>
+        <w:tc>
+          <w:tcPr>
+            <w:tcW w:w="2693" w:type="dxa"/>
+          </w:tcPr>
+          <w:p>
+            <w:pPr>
+              <w:spacing w:beforeLines="60" w:before="144" w:afterLines="60" w:after="144"/>
+              <w:jc w:val="center"/>
+              <w:rPr>
+                <w:rFonts w:ascii="Helvetica" w:hAnsi="Helvetica" w:cs="Times New Roman"/>
+                <w:sz w:val="21"/>
+                <w:szCs w:val="21"/>
+                <w:lang w:val="en-GB"/>
+              </w:rPr>
+            </w:pPr>
+            <w:r>
+              <w:rPr>
+                <w:rFonts w:ascii="Helvetica" w:hAnsi="Helvetica" w:cs="Times New Roman"/>
+                <w:sz w:val="21"/>
+                <w:szCs w:val="21"/>
+                <w:lang w:val="en-GB"/>
+              </w:rPr>
+              <w:t>VIII-X</w:t>
+            </w:r>
+          </w:p>
+        </w:tc>
+      </w:tr>
+      <w:tr>
+        <w:tc>
+          <w:tcPr>
+            <w:tcW w:w="3397" w:type="dxa"/>
+          </w:tcPr>
+          <w:p>
+            <w:pPr>
+              <w:spacing w:beforeLines="60" w:before="144" w:afterLines="60" w:after="144"/>
+              <w:jc w:val="right"/>
+              <w:rPr>
+                <w:rFonts w:ascii="Helvetica" w:hAnsi="Helvetica" w:cs="Times New Roman"/>
+                <w:b/>
+                <w:bCs/>
+                <w:sz w:val="21"/>
+                <w:szCs w:val="21"/>
+                <w:lang w:val="en-GB"/>
+              </w:rPr>
+            </w:pPr>
+            <w:r>
+              <w:rPr>
+                <w:rFonts w:ascii="Helvetica" w:hAnsi="Helvetica" w:cs="Times New Roman"/>
+                <w:b/>
+                <w:bCs/>
+                <w:sz w:val="21"/>
+                <w:szCs w:val="21"/>
+                <w:lang w:val="en-GB"/>
+              </w:rPr>
+              <w:t>Perifoveal inferior hemisphere</w:t>
+            </w:r>
+          </w:p>
+        </w:tc>
+        <w:tc>
+          <w:tcPr>
+            <w:tcW w:w="2410" w:type="dxa"/>
+          </w:tcPr>
+          <w:p>
+            <w:pPr>
+              <w:spacing w:beforeLines="60" w:before="144" w:afterLines="60" w:after="144"/>
+              <w:jc w:val="center"/>
+              <w:rPr>
+                <w:rFonts w:ascii="Helvetica" w:hAnsi="Helvetica" w:cs="Times New Roman"/>
+                <w:sz w:val="21"/>
+                <w:szCs w:val="21"/>
+                <w:lang w:val="en-GB"/>
+              </w:rPr>
+            </w:pPr>
+            <w:r>
+              <w:rPr>
+                <w:rFonts w:ascii="Helvetica" w:hAnsi="Helvetica" w:cs="Times New Roman"/>
+                <w:sz w:val="21"/>
+                <w:szCs w:val="21"/>
+                <w:lang w:val="en-GB"/>
+              </w:rPr>
+              <w:t>XI-XIII</w:t>
+            </w:r>
+          </w:p>
+        </w:tc>
+        <w:tc>
+          <w:tcPr>
+            <w:tcW w:w="2693" w:type="dxa"/>
+          </w:tcPr>
+          <w:p>
+            <w:pPr>
+              <w:spacing w:beforeLines="60" w:before="144" w:afterLines="60" w:after="144"/>
+              <w:jc w:val="center"/>
+              <w:rPr>
+                <w:rFonts w:ascii="Helvetica" w:hAnsi="Helvetica" w:cs="Times New Roman"/>
+                <w:sz w:val="21"/>
+                <w:szCs w:val="21"/>
+                <w:lang w:val="en-GB"/>
+              </w:rPr>
+            </w:pPr>
+            <w:r>
+              <w:rPr>
+                <w:rFonts w:ascii="Helvetica" w:hAnsi="Helvetica" w:cs="Times New Roman"/>
+                <w:sz w:val="21"/>
+                <w:szCs w:val="21"/>
+                <w:lang w:val="en-GB"/>
+              </w:rPr>
+              <w:t>XI-XIII</w:t>
+            </w:r>
+          </w:p>
+        </w:tc>
+      </w:tr>
+      <w:tr>
+        <w:tc>
+          <w:tcPr>
+            <w:tcW w:w="3397" w:type="dxa"/>
+          </w:tcPr>
+          <w:p>
+            <w:pPr>
+              <w:spacing w:beforeLines="60" w:before="144" w:afterLines="60" w:after="144"/>
+              <w:jc w:val="right"/>
+              <w:rPr>
+                <w:rFonts w:ascii="Helvetica" w:hAnsi="Helvetica" w:cs="Times New Roman"/>
+                <w:b/>
+                <w:bCs/>
+                <w:sz w:val="21"/>
+                <w:szCs w:val="21"/>
+                <w:lang w:val="en-GB"/>
+              </w:rPr>
+            </w:pPr>
+            <w:r>
+              <w:rPr>
+                <w:rFonts w:ascii="Helvetica" w:hAnsi="Helvetica" w:cs="Times New Roman"/>
+                <w:b/>
+                <w:bCs/>
+                <w:sz w:val="21"/>
+                <w:szCs w:val="21"/>
+                <w:lang w:val="en-GB"/>
+              </w:rPr>
+              <w:t>Perifoveal temporal</w:t>
+            </w:r>
+          </w:p>
+        </w:tc>
+        <w:tc>
+          <w:tcPr>
+            <w:tcW w:w="2410" w:type="dxa"/>
+          </w:tcPr>
+          <w:p>
+            <w:pPr>
+              <w:spacing w:beforeLines="60" w:before="144" w:afterLines="60" w:after="144"/>
+              <w:jc w:val="center"/>
+              <w:rPr>
+                <w:rFonts w:ascii="Helvetica" w:hAnsi="Helvetica" w:cs="Times New Roman"/>
+                <w:sz w:val="21"/>
+                <w:szCs w:val="21"/>
+                <w:lang w:val="en-GB"/>
+              </w:rPr>
+            </w:pPr>
+            <w:r>
+              <w:rPr>
+                <w:rFonts w:ascii="Helvetica" w:hAnsi="Helvetica" w:cs="Times New Roman"/>
+                <w:sz w:val="21"/>
+                <w:szCs w:val="21"/>
+                <w:lang w:val="en-GB"/>
+              </w:rPr>
+              <w:t>VIII &amp; XIII</w:t>
+            </w:r>
+          </w:p>
+        </w:tc>
+        <w:tc>
+          <w:tcPr>
+            <w:tcW w:w="2693" w:type="dxa"/>
+          </w:tcPr>
+          <w:p>
+            <w:pPr>
+              <w:spacing w:beforeLines="60" w:before="144" w:afterLines="60" w:after="144"/>
+              <w:jc w:val="center"/>
+              <w:rPr>
+                <w:rFonts w:ascii="Helvetica" w:hAnsi="Helvetica" w:cs="Times New Roman"/>
+                <w:sz w:val="21"/>
+                <w:szCs w:val="21"/>
+                <w:lang w:val="en-GB"/>
+              </w:rPr>
+            </w:pPr>
+            <w:r>
+              <w:rPr>
+                <w:rFonts w:ascii="Helvetica" w:hAnsi="Helvetica" w:cs="Times New Roman"/>
+                <w:sz w:val="21"/>
+                <w:szCs w:val="21"/>
+                <w:lang w:val="en-GB"/>
+              </w:rPr>
+              <w:t>X &amp; XI</w:t>
+            </w:r>
+          </w:p>
+        </w:tc>
+      </w:tr>
+      <w:tr>
+        <w:tc>
+          <w:tcPr>
+            <w:tcW w:w="3397" w:type="dxa"/>
+          </w:tcPr>
+          <w:p>
+            <w:pPr>
+              <w:spacing w:beforeLines="60" w:before="144" w:afterLines="60" w:after="144"/>
+              <w:jc w:val="right"/>
+              <w:rPr>
+                <w:rFonts w:ascii="Helvetica" w:hAnsi="Helvetica" w:cs="Times New Roman"/>
+                <w:b/>
+                <w:bCs/>
+                <w:sz w:val="21"/>
+                <w:szCs w:val="21"/>
+                <w:lang w:val="en-GB"/>
+              </w:rPr>
+            </w:pPr>
+            <w:r>
+              <w:rPr>
+                <w:rFonts w:ascii="Helvetica" w:hAnsi="Helvetica" w:cs="Times New Roman"/>
+                <w:b/>
+                <w:bCs/>
+                <w:sz w:val="21"/>
+                <w:szCs w:val="21"/>
+                <w:lang w:val="en-GB"/>
+              </w:rPr>
+              <w:t>Perifoveal superior</w:t>
+            </w:r>
+          </w:p>
+        </w:tc>
+        <w:tc>
+          <w:tcPr>
+            <w:tcW w:w="2410" w:type="dxa"/>
+          </w:tcPr>
+          <w:p>
+            <w:pPr>
+              <w:spacing w:beforeLines="60" w:before="144" w:afterLines="60" w:after="144"/>
+              <w:jc w:val="center"/>
+              <w:rPr>
+                <w:rFonts w:ascii="Helvetica" w:hAnsi="Helvetica" w:cs="Times New Roman"/>
+                <w:sz w:val="21"/>
+                <w:szCs w:val="21"/>
+                <w:lang w:val="en-GB"/>
+              </w:rPr>
+            </w:pPr>
+            <w:r>
+              <w:rPr>
+                <w:rFonts w:ascii="Helvetica" w:hAnsi="Helvetica" w:cs="Times New Roman"/>
+                <w:sz w:val="21"/>
+                <w:szCs w:val="21"/>
+                <w:lang w:val="en-GB"/>
+              </w:rPr>
+              <w:t>IX</w:t>
+            </w:r>
+          </w:p>
+        </w:tc>
+        <w:tc>
+          <w:tcPr>
+            <w:tcW w:w="2693" w:type="dxa"/>
+          </w:tcPr>
+          <w:p>
+            <w:pPr>
+              <w:spacing w:beforeLines="60" w:before="144" w:afterLines="60" w:after="144"/>
+              <w:jc w:val="center"/>
+              <w:rPr>
+                <w:rFonts w:ascii="Helvetica" w:hAnsi="Helvetica" w:cs="Times New Roman"/>
+                <w:sz w:val="21"/>
+                <w:szCs w:val="21"/>
+                <w:lang w:val="en-GB"/>
+              </w:rPr>
+            </w:pPr>
+            <w:r>
+              <w:rPr>
+                <w:rFonts w:ascii="Helvetica" w:hAnsi="Helvetica" w:cs="Times New Roman"/>
+                <w:sz w:val="21"/>
+                <w:szCs w:val="21"/>
+                <w:lang w:val="en-GB"/>
+              </w:rPr>
+              <w:t>IX</w:t>
+            </w:r>
+          </w:p>
+        </w:tc>
+      </w:tr>
+      <w:tr>
+        <w:tc>
+          <w:tcPr>
+            <w:tcW w:w="3397" w:type="dxa"/>
+          </w:tcPr>
+          <w:p>
+            <w:pPr>
+              <w:spacing w:beforeLines="60" w:before="144" w:afterLines="60" w:after="144"/>
+              <w:jc w:val="right"/>
+              <w:rPr>
+                <w:rFonts w:ascii="Helvetica" w:hAnsi="Helvetica" w:cs="Times New Roman"/>
+                <w:b/>
+                <w:bCs/>
+                <w:sz w:val="21"/>
+                <w:szCs w:val="21"/>
+                <w:lang w:val="en-GB"/>
+              </w:rPr>
+            </w:pPr>
+            <w:r>
+              <w:rPr>
+                <w:rFonts w:ascii="Helvetica" w:hAnsi="Helvetica" w:cs="Times New Roman"/>
+                <w:b/>
+                <w:bCs/>
+                <w:sz w:val="21"/>
+                <w:szCs w:val="21"/>
+                <w:lang w:val="en-GB"/>
+              </w:rPr>
+              <w:t>Perifoveal nasal</w:t>
+            </w:r>
+          </w:p>
+        </w:tc>
+        <w:tc>
+          <w:tcPr>
+            <w:tcW w:w="2410" w:type="dxa"/>
+          </w:tcPr>
+          <w:p>
+            <w:pPr>
+              <w:spacing w:beforeLines="60" w:before="144" w:afterLines="60" w:after="144"/>
+              <w:jc w:val="center"/>
+              <w:rPr>
+                <w:rFonts w:ascii="Helvetica" w:hAnsi="Helvetica" w:cs="Times New Roman"/>
+                <w:sz w:val="21"/>
+                <w:szCs w:val="21"/>
+                <w:lang w:val="en-GB"/>
+              </w:rPr>
+            </w:pPr>
+            <w:r>
+              <w:rPr>
+                <w:rFonts w:ascii="Helvetica" w:hAnsi="Helvetica" w:cs="Times New Roman"/>
+                <w:sz w:val="21"/>
+                <w:szCs w:val="21"/>
+                <w:lang w:val="en-GB"/>
+              </w:rPr>
+              <w:t>X &amp; XI</w:t>
+            </w:r>
+          </w:p>
+        </w:tc>
+        <w:tc>
+          <w:tcPr>
+            <w:tcW w:w="2693" w:type="dxa"/>
+          </w:tcPr>
+          <w:p>
+            <w:pPr>
+              <w:spacing w:beforeLines="60" w:before="144" w:afterLines="60" w:after="144"/>
+              <w:jc w:val="center"/>
+              <w:rPr>
+                <w:rFonts w:ascii="Helvetica" w:hAnsi="Helvetica" w:cs="Times New Roman"/>
+                <w:sz w:val="21"/>
+                <w:szCs w:val="21"/>
+                <w:lang w:val="en-GB"/>
+              </w:rPr>
+            </w:pPr>
+            <w:r>
+              <w:rPr>
+                <w:rFonts w:ascii="Helvetica" w:hAnsi="Helvetica" w:cs="Times New Roman"/>
+                <w:sz w:val="21"/>
+                <w:szCs w:val="21"/>
+                <w:lang w:val="en-GB"/>
+              </w:rPr>
+              <w:t>VIII &amp; XIII</w:t>
+            </w:r>
+          </w:p>
+        </w:tc>
+      </w:tr>
+      <w:tr>
+        <w:tc>
+          <w:tcPr>
+            <w:tcW w:w="3397" w:type="dxa"/>
+          </w:tcPr>
+          <w:p>
+            <w:pPr>
+              <w:spacing w:beforeLines="60" w:before="144" w:afterLines="60" w:after="144"/>
+              <w:jc w:val="right"/>
+              <w:rPr>
+                <w:rFonts w:ascii="Helvetica" w:hAnsi="Helvetica" w:cs="Times New Roman"/>
+                <w:b/>
+                <w:bCs/>
+                <w:sz w:val="21"/>
+                <w:szCs w:val="21"/>
+                <w:lang w:val="en-GB"/>
+              </w:rPr>
+            </w:pPr>
+            <w:r>
+              <w:rPr>
+                <w:rFonts w:ascii="Helvetica" w:hAnsi="Helvetica" w:cs="Times New Roman"/>
+                <w:b/>
+                <w:bCs/>
+                <w:sz w:val="21"/>
+                <w:szCs w:val="21"/>
+                <w:lang w:val="en-GB"/>
+              </w:rPr>
+              <w:t>Perifoveal inferior</w:t>
+            </w:r>
+          </w:p>
+        </w:tc>
+        <w:tc>
+          <w:tcPr>
+            <w:tcW w:w="2410" w:type="dxa"/>
+          </w:tcPr>
+          <w:p>
+            <w:pPr>
+              <w:spacing w:beforeLines="60" w:before="144" w:afterLines="60" w:after="144"/>
+              <w:jc w:val="center"/>
+              <w:rPr>
+                <w:rFonts w:ascii="Helvetica" w:hAnsi="Helvetica" w:cs="Times New Roman"/>
+                <w:sz w:val="21"/>
+                <w:szCs w:val="21"/>
+                <w:lang w:val="en-GB"/>
+              </w:rPr>
+            </w:pPr>
+            <w:r>
+              <w:rPr>
+                <w:rFonts w:ascii="Helvetica" w:hAnsi="Helvetica" w:cs="Times New Roman"/>
+                <w:sz w:val="21"/>
+                <w:szCs w:val="21"/>
+                <w:lang w:val="en-GB"/>
+              </w:rPr>
+              <w:t>XII</w:t>
+            </w:r>
+          </w:p>
+        </w:tc>
+        <w:tc>
+          <w:tcPr>
+            <w:tcW w:w="2693" w:type="dxa"/>
+          </w:tcPr>
+          <w:p>
+            <w:pPr>
+              <w:spacing w:beforeLines="60" w:before="144" w:afterLines="60" w:after="144"/>
+              <w:jc w:val="center"/>
+              <w:rPr>
+                <w:rFonts w:ascii="Helvetica" w:hAnsi="Helvetica" w:cs="Times New Roman"/>
+                <w:sz w:val="21"/>
+                <w:szCs w:val="21"/>
+                <w:lang w:val="en-GB"/>
+              </w:rPr>
+            </w:pPr>
+            <w:r>
+              <w:rPr>
+                <w:rFonts w:ascii="Helvetica" w:hAnsi="Helvetica" w:cs="Times New Roman"/>
+                <w:sz w:val="21"/>
+                <w:szCs w:val="21"/>
+                <w:lang w:val="en-GB"/>
+              </w:rPr>
+              <w:t>XII</w:t>
+            </w:r>
+          </w:p>
+        </w:tc>
+      </w:tr>
+    </w:tbl>
+    <w:p>
+      <w:pPr>
+        <w:spacing w:line="276" w:lineRule="auto"/>
+        <w:rPr>
+          <w:rFonts w:ascii="Times New Roman" w:hAnsi="Times New Roman" w:cs="Times New Roman"/>
+          <w:sz w:val="21"/>
+          <w:szCs w:val="21"/>
+          <w:lang w:val="en-GB"/>
+        </w:rPr>
+      </w:pPr>
+    </w:p>
+    <w:p>
+      <w:pPr>
+        <w:spacing w:line="276" w:lineRule="auto"/>
+        <w:rPr>
+          <w:rFonts w:ascii="Times New Roman" w:hAnsi="Times New Roman" w:cs="Times New Roman"/>
+          <w:sz w:val="21"/>
+          <w:szCs w:val="21"/>
+          <w:lang w:val="en-GB"/>
+        </w:rPr>
+      </w:pPr>
+    </w:p>
+    <w:p>
+      <w:pPr>
+        <w:spacing w:line="276" w:lineRule="auto"/>
+        <w:rPr>
+          <w:rFonts w:ascii="Times New Roman" w:hAnsi="Times New Roman" w:cs="Times New Roman"/>
+          <w:sz w:val="21"/>
+          <w:szCs w:val="21"/>
+          <w:lang w:val="en-GB"/>
+        </w:rPr>
+      </w:pPr>
+    </w:p>
+    <w:p>
+      <w:pPr>
+        <w:spacing w:line="276" w:lineRule="auto"/>
+        <w:rPr>
+          <w:rFonts w:ascii="Times New Roman" w:hAnsi="Times New Roman" w:cs="Times New Roman"/>
+          <w:sz w:val="21"/>
+          <w:szCs w:val="21"/>
+          <w:lang w:val="en-GB"/>
+        </w:rPr>
+      </w:pPr>
+    </w:p>
+    <w:p>
+      <w:pPr>
+        <w:spacing w:line="276" w:lineRule="auto"/>
+        <w:rPr>
+          <w:rFonts w:ascii="Times New Roman" w:hAnsi="Times New Roman" w:cs="Times New Roman"/>
+          <w:sz w:val="21"/>
+          <w:szCs w:val="21"/>
+          <w:lang w:val="en-GB"/>
+        </w:rPr>
+      </w:pPr>
+    </w:p>
+    <w:p>
+      <w:pPr>
+        <w:spacing w:line="276" w:lineRule="auto"/>
+        <w:rPr>
+          <w:rFonts w:ascii="Times New Roman" w:hAnsi="Times New Roman" w:cs="Times New Roman"/>
+          <w:sz w:val="21"/>
+          <w:szCs w:val="21"/>
+          <w:lang w:val="en-GB"/>
+        </w:rPr>
+      </w:pPr>
+    </w:p>
+    <w:p>
+      <w:pPr>
+        <w:spacing w:line="276" w:lineRule="auto"/>
+        <w:rPr>
+          <w:rFonts w:ascii="Times New Roman" w:hAnsi="Times New Roman" w:cs="Times New Roman"/>
+          <w:sz w:val="21"/>
+          <w:szCs w:val="21"/>
+          <w:lang w:val="en-GB"/>
+        </w:rPr>
+      </w:pPr>
+    </w:p>
+    <w:p>
+      <w:pPr>
+        <w:spacing w:line="276" w:lineRule="auto"/>
+        <w:rPr>
+          <w:rFonts w:ascii="Times New Roman" w:hAnsi="Times New Roman" w:cs="Times New Roman"/>
+          <w:sz w:val="21"/>
+          <w:szCs w:val="21"/>
+          <w:lang w:val="en-GB"/>
+        </w:rPr>
+      </w:pPr>
+    </w:p>
+    <w:p>
+      <w:pPr>
+        <w:spacing w:line="276" w:lineRule="auto"/>
+        <w:rPr>
+          <w:rFonts w:ascii="Times New Roman" w:hAnsi="Times New Roman" w:cs="Times New Roman"/>
+          <w:sz w:val="21"/>
+          <w:szCs w:val="21"/>
+          <w:lang w:val="en-GB"/>
+        </w:rPr>
+      </w:pPr>
+    </w:p>
+    <w:p>
+      <w:pPr>
+        <w:spacing w:line="276" w:lineRule="auto"/>
+        <w:rPr>
+          <w:rFonts w:ascii="Times New Roman" w:hAnsi="Times New Roman" w:cs="Times New Roman"/>
+          <w:sz w:val="21"/>
+          <w:szCs w:val="21"/>
+          <w:lang w:val="en-GB"/>
+        </w:rPr>
+      </w:pPr>
+    </w:p>
+    <w:p>
+      <w:pPr>
+        <w:spacing w:line="276" w:lineRule="auto"/>
+        <w:rPr>
+          <w:rFonts w:ascii="Times New Roman" w:hAnsi="Times New Roman" w:cs="Times New Roman"/>
+          <w:sz w:val="21"/>
+          <w:szCs w:val="21"/>
+          <w:lang w:val="en-GB"/>
+        </w:rPr>
+      </w:pPr>
+    </w:p>
+    <w:p>
+      <w:pPr>
+        <w:spacing w:line="276" w:lineRule="auto"/>
+        <w:rPr>
+          <w:rFonts w:ascii="Times New Roman" w:hAnsi="Times New Roman" w:cs="Times New Roman"/>
+          <w:sz w:val="21"/>
+          <w:szCs w:val="21"/>
+          <w:lang w:val="en-GB"/>
+        </w:rPr>
+      </w:pPr>
+    </w:p>
+    <w:p>
+      <w:pPr>
+        <w:spacing w:line="276" w:lineRule="auto"/>
+        <w:rPr>
+          <w:rFonts w:ascii="Times New Roman" w:hAnsi="Times New Roman" w:cs="Times New Roman"/>
+          <w:sz w:val="21"/>
+          <w:szCs w:val="21"/>
+          <w:lang w:val="en-GB"/>
+        </w:rPr>
+      </w:pPr>
+    </w:p>
+    <w:p>
+      <w:pPr>
+        <w:spacing w:line="276" w:lineRule="auto"/>
+        <w:rPr>
+          <w:rFonts w:ascii="Times New Roman" w:hAnsi="Times New Roman" w:cs="Times New Roman"/>
+          <w:sz w:val="21"/>
+          <w:szCs w:val="21"/>
+          <w:lang w:val="en-GB"/>
+        </w:rPr>
+      </w:pPr>
+    </w:p>
+    <w:p>
+      <w:pPr>
+        <w:spacing w:line="276" w:lineRule="auto"/>
+        <w:rPr>
+          <w:rFonts w:ascii="Times New Roman" w:hAnsi="Times New Roman" w:cs="Times New Roman"/>
+          <w:sz w:val="21"/>
+          <w:szCs w:val="21"/>
+          <w:lang w:val="en-GB"/>
+        </w:rPr>
+      </w:pPr>
+    </w:p>
+    <w:p>
+      <w:pPr>
+        <w:spacing w:line="276" w:lineRule="auto"/>
+        <w:rPr>
+          <w:rFonts w:ascii="Times New Roman" w:hAnsi="Times New Roman" w:cs="Times New Roman"/>
+          <w:sz w:val="21"/>
+          <w:szCs w:val="21"/>
+          <w:lang w:val="en-GB"/>
+        </w:rPr>
+      </w:pPr>
+    </w:p>
+    <w:tbl>
+      <w:tblPr>
+        <w:tblStyle w:val="TableGrid"/>
+        <w:tblW w:w="0" w:type="auto"/>
+        <w:tblLook w:val="04A0" w:firstRow="1" w:lastRow="0" w:firstColumn="1" w:lastColumn="0" w:noHBand="0" w:noVBand="1"/>
+      </w:tblPr>
+      <w:tblGrid>
+        <w:gridCol w:w="3397"/>
+        <w:gridCol w:w="2410"/>
+        <w:gridCol w:w="2693"/>
+      </w:tblGrid>
+      <w:tr>
+        <w:tc>
+          <w:tcPr>
+            <w:tcW w:w="8500" w:type="dxa"/>
+            <w:gridSpan w:val="3"/>
+            <w:shd w:val="clear" w:color="auto" w:fill="FFFF00"/>
+          </w:tcPr>
+          <w:p>
+            <w:pPr>
+              <w:spacing w:beforeLines="60" w:before="144" w:afterLines="60" w:after="144"/>
+              <w:jc w:val="center"/>
+              <w:rPr>
+                <w:rFonts w:ascii="Helvetica" w:hAnsi="Helvetica" w:cs="Times New Roman"/>
+                <w:b/>
+                <w:bCs/>
+                <w:sz w:val="21"/>
+                <w:szCs w:val="21"/>
+                <w:lang w:val="en-GB"/>
+              </w:rPr>
+            </w:pPr>
+            <w:r>
+              <w:rPr>
+                <w:rFonts w:ascii="Helvetica" w:hAnsi="Helvetica" w:cs="Times New Roman"/>
+                <w:b/>
+                <w:bCs/>
+                <w:sz w:val="21"/>
+                <w:szCs w:val="21"/>
+                <w:lang w:val="en-GB"/>
+              </w:rPr>
+              <w:lastRenderedPageBreak/>
+              <w:t xml:space="preserve">RETINA: </w:t>
+            </w:r>
+            <w:r>
+              <w:rPr>
+                <w:rFonts w:ascii="Helvetica" w:hAnsi="Helvetica" w:cs="Times New Roman"/>
+                <w:b/>
+                <w:bCs/>
+                <w:sz w:val="21"/>
+                <w:szCs w:val="21"/>
+                <w:lang w:val="en-GB"/>
+              </w:rPr>
+              <w:t>Extended</w:t>
+            </w:r>
+            <w:r>
+              <w:rPr>
+                <w:rFonts w:ascii="Helvetica" w:hAnsi="Helvetica" w:cs="Times New Roman"/>
+                <w:b/>
+                <w:bCs/>
+                <w:sz w:val="21"/>
+                <w:szCs w:val="21"/>
+                <w:lang w:val="en-GB"/>
+              </w:rPr>
+              <w:t xml:space="preserve"> grid</w:t>
+            </w:r>
+            <w:r>
+              <w:rPr>
+                <w:rFonts w:ascii="Helvetica" w:hAnsi="Helvetica" w:cs="Times New Roman"/>
+                <w:b/>
+                <w:bCs/>
+                <w:sz w:val="21"/>
+                <w:szCs w:val="21"/>
+                <w:lang w:val="en-GB"/>
+              </w:rPr>
+              <w:t xml:space="preserve"> for </w:t>
+            </w:r>
+            <w:r>
+              <w:rPr>
+                <w:rFonts w:ascii="Helvetica" w:hAnsi="Helvetica" w:cs="Times New Roman"/>
+                <w:b/>
+                <w:bCs/>
+                <w:sz w:val="21"/>
+                <w:szCs w:val="21"/>
+                <w:lang w:val="en-GB"/>
+              </w:rPr>
+              <w:t>3</w:t>
             </w:r>
             <m:oMath>
               <m:r>
@@ -6583,19 +10465,19 @@
                   <w:szCs w:val="21"/>
                   <w:lang w:val="en-GB"/>
                 </w:rPr>
-                <m:t>×</m:t>
+                <m:t>×3</m:t>
               </m:r>
             </m:oMath>
             <w:r>
               <w:rPr>
-                <w:rFonts w:ascii="Times New Roman" w:hAnsi="Times New Roman" w:cs="Times New Roman"/>
-                <w:b/>
-                <w:bCs/>
-                <w:sz w:val="21"/>
-                <w:szCs w:val="21"/>
-                <w:lang w:val="en-GB"/>
-              </w:rPr>
-              <w:t>3-mm</w:t>
+                <w:rFonts w:ascii="Helvetica" w:hAnsi="Helvetica" w:cs="Times New Roman"/>
+                <w:b/>
+                <w:bCs/>
+                <w:sz w:val="21"/>
+                <w:szCs w:val="21"/>
+                <w:lang w:val="en-GB"/>
+              </w:rPr>
+              <w:t>-mm</w:t>
             </w:r>
           </w:p>
         </w:tc>
@@ -6607,10 +10489,10 @@
           </w:tcPr>
           <w:p>
             <w:pPr>
-              <w:spacing w:line="276" w:lineRule="auto"/>
-              <w:jc w:val="center"/>
-              <w:rPr>
-                <w:rFonts w:ascii="Times New Roman" w:hAnsi="Times New Roman" w:cs="Times New Roman"/>
+              <w:spacing w:beforeLines="60" w:before="144" w:afterLines="60" w:after="144"/>
+              <w:jc w:val="center"/>
+              <w:rPr>
+                <w:rFonts w:ascii="Helvetica" w:hAnsi="Helvetica" w:cs="Times New Roman"/>
                 <w:b/>
                 <w:bCs/>
                 <w:sz w:val="21"/>
@@ -6626,20 +10508,20 @@
           </w:tcPr>
           <w:p>
             <w:pPr>
-              <w:spacing w:line="276" w:lineRule="auto"/>
-              <w:jc w:val="center"/>
-              <w:rPr>
-                <w:rFonts w:ascii="Times New Roman" w:hAnsi="Times New Roman" w:cs="Times New Roman"/>
-                <w:b/>
-                <w:bCs/>
-                <w:sz w:val="21"/>
-                <w:szCs w:val="21"/>
-                <w:lang w:val="en-GB"/>
-              </w:rPr>
-            </w:pPr>
-            <w:r>
-              <w:rPr>
-                <w:rFonts w:ascii="Times New Roman" w:hAnsi="Times New Roman" w:cs="Times New Roman"/>
+              <w:spacing w:beforeLines="60" w:before="144" w:afterLines="60" w:after="144"/>
+              <w:jc w:val="center"/>
+              <w:rPr>
+                <w:rFonts w:ascii="Helvetica" w:hAnsi="Helvetica" w:cs="Times New Roman"/>
+                <w:b/>
+                <w:bCs/>
+                <w:sz w:val="21"/>
+                <w:szCs w:val="21"/>
+                <w:lang w:val="en-GB"/>
+              </w:rPr>
+            </w:pPr>
+            <w:r>
+              <w:rPr>
+                <w:rFonts w:ascii="Helvetica" w:hAnsi="Helvetica" w:cs="Times New Roman"/>
                 <w:b/>
                 <w:bCs/>
                 <w:sz w:val="21"/>
@@ -6656,20 +10538,20 @@
           </w:tcPr>
           <w:p>
             <w:pPr>
-              <w:spacing w:line="276" w:lineRule="auto"/>
-              <w:jc w:val="center"/>
-              <w:rPr>
-                <w:rFonts w:ascii="Times New Roman" w:hAnsi="Times New Roman" w:cs="Times New Roman"/>
-                <w:b/>
-                <w:bCs/>
-                <w:sz w:val="21"/>
-                <w:szCs w:val="21"/>
-                <w:lang w:val="en-GB"/>
-              </w:rPr>
-            </w:pPr>
-            <w:r>
-              <w:rPr>
-                <w:rFonts w:ascii="Times New Roman" w:hAnsi="Times New Roman" w:cs="Times New Roman"/>
+              <w:spacing w:beforeLines="60" w:before="144" w:afterLines="60" w:after="144"/>
+              <w:jc w:val="center"/>
+              <w:rPr>
+                <w:rFonts w:ascii="Helvetica" w:hAnsi="Helvetica" w:cs="Times New Roman"/>
+                <w:b/>
+                <w:bCs/>
+                <w:sz w:val="21"/>
+                <w:szCs w:val="21"/>
+                <w:lang w:val="en-GB"/>
+              </w:rPr>
+            </w:pPr>
+            <w:r>
+              <w:rPr>
+                <w:rFonts w:ascii="Helvetica" w:hAnsi="Helvetica" w:cs="Times New Roman"/>
                 <w:b/>
                 <w:bCs/>
                 <w:sz w:val="21"/>
@@ -6688,20 +10570,20 @@
           </w:tcPr>
           <w:p>
             <w:pPr>
-              <w:spacing w:line="276" w:lineRule="auto"/>
+              <w:spacing w:beforeLines="60" w:before="144" w:afterLines="60" w:after="144"/>
               <w:jc w:val="right"/>
               <w:rPr>
-                <w:rFonts w:ascii="Times New Roman" w:hAnsi="Times New Roman" w:cs="Times New Roman"/>
-                <w:b/>
-                <w:bCs/>
-                <w:sz w:val="21"/>
-                <w:szCs w:val="21"/>
-                <w:lang w:val="en-GB"/>
-              </w:rPr>
-            </w:pPr>
-            <w:r>
-              <w:rPr>
-                <w:rFonts w:ascii="Times New Roman" w:hAnsi="Times New Roman" w:cs="Times New Roman"/>
+                <w:rFonts w:ascii="Helvetica" w:hAnsi="Helvetica" w:cs="Times New Roman"/>
+                <w:b/>
+                <w:bCs/>
+                <w:sz w:val="21"/>
+                <w:szCs w:val="21"/>
+                <w:lang w:val="en-GB"/>
+              </w:rPr>
+            </w:pPr>
+            <w:r>
+              <w:rPr>
+                <w:rFonts w:ascii="Helvetica" w:hAnsi="Helvetica" w:cs="Times New Roman"/>
                 <w:b/>
                 <w:bCs/>
                 <w:sz w:val="21"/>
@@ -6718,20 +10600,20 @@
           </w:tcPr>
           <w:p>
             <w:pPr>
-              <w:spacing w:line="276" w:lineRule="auto"/>
-              <w:jc w:val="center"/>
-              <w:rPr>
-                <w:rFonts w:ascii="Times New Roman" w:hAnsi="Times New Roman" w:cs="Times New Roman"/>
-                <w:b/>
-                <w:bCs/>
-                <w:sz w:val="21"/>
-                <w:szCs w:val="21"/>
-                <w:lang w:val="en-GB"/>
-              </w:rPr>
-            </w:pPr>
-            <w:r>
-              <w:rPr>
-                <w:rFonts w:ascii="Times New Roman" w:hAnsi="Times New Roman" w:cs="Times New Roman"/>
+              <w:spacing w:beforeLines="60" w:before="144" w:afterLines="60" w:after="144"/>
+              <w:jc w:val="center"/>
+              <w:rPr>
+                <w:rFonts w:ascii="Helvetica" w:hAnsi="Helvetica" w:cs="Times New Roman"/>
+                <w:b/>
+                <w:bCs/>
+                <w:sz w:val="21"/>
+                <w:szCs w:val="21"/>
+                <w:lang w:val="en-GB"/>
+              </w:rPr>
+            </w:pPr>
+            <w:r>
+              <w:rPr>
+                <w:rFonts w:ascii="Helvetica" w:hAnsi="Helvetica" w:cs="Times New Roman"/>
                 <w:b/>
                 <w:bCs/>
                 <w:sz w:val="21"/>
@@ -6748,20 +10630,20 @@
           </w:tcPr>
           <w:p>
             <w:pPr>
-              <w:spacing w:line="276" w:lineRule="auto"/>
-              <w:jc w:val="center"/>
-              <w:rPr>
-                <w:rFonts w:ascii="Times New Roman" w:hAnsi="Times New Roman" w:cs="Times New Roman"/>
-                <w:b/>
-                <w:bCs/>
-                <w:sz w:val="21"/>
-                <w:szCs w:val="21"/>
-                <w:lang w:val="en-GB"/>
-              </w:rPr>
-            </w:pPr>
-            <w:r>
-              <w:rPr>
-                <w:rFonts w:ascii="Times New Roman" w:hAnsi="Times New Roman" w:cs="Times New Roman"/>
+              <w:spacing w:beforeLines="60" w:before="144" w:afterLines="60" w:after="144"/>
+              <w:jc w:val="center"/>
+              <w:rPr>
+                <w:rFonts w:ascii="Helvetica" w:hAnsi="Helvetica" w:cs="Times New Roman"/>
+                <w:b/>
+                <w:bCs/>
+                <w:sz w:val="21"/>
+                <w:szCs w:val="21"/>
+                <w:lang w:val="en-GB"/>
+              </w:rPr>
+            </w:pPr>
+            <w:r>
+              <w:rPr>
+                <w:rFonts w:ascii="Helvetica" w:hAnsi="Helvetica" w:cs="Times New Roman"/>
                 <w:b/>
                 <w:bCs/>
                 <w:sz w:val="21"/>
@@ -6780,23 +10662,27 @@
           </w:tcPr>
           <w:p>
             <w:pPr>
-              <w:spacing w:line="276" w:lineRule="auto"/>
+              <w:spacing w:beforeLines="60" w:before="144" w:afterLines="60" w:after="144"/>
               <w:jc w:val="right"/>
               <w:rPr>
-                <w:rFonts w:ascii="Times New Roman" w:hAnsi="Times New Roman" w:cs="Times New Roman"/>
-                <w:sz w:val="21"/>
-                <w:szCs w:val="21"/>
-                <w:lang w:val="en-GB"/>
-              </w:rPr>
-            </w:pPr>
-            <w:r>
-              <w:rPr>
-                <w:rFonts w:ascii="Times New Roman" w:hAnsi="Times New Roman" w:cs="Times New Roman"/>
-                <w:sz w:val="21"/>
-                <w:szCs w:val="21"/>
-                <w:lang w:val="en-GB"/>
-              </w:rPr>
-              <w:t>Whole image</w:t>
+                <w:rFonts w:ascii="Helvetica" w:hAnsi="Helvetica" w:cs="Times New Roman"/>
+                <w:b/>
+                <w:bCs/>
+                <w:sz w:val="21"/>
+                <w:szCs w:val="21"/>
+                <w:lang w:val="en-GB"/>
+              </w:rPr>
+            </w:pPr>
+            <w:r>
+              <w:rPr>
+                <w:rFonts w:ascii="Helvetica" w:hAnsi="Helvetica" w:cs="Times New Roman"/>
+                <w:b/>
+                <w:bCs/>
+                <w:sz w:val="21"/>
+                <w:szCs w:val="21"/>
+                <w:lang w:val="en-GB"/>
+              </w:rPr>
+              <w:t>Super nasal</w:t>
             </w:r>
           </w:p>
         </w:tc>
@@ -6806,23 +10692,23 @@
           </w:tcPr>
           <w:p>
             <w:pPr>
-              <w:spacing w:line="276" w:lineRule="auto"/>
-              <w:jc w:val="center"/>
-              <w:rPr>
-                <w:rFonts w:ascii="Times New Roman" w:hAnsi="Times New Roman" w:cs="Times New Roman"/>
-                <w:sz w:val="21"/>
-                <w:szCs w:val="21"/>
-                <w:lang w:val="en-GB"/>
-              </w:rPr>
-            </w:pPr>
-            <w:r>
-              <w:rPr>
-                <w:rFonts w:ascii="Times New Roman" w:hAnsi="Times New Roman" w:cs="Times New Roman"/>
-                <w:sz w:val="21"/>
-                <w:szCs w:val="21"/>
-                <w:lang w:val="en-GB"/>
-              </w:rPr>
-              <w:t>All</w:t>
+              <w:spacing w:beforeLines="60" w:before="144" w:afterLines="60" w:after="144"/>
+              <w:jc w:val="center"/>
+              <w:rPr>
+                <w:rFonts w:ascii="Helvetica" w:hAnsi="Helvetica" w:cs="Times New Roman"/>
+                <w:sz w:val="21"/>
+                <w:szCs w:val="21"/>
+                <w:lang w:val="en-GB"/>
+              </w:rPr>
+            </w:pPr>
+            <w:r>
+              <w:rPr>
+                <w:rFonts w:ascii="Helvetica" w:hAnsi="Helvetica" w:cs="Times New Roman"/>
+                <w:sz w:val="21"/>
+                <w:szCs w:val="21"/>
+                <w:lang w:val="en-GB"/>
+              </w:rPr>
+              <w:t>I</w:t>
             </w:r>
           </w:p>
         </w:tc>
@@ -6832,23 +10718,23 @@
           </w:tcPr>
           <w:p>
             <w:pPr>
-              <w:spacing w:line="276" w:lineRule="auto"/>
-              <w:jc w:val="center"/>
-              <w:rPr>
-                <w:rFonts w:ascii="Times New Roman" w:hAnsi="Times New Roman" w:cs="Times New Roman"/>
-                <w:sz w:val="21"/>
-                <w:szCs w:val="21"/>
-                <w:lang w:val="en-GB"/>
-              </w:rPr>
-            </w:pPr>
-            <w:r>
-              <w:rPr>
-                <w:rFonts w:ascii="Times New Roman" w:hAnsi="Times New Roman" w:cs="Times New Roman"/>
-                <w:sz w:val="21"/>
-                <w:szCs w:val="21"/>
-                <w:lang w:val="en-GB"/>
-              </w:rPr>
-              <w:t>All</w:t>
+              <w:spacing w:beforeLines="60" w:before="144" w:afterLines="60" w:after="144"/>
+              <w:jc w:val="center"/>
+              <w:rPr>
+                <w:rFonts w:ascii="Helvetica" w:hAnsi="Helvetica" w:cs="Times New Roman"/>
+                <w:sz w:val="21"/>
+                <w:szCs w:val="21"/>
+                <w:lang w:val="en-GB"/>
+              </w:rPr>
+            </w:pPr>
+            <w:r>
+              <w:rPr>
+                <w:rFonts w:ascii="Helvetica" w:hAnsi="Helvetica" w:cs="Times New Roman"/>
+                <w:sz w:val="21"/>
+                <w:szCs w:val="21"/>
+                <w:lang w:val="en-GB"/>
+              </w:rPr>
+              <w:t>IV</w:t>
             </w:r>
           </w:p>
         </w:tc>
@@ -6860,23 +10746,27 @@
           </w:tcPr>
           <w:p>
             <w:pPr>
-              <w:spacing w:line="276" w:lineRule="auto"/>
+              <w:spacing w:beforeLines="60" w:before="144" w:afterLines="60" w:after="144"/>
               <w:jc w:val="right"/>
               <w:rPr>
-                <w:rFonts w:ascii="Times New Roman" w:hAnsi="Times New Roman" w:cs="Times New Roman"/>
-                <w:sz w:val="21"/>
-                <w:szCs w:val="21"/>
-                <w:lang w:val="en-GB"/>
-              </w:rPr>
-            </w:pPr>
-            <w:r>
-              <w:rPr>
-                <w:rFonts w:ascii="Times New Roman" w:hAnsi="Times New Roman" w:cs="Times New Roman"/>
-                <w:sz w:val="21"/>
-                <w:szCs w:val="21"/>
-                <w:lang w:val="en-GB"/>
-              </w:rPr>
-              <w:t>Foveal circle</w:t>
+                <w:rFonts w:ascii="Helvetica" w:hAnsi="Helvetica" w:cs="Times New Roman"/>
+                <w:b/>
+                <w:bCs/>
+                <w:sz w:val="21"/>
+                <w:szCs w:val="21"/>
+                <w:lang w:val="en-GB"/>
+              </w:rPr>
+            </w:pPr>
+            <w:r>
+              <w:rPr>
+                <w:rFonts w:ascii="Helvetica" w:hAnsi="Helvetica" w:cs="Times New Roman"/>
+                <w:b/>
+                <w:bCs/>
+                <w:sz w:val="21"/>
+                <w:szCs w:val="21"/>
+                <w:lang w:val="en-GB"/>
+              </w:rPr>
+              <w:t>Nasal superior</w:t>
             </w:r>
           </w:p>
         </w:tc>
@@ -6886,23 +10776,23 @@
           </w:tcPr>
           <w:p>
             <w:pPr>
-              <w:spacing w:line="276" w:lineRule="auto"/>
-              <w:jc w:val="center"/>
-              <w:rPr>
-                <w:rFonts w:ascii="Times New Roman" w:hAnsi="Times New Roman" w:cs="Times New Roman"/>
-                <w:sz w:val="21"/>
-                <w:szCs w:val="21"/>
-                <w:lang w:val="en-GB"/>
-              </w:rPr>
-            </w:pPr>
-            <w:r>
-              <w:rPr>
-                <w:rFonts w:ascii="Times New Roman" w:hAnsi="Times New Roman" w:cs="Times New Roman"/>
-                <w:sz w:val="21"/>
-                <w:szCs w:val="21"/>
-                <w:lang w:val="en-GB"/>
-              </w:rPr>
-              <w:t>I</w:t>
+              <w:spacing w:beforeLines="60" w:before="144" w:afterLines="60" w:after="144"/>
+              <w:jc w:val="center"/>
+              <w:rPr>
+                <w:rFonts w:ascii="Helvetica" w:hAnsi="Helvetica" w:cs="Times New Roman"/>
+                <w:sz w:val="21"/>
+                <w:szCs w:val="21"/>
+                <w:lang w:val="en-GB"/>
+              </w:rPr>
+            </w:pPr>
+            <w:r>
+              <w:rPr>
+                <w:rFonts w:ascii="Helvetica" w:hAnsi="Helvetica" w:cs="Times New Roman"/>
+                <w:sz w:val="21"/>
+                <w:szCs w:val="21"/>
+                <w:lang w:val="en-GB"/>
+              </w:rPr>
+              <w:t>II</w:t>
             </w:r>
           </w:p>
         </w:tc>
@@ -6912,23 +10802,23 @@
           </w:tcPr>
           <w:p>
             <w:pPr>
-              <w:spacing w:line="276" w:lineRule="auto"/>
-              <w:jc w:val="center"/>
-              <w:rPr>
-                <w:rFonts w:ascii="Times New Roman" w:hAnsi="Times New Roman" w:cs="Times New Roman"/>
-                <w:sz w:val="21"/>
-                <w:szCs w:val="21"/>
-                <w:lang w:val="en-GB"/>
-              </w:rPr>
-            </w:pPr>
-            <w:r>
-              <w:rPr>
-                <w:rFonts w:ascii="Times New Roman" w:hAnsi="Times New Roman" w:cs="Times New Roman"/>
-                <w:sz w:val="21"/>
-                <w:szCs w:val="21"/>
-                <w:lang w:val="en-GB"/>
-              </w:rPr>
-              <w:t>I</w:t>
+              <w:spacing w:beforeLines="60" w:before="144" w:afterLines="60" w:after="144"/>
+              <w:jc w:val="center"/>
+              <w:rPr>
+                <w:rFonts w:ascii="Helvetica" w:hAnsi="Helvetica" w:cs="Times New Roman"/>
+                <w:sz w:val="21"/>
+                <w:szCs w:val="21"/>
+                <w:lang w:val="en-GB"/>
+              </w:rPr>
+            </w:pPr>
+            <w:r>
+              <w:rPr>
+                <w:rFonts w:ascii="Helvetica" w:hAnsi="Helvetica" w:cs="Times New Roman"/>
+                <w:sz w:val="21"/>
+                <w:szCs w:val="21"/>
+                <w:lang w:val="en-GB"/>
+              </w:rPr>
+              <w:t>III</w:t>
             </w:r>
           </w:p>
         </w:tc>
@@ -6940,23 +10830,27 @@
           </w:tcPr>
           <w:p>
             <w:pPr>
-              <w:spacing w:line="276" w:lineRule="auto"/>
+              <w:spacing w:beforeLines="60" w:before="144" w:afterLines="60" w:after="144"/>
               <w:jc w:val="right"/>
               <w:rPr>
-                <w:rFonts w:ascii="Times New Roman" w:hAnsi="Times New Roman" w:cs="Times New Roman"/>
-                <w:sz w:val="21"/>
-                <w:szCs w:val="21"/>
-                <w:lang w:val="en-GB"/>
-              </w:rPr>
-            </w:pPr>
-            <w:r>
-              <w:rPr>
-                <w:rFonts w:ascii="Times New Roman" w:hAnsi="Times New Roman" w:cs="Times New Roman"/>
-                <w:sz w:val="21"/>
-                <w:szCs w:val="21"/>
-                <w:lang w:val="en-GB"/>
-              </w:rPr>
-              <w:t>Parafoveal rim</w:t>
+                <w:rFonts w:ascii="Helvetica" w:hAnsi="Helvetica" w:cs="Times New Roman"/>
+                <w:b/>
+                <w:bCs/>
+                <w:sz w:val="21"/>
+                <w:szCs w:val="21"/>
+                <w:lang w:val="en-GB"/>
+              </w:rPr>
+            </w:pPr>
+            <w:r>
+              <w:rPr>
+                <w:rFonts w:ascii="Helvetica" w:hAnsi="Helvetica" w:cs="Times New Roman"/>
+                <w:b/>
+                <w:bCs/>
+                <w:sz w:val="21"/>
+                <w:szCs w:val="21"/>
+                <w:lang w:val="en-GB"/>
+              </w:rPr>
+              <w:t>Temporal superior</w:t>
             </w:r>
           </w:p>
         </w:tc>
@@ -6966,23 +10860,23 @@
           </w:tcPr>
           <w:p>
             <w:pPr>
-              <w:spacing w:line="276" w:lineRule="auto"/>
-              <w:jc w:val="center"/>
-              <w:rPr>
-                <w:rFonts w:ascii="Times New Roman" w:hAnsi="Times New Roman" w:cs="Times New Roman"/>
-                <w:sz w:val="21"/>
-                <w:szCs w:val="21"/>
-                <w:lang w:val="en-GB"/>
-              </w:rPr>
-            </w:pPr>
-            <w:r>
-              <w:rPr>
-                <w:rFonts w:ascii="Times New Roman" w:hAnsi="Times New Roman" w:cs="Times New Roman"/>
-                <w:sz w:val="21"/>
-                <w:szCs w:val="21"/>
-                <w:lang w:val="en-GB"/>
-              </w:rPr>
-              <w:t>II-VII</w:t>
+              <w:spacing w:beforeLines="60" w:before="144" w:afterLines="60" w:after="144"/>
+              <w:jc w:val="center"/>
+              <w:rPr>
+                <w:rFonts w:ascii="Helvetica" w:hAnsi="Helvetica" w:cs="Times New Roman"/>
+                <w:sz w:val="21"/>
+                <w:szCs w:val="21"/>
+                <w:lang w:val="en-GB"/>
+              </w:rPr>
+            </w:pPr>
+            <w:r>
+              <w:rPr>
+                <w:rFonts w:ascii="Helvetica" w:hAnsi="Helvetica" w:cs="Times New Roman"/>
+                <w:sz w:val="21"/>
+                <w:szCs w:val="21"/>
+                <w:lang w:val="en-GB"/>
+              </w:rPr>
+              <w:t>III</w:t>
             </w:r>
           </w:p>
         </w:tc>
@@ -6992,23 +10886,23 @@
           </w:tcPr>
           <w:p>
             <w:pPr>
-              <w:spacing w:line="276" w:lineRule="auto"/>
-              <w:jc w:val="center"/>
-              <w:rPr>
-                <w:rFonts w:ascii="Times New Roman" w:hAnsi="Times New Roman" w:cs="Times New Roman"/>
-                <w:sz w:val="21"/>
-                <w:szCs w:val="21"/>
-                <w:lang w:val="en-GB"/>
-              </w:rPr>
-            </w:pPr>
-            <w:r>
-              <w:rPr>
-                <w:rFonts w:ascii="Times New Roman" w:hAnsi="Times New Roman" w:cs="Times New Roman"/>
-                <w:sz w:val="21"/>
-                <w:szCs w:val="21"/>
-                <w:lang w:val="en-GB"/>
-              </w:rPr>
-              <w:t>II-VII</w:t>
+              <w:spacing w:beforeLines="60" w:before="144" w:afterLines="60" w:after="144"/>
+              <w:jc w:val="center"/>
+              <w:rPr>
+                <w:rFonts w:ascii="Helvetica" w:hAnsi="Helvetica" w:cs="Times New Roman"/>
+                <w:sz w:val="21"/>
+                <w:szCs w:val="21"/>
+                <w:lang w:val="en-GB"/>
+              </w:rPr>
+            </w:pPr>
+            <w:r>
+              <w:rPr>
+                <w:rFonts w:ascii="Helvetica" w:hAnsi="Helvetica" w:cs="Times New Roman"/>
+                <w:sz w:val="21"/>
+                <w:szCs w:val="21"/>
+                <w:lang w:val="en-GB"/>
+              </w:rPr>
+              <w:t>II</w:t>
             </w:r>
           </w:p>
         </w:tc>
@@ -7020,23 +10914,27 @@
           </w:tcPr>
           <w:p>
             <w:pPr>
-              <w:spacing w:line="276" w:lineRule="auto"/>
+              <w:spacing w:beforeLines="60" w:before="144" w:afterLines="60" w:after="144"/>
               <w:jc w:val="right"/>
               <w:rPr>
-                <w:rFonts w:ascii="Times New Roman" w:hAnsi="Times New Roman" w:cs="Times New Roman"/>
-                <w:sz w:val="21"/>
-                <w:szCs w:val="21"/>
-                <w:lang w:val="en-GB"/>
-              </w:rPr>
-            </w:pPr>
-            <w:r>
-              <w:rPr>
-                <w:rFonts w:ascii="Times New Roman" w:hAnsi="Times New Roman" w:cs="Times New Roman"/>
-                <w:sz w:val="21"/>
-                <w:szCs w:val="21"/>
-                <w:lang w:val="en-GB"/>
-              </w:rPr>
-              <w:t>Superior hemisphere</w:t>
+                <w:rFonts w:ascii="Helvetica" w:hAnsi="Helvetica" w:cs="Times New Roman"/>
+                <w:b/>
+                <w:bCs/>
+                <w:sz w:val="21"/>
+                <w:szCs w:val="21"/>
+                <w:lang w:val="en-GB"/>
+              </w:rPr>
+            </w:pPr>
+            <w:r>
+              <w:rPr>
+                <w:rFonts w:ascii="Helvetica" w:hAnsi="Helvetica" w:cs="Times New Roman"/>
+                <w:b/>
+                <w:bCs/>
+                <w:sz w:val="21"/>
+                <w:szCs w:val="21"/>
+                <w:lang w:val="en-GB"/>
+              </w:rPr>
+              <w:t>Super temporal</w:t>
             </w:r>
           </w:p>
         </w:tc>
@@ -7046,23 +10944,23 @@
           </w:tcPr>
           <w:p>
             <w:pPr>
-              <w:spacing w:line="276" w:lineRule="auto"/>
-              <w:jc w:val="center"/>
-              <w:rPr>
-                <w:rFonts w:ascii="Times New Roman" w:hAnsi="Times New Roman" w:cs="Times New Roman"/>
-                <w:sz w:val="21"/>
-                <w:szCs w:val="21"/>
-                <w:lang w:val="en-GB"/>
-              </w:rPr>
-            </w:pPr>
-            <w:r>
-              <w:rPr>
-                <w:rFonts w:ascii="Times New Roman" w:hAnsi="Times New Roman" w:cs="Times New Roman"/>
-                <w:sz w:val="21"/>
-                <w:szCs w:val="21"/>
-                <w:lang w:val="en-GB"/>
-              </w:rPr>
-              <w:t>II-IV</w:t>
+              <w:spacing w:beforeLines="60" w:before="144" w:afterLines="60" w:after="144"/>
+              <w:jc w:val="center"/>
+              <w:rPr>
+                <w:rFonts w:ascii="Helvetica" w:hAnsi="Helvetica" w:cs="Times New Roman"/>
+                <w:sz w:val="21"/>
+                <w:szCs w:val="21"/>
+                <w:lang w:val="en-GB"/>
+              </w:rPr>
+            </w:pPr>
+            <w:r>
+              <w:rPr>
+                <w:rFonts w:ascii="Helvetica" w:hAnsi="Helvetica" w:cs="Times New Roman"/>
+                <w:sz w:val="21"/>
+                <w:szCs w:val="21"/>
+                <w:lang w:val="en-GB"/>
+              </w:rPr>
+              <w:t>IV</w:t>
             </w:r>
           </w:p>
         </w:tc>
@@ -7072,23 +10970,23 @@
           </w:tcPr>
           <w:p>
             <w:pPr>
-              <w:spacing w:line="276" w:lineRule="auto"/>
-              <w:jc w:val="center"/>
-              <w:rPr>
-                <w:rFonts w:ascii="Times New Roman" w:hAnsi="Times New Roman" w:cs="Times New Roman"/>
-                <w:sz w:val="21"/>
-                <w:szCs w:val="21"/>
-                <w:lang w:val="en-GB"/>
-              </w:rPr>
-            </w:pPr>
-            <w:r>
-              <w:rPr>
-                <w:rFonts w:ascii="Times New Roman" w:hAnsi="Times New Roman" w:cs="Times New Roman"/>
-                <w:sz w:val="21"/>
-                <w:szCs w:val="21"/>
-                <w:lang w:val="en-GB"/>
-              </w:rPr>
-              <w:t>II-IV</w:t>
+              <w:spacing w:beforeLines="60" w:before="144" w:afterLines="60" w:after="144"/>
+              <w:jc w:val="center"/>
+              <w:rPr>
+                <w:rFonts w:ascii="Helvetica" w:hAnsi="Helvetica" w:cs="Times New Roman"/>
+                <w:sz w:val="21"/>
+                <w:szCs w:val="21"/>
+                <w:lang w:val="en-GB"/>
+              </w:rPr>
+            </w:pPr>
+            <w:r>
+              <w:rPr>
+                <w:rFonts w:ascii="Helvetica" w:hAnsi="Helvetica" w:cs="Times New Roman"/>
+                <w:sz w:val="21"/>
+                <w:szCs w:val="21"/>
+                <w:lang w:val="en-GB"/>
+              </w:rPr>
+              <w:t>I</w:t>
             </w:r>
           </w:p>
         </w:tc>
@@ -7100,23 +10998,27 @@
           </w:tcPr>
           <w:p>
             <w:pPr>
-              <w:spacing w:line="276" w:lineRule="auto"/>
+              <w:spacing w:beforeLines="60" w:before="144" w:afterLines="60" w:after="144"/>
               <w:jc w:val="right"/>
               <w:rPr>
-                <w:rFonts w:ascii="Times New Roman" w:hAnsi="Times New Roman" w:cs="Times New Roman"/>
-                <w:sz w:val="21"/>
-                <w:szCs w:val="21"/>
-                <w:lang w:val="en-GB"/>
-              </w:rPr>
-            </w:pPr>
-            <w:r>
-              <w:rPr>
-                <w:rFonts w:ascii="Times New Roman" w:hAnsi="Times New Roman" w:cs="Times New Roman"/>
-                <w:sz w:val="21"/>
-                <w:szCs w:val="21"/>
-                <w:lang w:val="en-GB"/>
-              </w:rPr>
-              <w:t>Inferior hemisphere</w:t>
+                <w:rFonts w:ascii="Helvetica" w:hAnsi="Helvetica" w:cs="Times New Roman"/>
+                <w:b/>
+                <w:bCs/>
+                <w:sz w:val="21"/>
+                <w:szCs w:val="21"/>
+                <w:lang w:val="en-GB"/>
+              </w:rPr>
+            </w:pPr>
+            <w:r>
+              <w:rPr>
+                <w:rFonts w:ascii="Helvetica" w:hAnsi="Helvetica" w:cs="Times New Roman"/>
+                <w:b/>
+                <w:bCs/>
+                <w:sz w:val="21"/>
+                <w:szCs w:val="21"/>
+                <w:lang w:val="en-GB"/>
+              </w:rPr>
+              <w:t>Inferio temporal</w:t>
             </w:r>
           </w:p>
         </w:tc>
@@ -7126,23 +11028,23 @@
           </w:tcPr>
           <w:p>
             <w:pPr>
-              <w:spacing w:line="276" w:lineRule="auto"/>
-              <w:jc w:val="center"/>
-              <w:rPr>
-                <w:rFonts w:ascii="Times New Roman" w:hAnsi="Times New Roman" w:cs="Times New Roman"/>
-                <w:sz w:val="21"/>
-                <w:szCs w:val="21"/>
-                <w:lang w:val="en-GB"/>
-              </w:rPr>
-            </w:pPr>
-            <w:r>
-              <w:rPr>
-                <w:rFonts w:ascii="Times New Roman" w:hAnsi="Times New Roman" w:cs="Times New Roman"/>
-                <w:sz w:val="21"/>
-                <w:szCs w:val="21"/>
-                <w:lang w:val="en-GB"/>
-              </w:rPr>
-              <w:t>V-VII</w:t>
+              <w:spacing w:beforeLines="60" w:before="144" w:afterLines="60" w:after="144"/>
+              <w:jc w:val="center"/>
+              <w:rPr>
+                <w:rFonts w:ascii="Helvetica" w:hAnsi="Helvetica" w:cs="Times New Roman"/>
+                <w:sz w:val="21"/>
+                <w:szCs w:val="21"/>
+                <w:lang w:val="en-GB"/>
+              </w:rPr>
+            </w:pPr>
+            <w:r>
+              <w:rPr>
+                <w:rFonts w:ascii="Helvetica" w:hAnsi="Helvetica" w:cs="Times New Roman"/>
+                <w:sz w:val="21"/>
+                <w:szCs w:val="21"/>
+                <w:lang w:val="en-GB"/>
+              </w:rPr>
+              <w:t>V</w:t>
             </w:r>
           </w:p>
         </w:tc>
@@ -7152,23 +11054,23 @@
           </w:tcPr>
           <w:p>
             <w:pPr>
-              <w:spacing w:line="276" w:lineRule="auto"/>
-              <w:jc w:val="center"/>
-              <w:rPr>
-                <w:rFonts w:ascii="Times New Roman" w:hAnsi="Times New Roman" w:cs="Times New Roman"/>
-                <w:sz w:val="21"/>
-                <w:szCs w:val="21"/>
-                <w:lang w:val="en-GB"/>
-              </w:rPr>
-            </w:pPr>
-            <w:r>
-              <w:rPr>
-                <w:rFonts w:ascii="Times New Roman" w:hAnsi="Times New Roman" w:cs="Times New Roman"/>
-                <w:sz w:val="21"/>
-                <w:szCs w:val="21"/>
-                <w:lang w:val="en-GB"/>
-              </w:rPr>
-              <w:t>V-VII</w:t>
+              <w:spacing w:beforeLines="60" w:before="144" w:afterLines="60" w:after="144"/>
+              <w:jc w:val="center"/>
+              <w:rPr>
+                <w:rFonts w:ascii="Helvetica" w:hAnsi="Helvetica" w:cs="Times New Roman"/>
+                <w:sz w:val="21"/>
+                <w:szCs w:val="21"/>
+                <w:lang w:val="en-GB"/>
+              </w:rPr>
+            </w:pPr>
+            <w:r>
+              <w:rPr>
+                <w:rFonts w:ascii="Helvetica" w:hAnsi="Helvetica" w:cs="Times New Roman"/>
+                <w:sz w:val="21"/>
+                <w:szCs w:val="21"/>
+                <w:lang w:val="en-GB"/>
+              </w:rPr>
+              <w:t>VIII</w:t>
             </w:r>
           </w:p>
         </w:tc>
@@ -7180,23 +11082,27 @@
           </w:tcPr>
           <w:p>
             <w:pPr>
-              <w:spacing w:line="276" w:lineRule="auto"/>
+              <w:spacing w:beforeLines="60" w:before="144" w:afterLines="60" w:after="144"/>
               <w:jc w:val="right"/>
               <w:rPr>
-                <w:rFonts w:ascii="Times New Roman" w:hAnsi="Times New Roman" w:cs="Times New Roman"/>
-                <w:sz w:val="21"/>
-                <w:szCs w:val="21"/>
-                <w:lang w:val="en-GB"/>
-              </w:rPr>
-            </w:pPr>
-            <w:r>
-              <w:rPr>
-                <w:rFonts w:ascii="Times New Roman" w:hAnsi="Times New Roman" w:cs="Times New Roman"/>
-                <w:sz w:val="21"/>
-                <w:szCs w:val="21"/>
-                <w:lang w:val="en-GB"/>
-              </w:rPr>
-              <w:t>Temporal</w:t>
+                <w:rFonts w:ascii="Helvetica" w:hAnsi="Helvetica" w:cs="Times New Roman"/>
+                <w:b/>
+                <w:bCs/>
+                <w:sz w:val="21"/>
+                <w:szCs w:val="21"/>
+                <w:lang w:val="en-GB"/>
+              </w:rPr>
+            </w:pPr>
+            <w:r>
+              <w:rPr>
+                <w:rFonts w:ascii="Helvetica" w:hAnsi="Helvetica" w:cs="Times New Roman"/>
+                <w:b/>
+                <w:bCs/>
+                <w:sz w:val="21"/>
+                <w:szCs w:val="21"/>
+                <w:lang w:val="en-GB"/>
+              </w:rPr>
+              <w:t>Temporal inferior</w:t>
             </w:r>
           </w:p>
         </w:tc>
@@ -7206,23 +11112,23 @@
           </w:tcPr>
           <w:p>
             <w:pPr>
-              <w:spacing w:line="276" w:lineRule="auto"/>
-              <w:jc w:val="center"/>
-              <w:rPr>
-                <w:rFonts w:ascii="Times New Roman" w:hAnsi="Times New Roman" w:cs="Times New Roman"/>
-                <w:sz w:val="21"/>
-                <w:szCs w:val="21"/>
-                <w:lang w:val="en-GB"/>
-              </w:rPr>
-            </w:pPr>
-            <w:r>
-              <w:rPr>
-                <w:rFonts w:ascii="Times New Roman" w:hAnsi="Times New Roman" w:cs="Times New Roman"/>
-                <w:sz w:val="21"/>
-                <w:szCs w:val="21"/>
-                <w:lang w:val="en-GB"/>
-              </w:rPr>
-              <w:t>II &amp; VII</w:t>
+              <w:spacing w:beforeLines="60" w:before="144" w:afterLines="60" w:after="144"/>
+              <w:jc w:val="center"/>
+              <w:rPr>
+                <w:rFonts w:ascii="Helvetica" w:hAnsi="Helvetica" w:cs="Times New Roman"/>
+                <w:sz w:val="21"/>
+                <w:szCs w:val="21"/>
+                <w:lang w:val="en-GB"/>
+              </w:rPr>
+            </w:pPr>
+            <w:r>
+              <w:rPr>
+                <w:rFonts w:ascii="Helvetica" w:hAnsi="Helvetica" w:cs="Times New Roman"/>
+                <w:sz w:val="21"/>
+                <w:szCs w:val="21"/>
+                <w:lang w:val="en-GB"/>
+              </w:rPr>
+              <w:t>VI</w:t>
             </w:r>
           </w:p>
         </w:tc>
@@ -7232,23 +11138,23 @@
           </w:tcPr>
           <w:p>
             <w:pPr>
-              <w:spacing w:line="276" w:lineRule="auto"/>
-              <w:jc w:val="center"/>
-              <w:rPr>
-                <w:rFonts w:ascii="Times New Roman" w:hAnsi="Times New Roman" w:cs="Times New Roman"/>
-                <w:sz w:val="21"/>
-                <w:szCs w:val="21"/>
-                <w:lang w:val="en-GB"/>
-              </w:rPr>
-            </w:pPr>
-            <w:r>
-              <w:rPr>
-                <w:rFonts w:ascii="Times New Roman" w:hAnsi="Times New Roman" w:cs="Times New Roman"/>
-                <w:sz w:val="21"/>
-                <w:szCs w:val="21"/>
-                <w:lang w:val="en-GB"/>
-              </w:rPr>
-              <w:t>IV &amp; V</w:t>
+              <w:spacing w:beforeLines="60" w:before="144" w:afterLines="60" w:after="144"/>
+              <w:jc w:val="center"/>
+              <w:rPr>
+                <w:rFonts w:ascii="Helvetica" w:hAnsi="Helvetica" w:cs="Times New Roman"/>
+                <w:sz w:val="21"/>
+                <w:szCs w:val="21"/>
+                <w:lang w:val="en-GB"/>
+              </w:rPr>
+            </w:pPr>
+            <w:r>
+              <w:rPr>
+                <w:rFonts w:ascii="Helvetica" w:hAnsi="Helvetica" w:cs="Times New Roman"/>
+                <w:sz w:val="21"/>
+                <w:szCs w:val="21"/>
+                <w:lang w:val="en-GB"/>
+              </w:rPr>
+              <w:t>VII</w:t>
             </w:r>
           </w:p>
         </w:tc>
@@ -7260,23 +11166,27 @@
           </w:tcPr>
           <w:p>
             <w:pPr>
-              <w:spacing w:line="276" w:lineRule="auto"/>
+              <w:spacing w:beforeLines="60" w:before="144" w:afterLines="60" w:after="144"/>
               <w:jc w:val="right"/>
               <w:rPr>
-                <w:rFonts w:ascii="Times New Roman" w:hAnsi="Times New Roman" w:cs="Times New Roman"/>
-                <w:sz w:val="21"/>
-                <w:szCs w:val="21"/>
-                <w:lang w:val="en-GB"/>
-              </w:rPr>
-            </w:pPr>
-            <w:r>
-              <w:rPr>
-                <w:rFonts w:ascii="Times New Roman" w:hAnsi="Times New Roman" w:cs="Times New Roman"/>
-                <w:sz w:val="21"/>
-                <w:szCs w:val="21"/>
-                <w:lang w:val="en-GB"/>
-              </w:rPr>
-              <w:t>Superior</w:t>
+                <w:rFonts w:ascii="Helvetica" w:hAnsi="Helvetica" w:cs="Times New Roman"/>
+                <w:b/>
+                <w:bCs/>
+                <w:sz w:val="21"/>
+                <w:szCs w:val="21"/>
+                <w:lang w:val="en-GB"/>
+              </w:rPr>
+            </w:pPr>
+            <w:r>
+              <w:rPr>
+                <w:rFonts w:ascii="Helvetica" w:hAnsi="Helvetica" w:cs="Times New Roman"/>
+                <w:b/>
+                <w:bCs/>
+                <w:sz w:val="21"/>
+                <w:szCs w:val="21"/>
+                <w:lang w:val="en-GB"/>
+              </w:rPr>
+              <w:t>Nasal inferior</w:t>
             </w:r>
           </w:p>
         </w:tc>
@@ -7286,23 +11196,23 @@
           </w:tcPr>
           <w:p>
             <w:pPr>
-              <w:spacing w:line="276" w:lineRule="auto"/>
-              <w:jc w:val="center"/>
-              <w:rPr>
-                <w:rFonts w:ascii="Times New Roman" w:hAnsi="Times New Roman" w:cs="Times New Roman"/>
-                <w:sz w:val="21"/>
-                <w:szCs w:val="21"/>
-                <w:lang w:val="en-GB"/>
-              </w:rPr>
-            </w:pPr>
-            <w:r>
-              <w:rPr>
-                <w:rFonts w:ascii="Times New Roman" w:hAnsi="Times New Roman" w:cs="Times New Roman"/>
-                <w:sz w:val="21"/>
-                <w:szCs w:val="21"/>
-                <w:lang w:val="en-GB"/>
-              </w:rPr>
-              <w:t>III</w:t>
+              <w:spacing w:beforeLines="60" w:before="144" w:afterLines="60" w:after="144"/>
+              <w:jc w:val="center"/>
+              <w:rPr>
+                <w:rFonts w:ascii="Helvetica" w:hAnsi="Helvetica" w:cs="Times New Roman"/>
+                <w:sz w:val="21"/>
+                <w:szCs w:val="21"/>
+                <w:lang w:val="en-GB"/>
+              </w:rPr>
+            </w:pPr>
+            <w:r>
+              <w:rPr>
+                <w:rFonts w:ascii="Helvetica" w:hAnsi="Helvetica" w:cs="Times New Roman"/>
+                <w:sz w:val="21"/>
+                <w:szCs w:val="21"/>
+                <w:lang w:val="en-GB"/>
+              </w:rPr>
+              <w:t>VII</w:t>
             </w:r>
           </w:p>
         </w:tc>
@@ -7312,23 +11222,23 @@
           </w:tcPr>
           <w:p>
             <w:pPr>
-              <w:spacing w:line="276" w:lineRule="auto"/>
-              <w:jc w:val="center"/>
-              <w:rPr>
-                <w:rFonts w:ascii="Times New Roman" w:hAnsi="Times New Roman" w:cs="Times New Roman"/>
-                <w:sz w:val="21"/>
-                <w:szCs w:val="21"/>
-                <w:lang w:val="en-GB"/>
-              </w:rPr>
-            </w:pPr>
-            <w:r>
-              <w:rPr>
-                <w:rFonts w:ascii="Times New Roman" w:hAnsi="Times New Roman" w:cs="Times New Roman"/>
-                <w:sz w:val="21"/>
-                <w:szCs w:val="21"/>
-                <w:lang w:val="en-GB"/>
-              </w:rPr>
-              <w:t>III</w:t>
+              <w:spacing w:beforeLines="60" w:before="144" w:afterLines="60" w:after="144"/>
+              <w:jc w:val="center"/>
+              <w:rPr>
+                <w:rFonts w:ascii="Helvetica" w:hAnsi="Helvetica" w:cs="Times New Roman"/>
+                <w:sz w:val="21"/>
+                <w:szCs w:val="21"/>
+                <w:lang w:val="en-GB"/>
+              </w:rPr>
+            </w:pPr>
+            <w:r>
+              <w:rPr>
+                <w:rFonts w:ascii="Helvetica" w:hAnsi="Helvetica" w:cs="Times New Roman"/>
+                <w:sz w:val="21"/>
+                <w:szCs w:val="21"/>
+                <w:lang w:val="en-GB"/>
+              </w:rPr>
+              <w:t>VI</w:t>
             </w:r>
           </w:p>
         </w:tc>
@@ -7340,23 +11250,27 @@
           </w:tcPr>
           <w:p>
             <w:pPr>
-              <w:spacing w:line="276" w:lineRule="auto"/>
+              <w:spacing w:beforeLines="60" w:before="144" w:afterLines="60" w:after="144"/>
               <w:jc w:val="right"/>
               <w:rPr>
-                <w:rFonts w:ascii="Times New Roman" w:hAnsi="Times New Roman" w:cs="Times New Roman"/>
-                <w:sz w:val="21"/>
-                <w:szCs w:val="21"/>
-                <w:lang w:val="en-GB"/>
-              </w:rPr>
-            </w:pPr>
-            <w:r>
-              <w:rPr>
-                <w:rFonts w:ascii="Times New Roman" w:hAnsi="Times New Roman" w:cs="Times New Roman"/>
-                <w:sz w:val="21"/>
-                <w:szCs w:val="21"/>
-                <w:lang w:val="en-GB"/>
-              </w:rPr>
-              <w:t>Nasal</w:t>
+                <w:rFonts w:ascii="Helvetica" w:hAnsi="Helvetica" w:cs="Times New Roman"/>
+                <w:b/>
+                <w:bCs/>
+                <w:sz w:val="21"/>
+                <w:szCs w:val="21"/>
+                <w:lang w:val="en-GB"/>
+              </w:rPr>
+            </w:pPr>
+            <w:r>
+              <w:rPr>
+                <w:rFonts w:ascii="Helvetica" w:hAnsi="Helvetica" w:cs="Times New Roman"/>
+                <w:b/>
+                <w:bCs/>
+                <w:sz w:val="21"/>
+                <w:szCs w:val="21"/>
+                <w:lang w:val="en-GB"/>
+              </w:rPr>
+              <w:t>Inferio nasal</w:t>
             </w:r>
           </w:p>
         </w:tc>
@@ -7366,23 +11280,23 @@
           </w:tcPr>
           <w:p>
             <w:pPr>
-              <w:spacing w:line="276" w:lineRule="auto"/>
-              <w:jc w:val="center"/>
-              <w:rPr>
-                <w:rFonts w:ascii="Times New Roman" w:hAnsi="Times New Roman" w:cs="Times New Roman"/>
-                <w:sz w:val="21"/>
-                <w:szCs w:val="21"/>
-                <w:lang w:val="en-GB"/>
-              </w:rPr>
-            </w:pPr>
-            <w:r>
-              <w:rPr>
-                <w:rFonts w:ascii="Times New Roman" w:hAnsi="Times New Roman" w:cs="Times New Roman"/>
-                <w:sz w:val="21"/>
-                <w:szCs w:val="21"/>
-                <w:lang w:val="en-GB"/>
-              </w:rPr>
-              <w:t>IV &amp; V</w:t>
+              <w:spacing w:beforeLines="60" w:before="144" w:afterLines="60" w:after="144"/>
+              <w:jc w:val="center"/>
+              <w:rPr>
+                <w:rFonts w:ascii="Helvetica" w:hAnsi="Helvetica" w:cs="Times New Roman"/>
+                <w:sz w:val="21"/>
+                <w:szCs w:val="21"/>
+                <w:lang w:val="en-GB"/>
+              </w:rPr>
+            </w:pPr>
+            <w:r>
+              <w:rPr>
+                <w:rFonts w:ascii="Helvetica" w:hAnsi="Helvetica" w:cs="Times New Roman"/>
+                <w:sz w:val="21"/>
+                <w:szCs w:val="21"/>
+                <w:lang w:val="en-GB"/>
+              </w:rPr>
+              <w:t>VIII</w:t>
             </w:r>
           </w:p>
         </w:tc>
@@ -7392,23 +11306,23 @@
           </w:tcPr>
           <w:p>
             <w:pPr>
-              <w:spacing w:line="276" w:lineRule="auto"/>
-              <w:jc w:val="center"/>
-              <w:rPr>
-                <w:rFonts w:ascii="Times New Roman" w:hAnsi="Times New Roman" w:cs="Times New Roman"/>
-                <w:sz w:val="21"/>
-                <w:szCs w:val="21"/>
-                <w:lang w:val="en-GB"/>
-              </w:rPr>
-            </w:pPr>
-            <w:r>
-              <w:rPr>
-                <w:rFonts w:ascii="Times New Roman" w:hAnsi="Times New Roman" w:cs="Times New Roman"/>
-                <w:sz w:val="21"/>
-                <w:szCs w:val="21"/>
-                <w:lang w:val="en-GB"/>
-              </w:rPr>
-              <w:t>II &amp; VII</w:t>
+              <w:spacing w:beforeLines="60" w:before="144" w:afterLines="60" w:after="144"/>
+              <w:jc w:val="center"/>
+              <w:rPr>
+                <w:rFonts w:ascii="Helvetica" w:hAnsi="Helvetica" w:cs="Times New Roman"/>
+                <w:sz w:val="21"/>
+                <w:szCs w:val="21"/>
+                <w:lang w:val="en-GB"/>
+              </w:rPr>
+            </w:pPr>
+            <w:r>
+              <w:rPr>
+                <w:rFonts w:ascii="Helvetica" w:hAnsi="Helvetica" w:cs="Times New Roman"/>
+                <w:sz w:val="21"/>
+                <w:szCs w:val="21"/>
+                <w:lang w:val="en-GB"/>
+              </w:rPr>
+              <w:t>V</w:t>
             </w:r>
           </w:p>
         </w:tc>
@@ -7420,23 +11334,27 @@
           </w:tcPr>
           <w:p>
             <w:pPr>
-              <w:spacing w:line="276" w:lineRule="auto"/>
+              <w:spacing w:beforeLines="60" w:before="144" w:afterLines="60" w:after="144"/>
               <w:jc w:val="right"/>
               <w:rPr>
-                <w:rFonts w:ascii="Times New Roman" w:hAnsi="Times New Roman" w:cs="Times New Roman"/>
-                <w:sz w:val="21"/>
-                <w:szCs w:val="21"/>
-                <w:lang w:val="en-GB"/>
-              </w:rPr>
-            </w:pPr>
-            <w:r>
-              <w:rPr>
-                <w:rFonts w:ascii="Times New Roman" w:hAnsi="Times New Roman" w:cs="Times New Roman"/>
-                <w:sz w:val="21"/>
-                <w:szCs w:val="21"/>
-                <w:lang w:val="en-GB"/>
-              </w:rPr>
-              <w:t>Inferior</w:t>
+                <w:rFonts w:ascii="Helvetica" w:hAnsi="Helvetica" w:cs="Times New Roman"/>
+                <w:b/>
+                <w:bCs/>
+                <w:sz w:val="21"/>
+                <w:szCs w:val="21"/>
+                <w:lang w:val="en-GB"/>
+              </w:rPr>
+            </w:pPr>
+            <w:r>
+              <w:rPr>
+                <w:rFonts w:ascii="Helvetica" w:hAnsi="Helvetica" w:cs="Times New Roman"/>
+                <w:b/>
+                <w:bCs/>
+                <w:sz w:val="21"/>
+                <w:szCs w:val="21"/>
+                <w:lang w:val="en-GB"/>
+              </w:rPr>
+              <w:t>Nasal wedge</w:t>
             </w:r>
           </w:p>
         </w:tc>
@@ -7446,23 +11364,23 @@
           </w:tcPr>
           <w:p>
             <w:pPr>
-              <w:spacing w:line="276" w:lineRule="auto"/>
-              <w:jc w:val="center"/>
-              <w:rPr>
-                <w:rFonts w:ascii="Times New Roman" w:hAnsi="Times New Roman" w:cs="Times New Roman"/>
-                <w:sz w:val="21"/>
-                <w:szCs w:val="21"/>
-                <w:lang w:val="en-GB"/>
-              </w:rPr>
-            </w:pPr>
-            <w:r>
-              <w:rPr>
-                <w:rFonts w:ascii="Times New Roman" w:hAnsi="Times New Roman" w:cs="Times New Roman"/>
-                <w:sz w:val="21"/>
-                <w:szCs w:val="21"/>
-                <w:lang w:val="en-GB"/>
-              </w:rPr>
-              <w:t>VI</w:t>
+              <w:spacing w:beforeLines="60" w:before="144" w:afterLines="60" w:after="144"/>
+              <w:jc w:val="center"/>
+              <w:rPr>
+                <w:rFonts w:ascii="Helvetica" w:hAnsi="Helvetica" w:cs="Times New Roman"/>
+                <w:sz w:val="21"/>
+                <w:szCs w:val="21"/>
+                <w:lang w:val="en-GB"/>
+              </w:rPr>
+            </w:pPr>
+            <w:r>
+              <w:rPr>
+                <w:rFonts w:ascii="Helvetica" w:hAnsi="Helvetica" w:cs="Times New Roman"/>
+                <w:sz w:val="21"/>
+                <w:szCs w:val="21"/>
+                <w:lang w:val="en-GB"/>
+              </w:rPr>
+              <w:t>I &amp; VIII</w:t>
             </w:r>
           </w:p>
         </w:tc>
@@ -7472,23 +11390,107 @@
           </w:tcPr>
           <w:p>
             <w:pPr>
-              <w:spacing w:line="276" w:lineRule="auto"/>
-              <w:jc w:val="center"/>
-              <w:rPr>
-                <w:rFonts w:ascii="Times New Roman" w:hAnsi="Times New Roman" w:cs="Times New Roman"/>
-                <w:sz w:val="21"/>
-                <w:szCs w:val="21"/>
-                <w:lang w:val="en-GB"/>
-              </w:rPr>
-            </w:pPr>
-            <w:r>
-              <w:rPr>
-                <w:rFonts w:ascii="Times New Roman" w:hAnsi="Times New Roman" w:cs="Times New Roman"/>
-                <w:sz w:val="21"/>
-                <w:szCs w:val="21"/>
-                <w:lang w:val="en-GB"/>
-              </w:rPr>
-              <w:t>VI</w:t>
+              <w:spacing w:beforeLines="60" w:before="144" w:afterLines="60" w:after="144"/>
+              <w:jc w:val="center"/>
+              <w:rPr>
+                <w:rFonts w:ascii="Helvetica" w:hAnsi="Helvetica" w:cs="Times New Roman"/>
+                <w:sz w:val="21"/>
+                <w:szCs w:val="21"/>
+                <w:lang w:val="en-GB"/>
+              </w:rPr>
+            </w:pPr>
+            <w:r>
+              <w:rPr>
+                <w:rFonts w:ascii="Helvetica" w:hAnsi="Helvetica" w:cs="Times New Roman"/>
+                <w:sz w:val="21"/>
+                <w:szCs w:val="21"/>
+                <w:lang w:val="en-GB"/>
+              </w:rPr>
+              <w:t>IV &amp; I</w:t>
+            </w:r>
+          </w:p>
+        </w:tc>
+      </w:tr>
+      <w:tr>
+        <w:tc>
+          <w:tcPr>
+            <w:tcW w:w="3397" w:type="dxa"/>
+          </w:tcPr>
+          <w:p>
+            <w:pPr>
+              <w:spacing w:beforeLines="60" w:before="144" w:afterLines="60" w:after="144"/>
+              <w:jc w:val="right"/>
+              <w:rPr>
+                <w:rFonts w:ascii="Helvetica" w:hAnsi="Helvetica" w:cs="Times New Roman"/>
+                <w:b/>
+                <w:bCs/>
+                <w:sz w:val="21"/>
+                <w:szCs w:val="21"/>
+                <w:lang w:val="en-GB"/>
+              </w:rPr>
+            </w:pPr>
+            <w:r>
+              <w:rPr>
+                <w:rFonts w:ascii="Helvetica" w:hAnsi="Helvetica" w:cs="Times New Roman"/>
+                <w:b/>
+                <w:bCs/>
+                <w:sz w:val="21"/>
+                <w:szCs w:val="21"/>
+                <w:lang w:val="en-GB"/>
+              </w:rPr>
+              <w:t>Temporal wedge</w:t>
+            </w:r>
+          </w:p>
+        </w:tc>
+        <w:tc>
+          <w:tcPr>
+            <w:tcW w:w="2410" w:type="dxa"/>
+          </w:tcPr>
+          <w:p>
+            <w:pPr>
+              <w:spacing w:beforeLines="60" w:before="144" w:afterLines="60" w:after="144"/>
+              <w:jc w:val="center"/>
+              <w:rPr>
+                <w:rFonts w:ascii="Helvetica" w:hAnsi="Helvetica" w:cs="Times New Roman"/>
+                <w:sz w:val="21"/>
+                <w:szCs w:val="21"/>
+                <w:lang w:val="en-GB"/>
+              </w:rPr>
+            </w:pPr>
+            <w:r>
+              <w:rPr>
+                <w:rFonts w:ascii="Helvetica" w:hAnsi="Helvetica" w:cs="Times New Roman"/>
+                <w:sz w:val="21"/>
+                <w:szCs w:val="21"/>
+                <w:lang w:val="en-GB"/>
+              </w:rPr>
+              <w:t>IV &amp; V</w:t>
+            </w:r>
+          </w:p>
+        </w:tc>
+        <w:tc>
+          <w:tcPr>
+            <w:tcW w:w="2693" w:type="dxa"/>
+          </w:tcPr>
+          <w:p>
+            <w:pPr>
+              <w:spacing w:beforeLines="60" w:before="144" w:afterLines="60" w:after="144"/>
+              <w:jc w:val="center"/>
+              <w:rPr>
+                <w:rFonts w:ascii="Helvetica" w:hAnsi="Helvetica" w:cs="Times New Roman"/>
+                <w:sz w:val="21"/>
+                <w:szCs w:val="21"/>
+                <w:lang w:val="en-GB"/>
+              </w:rPr>
+            </w:pPr>
+            <w:r>
+              <w:rPr>
+                <w:rFonts w:ascii="Helvetica" w:hAnsi="Helvetica" w:cs="Times New Roman"/>
+                <w:sz w:val="21"/>
+                <w:szCs w:val="21"/>
+                <w:lang w:val="en-GB"/>
+              </w:rPr>
+              <w:t>I &amp; VIII</w:t>
             </w:r>
           </w:p>
         </w:tc>
@@ -7507,6 +11509,841 @@
     </w:p>
     <w:p>
       <w:pPr>
+        <w:spacing w:line="276" w:lineRule="auto"/>
+        <w:rPr>
+          <w:rFonts w:ascii="Times New Roman" w:hAnsi="Times New Roman" w:cs="Times New Roman"/>
+          <w:sz w:val="21"/>
+          <w:szCs w:val="21"/>
+          <w:lang w:val="en-GB"/>
+        </w:rPr>
+      </w:pPr>
+    </w:p>
+    <w:p>
+      <w:pPr>
+        <w:spacing w:line="276" w:lineRule="auto"/>
+        <w:rPr>
+          <w:rFonts w:ascii="Times New Roman" w:hAnsi="Times New Roman" w:cs="Times New Roman"/>
+          <w:sz w:val="21"/>
+          <w:szCs w:val="21"/>
+          <w:lang w:val="en-GB"/>
+        </w:rPr>
+      </w:pPr>
+    </w:p>
+    <w:tbl>
+      <w:tblPr>
+        <w:tblStyle w:val="TableGrid"/>
+        <w:tblW w:w="0" w:type="auto"/>
+        <w:tblLook w:val="04A0" w:firstRow="1" w:lastRow="0" w:firstColumn="1" w:lastColumn="0" w:noHBand="0" w:noVBand="1"/>
+      </w:tblPr>
+      <w:tblGrid>
+        <w:gridCol w:w="3397"/>
+        <w:gridCol w:w="2410"/>
+        <w:gridCol w:w="2693"/>
+      </w:tblGrid>
+      <w:tr>
+        <w:tc>
+          <w:tcPr>
+            <w:tcW w:w="8500" w:type="dxa"/>
+            <w:gridSpan w:val="3"/>
+            <w:shd w:val="clear" w:color="auto" w:fill="8EFA00"/>
+          </w:tcPr>
+          <w:p>
+            <w:pPr>
+              <w:spacing w:beforeLines="60" w:before="144" w:afterLines="60" w:after="144"/>
+              <w:jc w:val="center"/>
+              <w:rPr>
+                <w:rFonts w:ascii="Helvetica" w:hAnsi="Helvetica" w:cs="Times New Roman"/>
+                <w:b/>
+                <w:bCs/>
+                <w:sz w:val="21"/>
+                <w:szCs w:val="21"/>
+                <w:lang w:val="en-GB"/>
+              </w:rPr>
+            </w:pPr>
+            <w:r>
+              <w:rPr>
+                <w:rFonts w:ascii="Helvetica" w:hAnsi="Helvetica" w:cs="Times New Roman"/>
+                <w:b/>
+                <w:bCs/>
+                <w:sz w:val="21"/>
+                <w:szCs w:val="21"/>
+                <w:lang w:val="en-GB"/>
+              </w:rPr>
+              <w:t>Optic Nerve Head</w:t>
+            </w:r>
+          </w:p>
+        </w:tc>
+      </w:tr>
+      <w:tr>
+        <w:tc>
+          <w:tcPr>
+            <w:tcW w:w="3397" w:type="dxa"/>
+          </w:tcPr>
+          <w:p>
+            <w:pPr>
+              <w:spacing w:beforeLines="60" w:before="144" w:afterLines="60" w:after="144"/>
+              <w:jc w:val="center"/>
+              <w:rPr>
+                <w:rFonts w:ascii="Helvetica" w:hAnsi="Helvetica" w:cs="Times New Roman"/>
+                <w:b/>
+                <w:bCs/>
+                <w:sz w:val="21"/>
+                <w:szCs w:val="21"/>
+                <w:lang w:val="en-GB"/>
+              </w:rPr>
+            </w:pPr>
+          </w:p>
+        </w:tc>
+        <w:tc>
+          <w:tcPr>
+            <w:tcW w:w="2410" w:type="dxa"/>
+          </w:tcPr>
+          <w:p>
+            <w:pPr>
+              <w:spacing w:beforeLines="60" w:before="144" w:afterLines="60" w:after="144"/>
+              <w:jc w:val="center"/>
+              <w:rPr>
+                <w:rFonts w:ascii="Helvetica" w:hAnsi="Helvetica" w:cs="Times New Roman"/>
+                <w:b/>
+                <w:bCs/>
+                <w:sz w:val="21"/>
+                <w:szCs w:val="21"/>
+                <w:lang w:val="en-GB"/>
+              </w:rPr>
+            </w:pPr>
+            <w:r>
+              <w:rPr>
+                <w:rFonts w:ascii="Helvetica" w:hAnsi="Helvetica" w:cs="Times New Roman"/>
+                <w:b/>
+                <w:bCs/>
+                <w:sz w:val="21"/>
+                <w:szCs w:val="21"/>
+                <w:lang w:val="en-GB"/>
+              </w:rPr>
+              <w:t>OD RIGHT EYE</w:t>
+            </w:r>
+          </w:p>
+        </w:tc>
+        <w:tc>
+          <w:tcPr>
+            <w:tcW w:w="2693" w:type="dxa"/>
+          </w:tcPr>
+          <w:p>
+            <w:pPr>
+              <w:spacing w:beforeLines="60" w:before="144" w:afterLines="60" w:after="144"/>
+              <w:jc w:val="center"/>
+              <w:rPr>
+                <w:rFonts w:ascii="Helvetica" w:hAnsi="Helvetica" w:cs="Times New Roman"/>
+                <w:b/>
+                <w:bCs/>
+                <w:sz w:val="21"/>
+                <w:szCs w:val="21"/>
+                <w:lang w:val="en-GB"/>
+              </w:rPr>
+            </w:pPr>
+            <w:r>
+              <w:rPr>
+                <w:rFonts w:ascii="Helvetica" w:hAnsi="Helvetica" w:cs="Times New Roman"/>
+                <w:b/>
+                <w:bCs/>
+                <w:sz w:val="21"/>
+                <w:szCs w:val="21"/>
+                <w:lang w:val="en-GB"/>
+              </w:rPr>
+              <w:t>OD LEFT EYE</w:t>
+            </w:r>
+          </w:p>
+        </w:tc>
+      </w:tr>
+      <w:tr>
+        <w:tc>
+          <w:tcPr>
+            <w:tcW w:w="3397" w:type="dxa"/>
+          </w:tcPr>
+          <w:p>
+            <w:pPr>
+              <w:spacing w:beforeLines="60" w:before="144" w:afterLines="60" w:after="144"/>
+              <w:jc w:val="right"/>
+              <w:rPr>
+                <w:rFonts w:ascii="Helvetica" w:hAnsi="Helvetica" w:cs="Times New Roman"/>
+                <w:b/>
+                <w:bCs/>
+                <w:sz w:val="21"/>
+                <w:szCs w:val="21"/>
+                <w:lang w:val="en-GB"/>
+              </w:rPr>
+            </w:pPr>
+            <w:r>
+              <w:rPr>
+                <w:rFonts w:ascii="Helvetica" w:hAnsi="Helvetica" w:cs="Times New Roman"/>
+                <w:b/>
+                <w:bCs/>
+                <w:sz w:val="21"/>
+                <w:szCs w:val="21"/>
+                <w:lang w:val="en-GB"/>
+              </w:rPr>
+              <w:t>Section</w:t>
+            </w:r>
+          </w:p>
+        </w:tc>
+        <w:tc>
+          <w:tcPr>
+            <w:tcW w:w="2410" w:type="dxa"/>
+          </w:tcPr>
+          <w:p>
+            <w:pPr>
+              <w:spacing w:beforeLines="60" w:before="144" w:afterLines="60" w:after="144"/>
+              <w:jc w:val="center"/>
+              <w:rPr>
+                <w:rFonts w:ascii="Helvetica" w:hAnsi="Helvetica" w:cs="Times New Roman"/>
+                <w:b/>
+                <w:bCs/>
+                <w:sz w:val="21"/>
+                <w:szCs w:val="21"/>
+                <w:lang w:val="en-GB"/>
+              </w:rPr>
+            </w:pPr>
+            <w:r>
+              <w:rPr>
+                <w:rFonts w:ascii="Helvetica" w:hAnsi="Helvetica" w:cs="Times New Roman"/>
+                <w:b/>
+                <w:bCs/>
+                <w:sz w:val="21"/>
+                <w:szCs w:val="21"/>
+                <w:lang w:val="en-GB"/>
+              </w:rPr>
+              <w:t>Zone</w:t>
+            </w:r>
+          </w:p>
+        </w:tc>
+        <w:tc>
+          <w:tcPr>
+            <w:tcW w:w="2693" w:type="dxa"/>
+          </w:tcPr>
+          <w:p>
+            <w:pPr>
+              <w:spacing w:beforeLines="60" w:before="144" w:afterLines="60" w:after="144"/>
+              <w:jc w:val="center"/>
+              <w:rPr>
+                <w:rFonts w:ascii="Helvetica" w:hAnsi="Helvetica" w:cs="Times New Roman"/>
+                <w:b/>
+                <w:bCs/>
+                <w:sz w:val="21"/>
+                <w:szCs w:val="21"/>
+                <w:lang w:val="en-GB"/>
+              </w:rPr>
+            </w:pPr>
+            <w:r>
+              <w:rPr>
+                <w:rFonts w:ascii="Helvetica" w:hAnsi="Helvetica" w:cs="Times New Roman"/>
+                <w:b/>
+                <w:bCs/>
+                <w:sz w:val="21"/>
+                <w:szCs w:val="21"/>
+                <w:lang w:val="en-GB"/>
+              </w:rPr>
+              <w:t>Zone</w:t>
+            </w:r>
+          </w:p>
+        </w:tc>
+      </w:tr>
+      <w:tr>
+        <w:tc>
+          <w:tcPr>
+            <w:tcW w:w="3397" w:type="dxa"/>
+          </w:tcPr>
+          <w:p>
+            <w:pPr>
+              <w:spacing w:beforeLines="60" w:before="144" w:afterLines="60" w:after="144"/>
+              <w:jc w:val="right"/>
+              <w:rPr>
+                <w:rFonts w:ascii="Helvetica" w:hAnsi="Helvetica" w:cs="Times New Roman"/>
+                <w:b/>
+                <w:bCs/>
+                <w:sz w:val="21"/>
+                <w:szCs w:val="21"/>
+                <w:lang w:val="en-GB"/>
+              </w:rPr>
+            </w:pPr>
+          </w:p>
+        </w:tc>
+        <w:tc>
+          <w:tcPr>
+            <w:tcW w:w="2410" w:type="dxa"/>
+          </w:tcPr>
+          <w:p>
+            <w:pPr>
+              <w:spacing w:beforeLines="60" w:before="144" w:afterLines="60" w:after="144"/>
+              <w:jc w:val="center"/>
+              <w:rPr>
+                <w:rFonts w:ascii="Helvetica" w:hAnsi="Helvetica" w:cs="Times New Roman"/>
+                <w:sz w:val="21"/>
+                <w:szCs w:val="21"/>
+                <w:lang w:val="en-GB"/>
+              </w:rPr>
+            </w:pPr>
+          </w:p>
+        </w:tc>
+        <w:tc>
+          <w:tcPr>
+            <w:tcW w:w="2693" w:type="dxa"/>
+          </w:tcPr>
+          <w:p>
+            <w:pPr>
+              <w:spacing w:beforeLines="60" w:before="144" w:afterLines="60" w:after="144"/>
+              <w:jc w:val="center"/>
+              <w:rPr>
+                <w:rFonts w:ascii="Helvetica" w:hAnsi="Helvetica" w:cs="Times New Roman"/>
+                <w:sz w:val="21"/>
+                <w:szCs w:val="21"/>
+                <w:lang w:val="en-GB"/>
+              </w:rPr>
+            </w:pPr>
+          </w:p>
+        </w:tc>
+      </w:tr>
+      <w:tr>
+        <w:tc>
+          <w:tcPr>
+            <w:tcW w:w="3397" w:type="dxa"/>
+          </w:tcPr>
+          <w:p>
+            <w:pPr>
+              <w:spacing w:beforeLines="60" w:before="144" w:afterLines="60" w:after="144"/>
+              <w:jc w:val="right"/>
+              <w:rPr>
+                <w:rFonts w:ascii="Helvetica" w:hAnsi="Helvetica" w:cs="Times New Roman"/>
+                <w:b/>
+                <w:bCs/>
+                <w:sz w:val="21"/>
+                <w:szCs w:val="21"/>
+                <w:lang w:val="en-GB"/>
+              </w:rPr>
+            </w:pPr>
+          </w:p>
+        </w:tc>
+        <w:tc>
+          <w:tcPr>
+            <w:tcW w:w="2410" w:type="dxa"/>
+          </w:tcPr>
+          <w:p>
+            <w:pPr>
+              <w:spacing w:beforeLines="60" w:before="144" w:afterLines="60" w:after="144"/>
+              <w:jc w:val="center"/>
+              <w:rPr>
+                <w:rFonts w:ascii="Helvetica" w:hAnsi="Helvetica" w:cs="Times New Roman"/>
+                <w:sz w:val="21"/>
+                <w:szCs w:val="21"/>
+                <w:lang w:val="en-GB"/>
+              </w:rPr>
+            </w:pPr>
+          </w:p>
+        </w:tc>
+        <w:tc>
+          <w:tcPr>
+            <w:tcW w:w="2693" w:type="dxa"/>
+          </w:tcPr>
+          <w:p>
+            <w:pPr>
+              <w:spacing w:beforeLines="60" w:before="144" w:afterLines="60" w:after="144"/>
+              <w:jc w:val="center"/>
+              <w:rPr>
+                <w:rFonts w:ascii="Helvetica" w:hAnsi="Helvetica" w:cs="Times New Roman"/>
+                <w:sz w:val="21"/>
+                <w:szCs w:val="21"/>
+                <w:lang w:val="en-GB"/>
+              </w:rPr>
+            </w:pPr>
+          </w:p>
+        </w:tc>
+      </w:tr>
+      <w:tr>
+        <w:tc>
+          <w:tcPr>
+            <w:tcW w:w="3397" w:type="dxa"/>
+          </w:tcPr>
+          <w:p>
+            <w:pPr>
+              <w:spacing w:beforeLines="60" w:before="144" w:afterLines="60" w:after="144"/>
+              <w:jc w:val="right"/>
+              <w:rPr>
+                <w:rFonts w:ascii="Helvetica" w:hAnsi="Helvetica" w:cs="Times New Roman"/>
+                <w:b/>
+                <w:bCs/>
+                <w:sz w:val="21"/>
+                <w:szCs w:val="21"/>
+                <w:lang w:val="en-GB"/>
+              </w:rPr>
+            </w:pPr>
+          </w:p>
+        </w:tc>
+        <w:tc>
+          <w:tcPr>
+            <w:tcW w:w="2410" w:type="dxa"/>
+          </w:tcPr>
+          <w:p>
+            <w:pPr>
+              <w:spacing w:beforeLines="60" w:before="144" w:afterLines="60" w:after="144"/>
+              <w:jc w:val="center"/>
+              <w:rPr>
+                <w:rFonts w:ascii="Helvetica" w:hAnsi="Helvetica" w:cs="Times New Roman"/>
+                <w:sz w:val="21"/>
+                <w:szCs w:val="21"/>
+                <w:lang w:val="en-GB"/>
+              </w:rPr>
+            </w:pPr>
+          </w:p>
+        </w:tc>
+        <w:tc>
+          <w:tcPr>
+            <w:tcW w:w="2693" w:type="dxa"/>
+          </w:tcPr>
+          <w:p>
+            <w:pPr>
+              <w:spacing w:beforeLines="60" w:before="144" w:afterLines="60" w:after="144"/>
+              <w:jc w:val="center"/>
+              <w:rPr>
+                <w:rFonts w:ascii="Helvetica" w:hAnsi="Helvetica" w:cs="Times New Roman"/>
+                <w:sz w:val="21"/>
+                <w:szCs w:val="21"/>
+                <w:lang w:val="en-GB"/>
+              </w:rPr>
+            </w:pPr>
+          </w:p>
+        </w:tc>
+      </w:tr>
+      <w:tr>
+        <w:tc>
+          <w:tcPr>
+            <w:tcW w:w="3397" w:type="dxa"/>
+          </w:tcPr>
+          <w:p>
+            <w:pPr>
+              <w:spacing w:beforeLines="60" w:before="144" w:afterLines="60" w:after="144"/>
+              <w:jc w:val="right"/>
+              <w:rPr>
+                <w:rFonts w:ascii="Helvetica" w:hAnsi="Helvetica" w:cs="Times New Roman"/>
+                <w:b/>
+                <w:bCs/>
+                <w:sz w:val="21"/>
+                <w:szCs w:val="21"/>
+                <w:lang w:val="en-GB"/>
+              </w:rPr>
+            </w:pPr>
+          </w:p>
+        </w:tc>
+        <w:tc>
+          <w:tcPr>
+            <w:tcW w:w="2410" w:type="dxa"/>
+          </w:tcPr>
+          <w:p>
+            <w:pPr>
+              <w:spacing w:beforeLines="60" w:before="144" w:afterLines="60" w:after="144"/>
+              <w:jc w:val="center"/>
+              <w:rPr>
+                <w:rFonts w:ascii="Helvetica" w:hAnsi="Helvetica" w:cs="Times New Roman"/>
+                <w:sz w:val="21"/>
+                <w:szCs w:val="21"/>
+                <w:lang w:val="en-GB"/>
+              </w:rPr>
+            </w:pPr>
+          </w:p>
+        </w:tc>
+        <w:tc>
+          <w:tcPr>
+            <w:tcW w:w="2693" w:type="dxa"/>
+          </w:tcPr>
+          <w:p>
+            <w:pPr>
+              <w:spacing w:beforeLines="60" w:before="144" w:afterLines="60" w:after="144"/>
+              <w:jc w:val="center"/>
+              <w:rPr>
+                <w:rFonts w:ascii="Helvetica" w:hAnsi="Helvetica" w:cs="Times New Roman"/>
+                <w:sz w:val="21"/>
+                <w:szCs w:val="21"/>
+                <w:lang w:val="en-GB"/>
+              </w:rPr>
+            </w:pPr>
+          </w:p>
+        </w:tc>
+      </w:tr>
+      <w:tr>
+        <w:tc>
+          <w:tcPr>
+            <w:tcW w:w="3397" w:type="dxa"/>
+          </w:tcPr>
+          <w:p>
+            <w:pPr>
+              <w:spacing w:beforeLines="60" w:before="144" w:afterLines="60" w:after="144"/>
+              <w:jc w:val="right"/>
+              <w:rPr>
+                <w:rFonts w:ascii="Helvetica" w:hAnsi="Helvetica" w:cs="Times New Roman"/>
+                <w:b/>
+                <w:bCs/>
+                <w:sz w:val="21"/>
+                <w:szCs w:val="21"/>
+                <w:lang w:val="en-GB"/>
+              </w:rPr>
+            </w:pPr>
+          </w:p>
+        </w:tc>
+        <w:tc>
+          <w:tcPr>
+            <w:tcW w:w="2410" w:type="dxa"/>
+          </w:tcPr>
+          <w:p>
+            <w:pPr>
+              <w:spacing w:beforeLines="60" w:before="144" w:afterLines="60" w:after="144"/>
+              <w:jc w:val="center"/>
+              <w:rPr>
+                <w:rFonts w:ascii="Helvetica" w:hAnsi="Helvetica" w:cs="Times New Roman"/>
+                <w:sz w:val="21"/>
+                <w:szCs w:val="21"/>
+                <w:lang w:val="en-GB"/>
+              </w:rPr>
+            </w:pPr>
+          </w:p>
+        </w:tc>
+        <w:tc>
+          <w:tcPr>
+            <w:tcW w:w="2693" w:type="dxa"/>
+          </w:tcPr>
+          <w:p>
+            <w:pPr>
+              <w:spacing w:beforeLines="60" w:before="144" w:afterLines="60" w:after="144"/>
+              <w:jc w:val="center"/>
+              <w:rPr>
+                <w:rFonts w:ascii="Helvetica" w:hAnsi="Helvetica" w:cs="Times New Roman"/>
+                <w:sz w:val="21"/>
+                <w:szCs w:val="21"/>
+                <w:lang w:val="en-GB"/>
+              </w:rPr>
+            </w:pPr>
+          </w:p>
+        </w:tc>
+      </w:tr>
+      <w:tr>
+        <w:tc>
+          <w:tcPr>
+            <w:tcW w:w="3397" w:type="dxa"/>
+          </w:tcPr>
+          <w:p>
+            <w:pPr>
+              <w:spacing w:beforeLines="60" w:before="144" w:afterLines="60" w:after="144"/>
+              <w:jc w:val="right"/>
+              <w:rPr>
+                <w:rFonts w:ascii="Helvetica" w:hAnsi="Helvetica" w:cs="Times New Roman"/>
+                <w:b/>
+                <w:bCs/>
+                <w:sz w:val="21"/>
+                <w:szCs w:val="21"/>
+                <w:lang w:val="en-GB"/>
+              </w:rPr>
+            </w:pPr>
+          </w:p>
+        </w:tc>
+        <w:tc>
+          <w:tcPr>
+            <w:tcW w:w="2410" w:type="dxa"/>
+          </w:tcPr>
+          <w:p>
+            <w:pPr>
+              <w:spacing w:beforeLines="60" w:before="144" w:afterLines="60" w:after="144"/>
+              <w:jc w:val="center"/>
+              <w:rPr>
+                <w:rFonts w:ascii="Helvetica" w:hAnsi="Helvetica" w:cs="Times New Roman"/>
+                <w:sz w:val="21"/>
+                <w:szCs w:val="21"/>
+                <w:lang w:val="en-GB"/>
+              </w:rPr>
+            </w:pPr>
+          </w:p>
+        </w:tc>
+        <w:tc>
+          <w:tcPr>
+            <w:tcW w:w="2693" w:type="dxa"/>
+          </w:tcPr>
+          <w:p>
+            <w:pPr>
+              <w:spacing w:beforeLines="60" w:before="144" w:afterLines="60" w:after="144"/>
+              <w:jc w:val="center"/>
+              <w:rPr>
+                <w:rFonts w:ascii="Helvetica" w:hAnsi="Helvetica" w:cs="Times New Roman"/>
+                <w:sz w:val="21"/>
+                <w:szCs w:val="21"/>
+                <w:lang w:val="en-GB"/>
+              </w:rPr>
+            </w:pPr>
+          </w:p>
+        </w:tc>
+      </w:tr>
+      <w:tr>
+        <w:tc>
+          <w:tcPr>
+            <w:tcW w:w="3397" w:type="dxa"/>
+          </w:tcPr>
+          <w:p>
+            <w:pPr>
+              <w:spacing w:beforeLines="60" w:before="144" w:afterLines="60" w:after="144"/>
+              <w:jc w:val="right"/>
+              <w:rPr>
+                <w:rFonts w:ascii="Helvetica" w:hAnsi="Helvetica" w:cs="Times New Roman"/>
+                <w:b/>
+                <w:bCs/>
+                <w:sz w:val="21"/>
+                <w:szCs w:val="21"/>
+                <w:lang w:val="en-GB"/>
+              </w:rPr>
+            </w:pPr>
+          </w:p>
+        </w:tc>
+        <w:tc>
+          <w:tcPr>
+            <w:tcW w:w="2410" w:type="dxa"/>
+          </w:tcPr>
+          <w:p>
+            <w:pPr>
+              <w:spacing w:beforeLines="60" w:before="144" w:afterLines="60" w:after="144"/>
+              <w:jc w:val="center"/>
+              <w:rPr>
+                <w:rFonts w:ascii="Helvetica" w:hAnsi="Helvetica" w:cs="Times New Roman"/>
+                <w:sz w:val="21"/>
+                <w:szCs w:val="21"/>
+                <w:lang w:val="en-GB"/>
+              </w:rPr>
+            </w:pPr>
+          </w:p>
+        </w:tc>
+        <w:tc>
+          <w:tcPr>
+            <w:tcW w:w="2693" w:type="dxa"/>
+          </w:tcPr>
+          <w:p>
+            <w:pPr>
+              <w:spacing w:beforeLines="60" w:before="144" w:afterLines="60" w:after="144"/>
+              <w:jc w:val="center"/>
+              <w:rPr>
+                <w:rFonts w:ascii="Helvetica" w:hAnsi="Helvetica" w:cs="Times New Roman"/>
+                <w:sz w:val="21"/>
+                <w:szCs w:val="21"/>
+                <w:lang w:val="en-GB"/>
+              </w:rPr>
+            </w:pPr>
+          </w:p>
+        </w:tc>
+      </w:tr>
+      <w:tr>
+        <w:tc>
+          <w:tcPr>
+            <w:tcW w:w="3397" w:type="dxa"/>
+          </w:tcPr>
+          <w:p>
+            <w:pPr>
+              <w:spacing w:beforeLines="60" w:before="144" w:afterLines="60" w:after="144"/>
+              <w:jc w:val="right"/>
+              <w:rPr>
+                <w:rFonts w:ascii="Helvetica" w:hAnsi="Helvetica" w:cs="Times New Roman"/>
+                <w:b/>
+                <w:bCs/>
+                <w:sz w:val="21"/>
+                <w:szCs w:val="21"/>
+                <w:lang w:val="en-GB"/>
+              </w:rPr>
+            </w:pPr>
+          </w:p>
+        </w:tc>
+        <w:tc>
+          <w:tcPr>
+            <w:tcW w:w="2410" w:type="dxa"/>
+          </w:tcPr>
+          <w:p>
+            <w:pPr>
+              <w:spacing w:beforeLines="60" w:before="144" w:afterLines="60" w:after="144"/>
+              <w:jc w:val="center"/>
+              <w:rPr>
+                <w:rFonts w:ascii="Helvetica" w:hAnsi="Helvetica" w:cs="Times New Roman"/>
+                <w:sz w:val="21"/>
+                <w:szCs w:val="21"/>
+                <w:lang w:val="en-GB"/>
+              </w:rPr>
+            </w:pPr>
+          </w:p>
+        </w:tc>
+        <w:tc>
+          <w:tcPr>
+            <w:tcW w:w="2693" w:type="dxa"/>
+          </w:tcPr>
+          <w:p>
+            <w:pPr>
+              <w:spacing w:beforeLines="60" w:before="144" w:afterLines="60" w:after="144"/>
+              <w:jc w:val="center"/>
+              <w:rPr>
+                <w:rFonts w:ascii="Helvetica" w:hAnsi="Helvetica" w:cs="Times New Roman"/>
+                <w:sz w:val="21"/>
+                <w:szCs w:val="21"/>
+                <w:lang w:val="en-GB"/>
+              </w:rPr>
+            </w:pPr>
+          </w:p>
+        </w:tc>
+      </w:tr>
+      <w:tr>
+        <w:tc>
+          <w:tcPr>
+            <w:tcW w:w="3397" w:type="dxa"/>
+          </w:tcPr>
+          <w:p>
+            <w:pPr>
+              <w:spacing w:beforeLines="60" w:before="144" w:afterLines="60" w:after="144"/>
+              <w:jc w:val="right"/>
+              <w:rPr>
+                <w:rFonts w:ascii="Helvetica" w:hAnsi="Helvetica" w:cs="Times New Roman"/>
+                <w:b/>
+                <w:bCs/>
+                <w:sz w:val="21"/>
+                <w:szCs w:val="21"/>
+                <w:lang w:val="en-GB"/>
+              </w:rPr>
+            </w:pPr>
+          </w:p>
+        </w:tc>
+        <w:tc>
+          <w:tcPr>
+            <w:tcW w:w="2410" w:type="dxa"/>
+          </w:tcPr>
+          <w:p>
+            <w:pPr>
+              <w:spacing w:beforeLines="60" w:before="144" w:afterLines="60" w:after="144"/>
+              <w:jc w:val="center"/>
+              <w:rPr>
+                <w:rFonts w:ascii="Helvetica" w:hAnsi="Helvetica" w:cs="Times New Roman"/>
+                <w:sz w:val="21"/>
+                <w:szCs w:val="21"/>
+                <w:lang w:val="en-GB"/>
+              </w:rPr>
+            </w:pPr>
+          </w:p>
+        </w:tc>
+        <w:tc>
+          <w:tcPr>
+            <w:tcW w:w="2693" w:type="dxa"/>
+          </w:tcPr>
+          <w:p>
+            <w:pPr>
+              <w:spacing w:beforeLines="60" w:before="144" w:afterLines="60" w:after="144"/>
+              <w:jc w:val="center"/>
+              <w:rPr>
+                <w:rFonts w:ascii="Helvetica" w:hAnsi="Helvetica" w:cs="Times New Roman"/>
+                <w:sz w:val="21"/>
+                <w:szCs w:val="21"/>
+                <w:lang w:val="en-GB"/>
+              </w:rPr>
+            </w:pPr>
+          </w:p>
+        </w:tc>
+      </w:tr>
+      <w:tr>
+        <w:tc>
+          <w:tcPr>
+            <w:tcW w:w="3397" w:type="dxa"/>
+          </w:tcPr>
+          <w:p>
+            <w:pPr>
+              <w:spacing w:beforeLines="60" w:before="144" w:afterLines="60" w:after="144"/>
+              <w:jc w:val="right"/>
+              <w:rPr>
+                <w:rFonts w:ascii="Helvetica" w:hAnsi="Helvetica" w:cs="Times New Roman"/>
+                <w:b/>
+                <w:bCs/>
+                <w:sz w:val="21"/>
+                <w:szCs w:val="21"/>
+                <w:lang w:val="en-GB"/>
+              </w:rPr>
+            </w:pPr>
+          </w:p>
+        </w:tc>
+        <w:tc>
+          <w:tcPr>
+            <w:tcW w:w="2410" w:type="dxa"/>
+          </w:tcPr>
+          <w:p>
+            <w:pPr>
+              <w:spacing w:beforeLines="60" w:before="144" w:afterLines="60" w:after="144"/>
+              <w:jc w:val="center"/>
+              <w:rPr>
+                <w:rFonts w:ascii="Helvetica" w:hAnsi="Helvetica" w:cs="Times New Roman"/>
+                <w:sz w:val="21"/>
+                <w:szCs w:val="21"/>
+                <w:lang w:val="en-GB"/>
+              </w:rPr>
+            </w:pPr>
+          </w:p>
+        </w:tc>
+        <w:tc>
+          <w:tcPr>
+            <w:tcW w:w="2693" w:type="dxa"/>
+          </w:tcPr>
+          <w:p>
+            <w:pPr>
+              <w:spacing w:beforeLines="60" w:before="144" w:afterLines="60" w:after="144"/>
+              <w:jc w:val="center"/>
+              <w:rPr>
+                <w:rFonts w:ascii="Helvetica" w:hAnsi="Helvetica" w:cs="Times New Roman"/>
+                <w:sz w:val="21"/>
+                <w:szCs w:val="21"/>
+                <w:lang w:val="en-GB"/>
+              </w:rPr>
+            </w:pPr>
+          </w:p>
+        </w:tc>
+      </w:tr>
+    </w:tbl>
+    <w:p>
+      <w:pPr>
+        <w:spacing w:line="276" w:lineRule="auto"/>
+        <w:rPr>
+          <w:rFonts w:ascii="Times New Roman" w:hAnsi="Times New Roman" w:cs="Times New Roman"/>
+          <w:sz w:val="21"/>
+          <w:szCs w:val="21"/>
+          <w:lang w:val="en-GB"/>
+        </w:rPr>
+      </w:pPr>
+    </w:p>
+    <w:p>
+      <w:pPr>
+        <w:spacing w:line="276" w:lineRule="auto"/>
+        <w:rPr>
+          <w:rFonts w:ascii="Times New Roman" w:hAnsi="Times New Roman" w:cs="Times New Roman"/>
+          <w:sz w:val="21"/>
+          <w:szCs w:val="21"/>
+          <w:lang w:val="en-GB"/>
+        </w:rPr>
+      </w:pPr>
+    </w:p>
+    <w:p>
+      <w:pPr>
+        <w:spacing w:line="276" w:lineRule="auto"/>
+        <w:rPr>
+          <w:rFonts w:ascii="Times New Roman" w:hAnsi="Times New Roman" w:cs="Times New Roman"/>
+          <w:sz w:val="21"/>
+          <w:szCs w:val="21"/>
+          <w:lang w:val="en-GB"/>
+        </w:rPr>
+      </w:pPr>
+    </w:p>
+    <w:p>
+      <w:pPr>
+        <w:spacing w:line="276" w:lineRule="auto"/>
+        <w:rPr>
+          <w:rFonts w:ascii="Times New Roman" w:hAnsi="Times New Roman" w:cs="Times New Roman"/>
+          <w:sz w:val="21"/>
+          <w:szCs w:val="21"/>
+          <w:lang w:val="en-GB"/>
+        </w:rPr>
+      </w:pPr>
+    </w:p>
+    <w:p>
+      <w:pPr>
         <w:spacing w:after="120" w:line="276" w:lineRule="auto"/>
         <w:jc w:val="both"/>
         <w:rPr>
@@ -7516,51 +12353,6 @@
           <w:lang w:val="en-GB"/>
         </w:rPr>
       </w:pPr>
-      <w:r>
-        <w:rPr>
-          <w:rFonts w:ascii="Times New Roman" w:hAnsi="Times New Roman" w:cs="Times New Roman"/>
-          <w:noProof/>
-          <w:sz w:val="21"/>
-          <w:szCs w:val="21"/>
-          <w:lang w:val="en-GB"/>
-        </w:rPr>
-        <w:lastRenderedPageBreak/>
-        <w:drawing>
-          <wp:inline distT="0" distB="0" distL="0" distR="0" wp14:anchorId="5320C7F6" wp14:editId="448A7A0D">
-            <wp:extent cx="6645910" cy="4152265"/>
-            <wp:effectExtent l="0" t="0" r="0" b="635"/>
-            <wp:docPr id="1201665175" name="Picture 1" descr="A table with text and images&#10;&#10;Description automatically generated with medium confidence"/>
-            <wp:cNvGraphicFramePr>
-              <a:graphicFrameLocks xmlns:a="http://schemas.openxmlformats.org/drawingml/2006/main" noChangeAspect="1"/>
-            </wp:cNvGraphicFramePr>
-            <a:graphic xmlns:a="http://schemas.openxmlformats.org/drawingml/2006/main">
-              <a:graphicData uri="http://schemas.openxmlformats.org/drawingml/2006/picture">
-                <pic:pic xmlns:pic="http://schemas.openxmlformats.org/drawingml/2006/picture">
-                  <pic:nvPicPr>
-                    <pic:cNvPr id="1201665175" name="Picture 1" descr="A table with text and images&#10;&#10;Description automatically generated with medium confidence"/>
-                    <pic:cNvPicPr/>
-                  </pic:nvPicPr>
-                  <pic:blipFill>
-                    <a:blip r:embed="rId22"/>
-                    <a:stretch>
-                      <a:fillRect/>
-                    </a:stretch>
-                  </pic:blipFill>
-                  <pic:spPr>
-                    <a:xfrm>
-                      <a:off x="0" y="0"/>
-                      <a:ext cx="6645910" cy="4152265"/>
-                    </a:xfrm>
-                    <a:prstGeom prst="rect">
-                      <a:avLst/>
-                    </a:prstGeom>
-                  </pic:spPr>
-                </pic:pic>
-              </a:graphicData>
-            </a:graphic>
-          </wp:inline>
-        </w:drawing>
-      </w:r>
     </w:p>
     <w:p>
       <w:pPr>
@@ -7707,7 +12499,7 @@
 
 <file path=word/comments.xml><?xml version="1.0" encoding="utf-8"?>
 <w:comments xmlns:wpc="http://schemas.microsoft.com/office/word/2010/wordprocessingCanvas" xmlns:cx="http://schemas.microsoft.com/office/drawing/2014/chartex" xmlns:cx1="http://schemas.microsoft.com/office/drawing/2015/9/8/chartex" xmlns:cx2="http://schemas.microsoft.com/office/drawing/2015/10/21/chartex" xmlns:cx3="http://schemas.microsoft.com/office/drawing/2016/5/9/chartex" xmlns:cx4="http://schemas.microsoft.com/office/drawing/2016/5/10/chartex" xmlns:cx5="http://schemas.microsoft.com/office/drawing/2016/5/11/chartex" xmlns:cx6="http://schemas.microsoft.com/office/drawing/2016/5/12/chartex" xmlns:cx7="http://schemas.microsoft.com/office/drawing/2016/5/13/chartex" xmlns:cx8="http://schemas.microsoft.com/office/drawing/2016/5/14/chartex" xmlns:mc="http://schemas.openxmlformats.org/markup-compatibility/2006" xmlns:aink="http://schemas.microsoft.com/office/drawing/2016/ink" xmlns:am3d="http://schemas.microsoft.com/office/drawing/2017/model3d" xmlns:o="urn:schemas-microsoft-com:office:office" xmlns:oel="http://schemas.microsoft.com/office/2019/extlst" xmlns:r="http://schemas.openxmlformats.org/officeDocument/2006/relationships" xmlns:m="http://schemas.openxmlformats.org/officeDocument/2006/math" xmlns:v="urn:schemas-microsoft-com:vml" xmlns:wp14="http://schemas.microsoft.com/office/word/2010/wordprocessingDrawing" xmlns:wp="http://schemas.openxmlformats.org/drawingml/2006/wordprocessingDrawing" xmlns:w10="urn:schemas-microsoft-com:office:word" xmlns:w="http://schemas.openxmlformats.org/wordprocessingml/2006/main" xmlns:w14="http://schemas.microsoft.com/office/word/2010/wordml" xmlns:w15="http://schemas.microsoft.com/office/word/2012/wordml" xmlns:w16cex="http://schemas.microsoft.com/office/word/2018/wordml/cex" xmlns:w16cid="http://schemas.microsoft.com/office/word/2016/wordml/cid" xmlns:w16="http://schemas.microsoft.com/office/word/2018/wordml" xmlns:w16du="http://schemas.microsoft.com/office/word/2023/wordml/word16du" xmlns:w16sdtdh="http://schemas.microsoft.com/office/word/2020/wordml/sdtdatahash" xmlns:w16sdtfl="http://schemas.microsoft.com/office/word/2024/wordml/sdtformatlock" xmlns:w16se="http://schemas.microsoft.com/office/word/2015/wordml/symex" xmlns:wpg="http://schemas.microsoft.com/office/word/2010/wordprocessingGroup" xmlns:wpi="http://schemas.microsoft.com/office/word/2010/wordprocessingInk" xmlns:wne="http://schemas.microsoft.com/office/word/2006/wordml" xmlns:wps="http://schemas.microsoft.com/office/word/2010/wordprocessingShape" mc:Ignorable="w14 w15 w16se w16cid w16 w16cex w16sdtdh w16sdtfl w16du wp14">
-  <w:comment w:id="0" w:author="Sampson, Danuta (Resrch &amp; Innvtn Offc)" w:date="2026-04-13T08:00:00Z" w:initials="DS">
+  <w:comment w:id="0" w:author="Sampson, Danuta (Resrch &amp; Innvtn Offc)" w:date="2026-04-08T16:25:00Z" w:initials="DS">
     <w:p>
       <w:r>
         <w:rPr>
@@ -7717,23 +12509,7 @@
       </w:r>
       <w:r>
         <w:rPr>
-          <w:sz w:val="20"/>
-          <w:szCs w:val="20"/>
-        </w:rPr>
-        <w:t>Danka to add</w:t>
-      </w:r>
-    </w:p>
-  </w:comment>
-  <w:comment w:id="1" w:author="Sampson, Danuta (Resrch &amp; Innvtn Offc)" w:date="2026-04-08T16:25:00Z" w:initials="DS">
-    <w:p>
-      <w:r>
-        <w:rPr>
-          <w:rStyle w:val="CommentReference"/>
-        </w:rPr>
-        <w:annotationRef/>
-      </w:r>
-      <w:r>
-        <w:rPr>
+          <w:rFonts w:eastAsiaTheme="minorEastAsia"/>
           <w:sz w:val="20"/>
           <w:szCs w:val="20"/>
         </w:rPr>
@@ -7741,7 +12517,7 @@
       </w:r>
     </w:p>
   </w:comment>
-  <w:comment w:id="2" w:author="Sampson, Danuta (Resrch &amp; Innvtn Offc)" w:date="2025-07-28T12:33:00Z" w:initials="DS">
+  <w:comment w:id="1" w:author="Sampson, Danuta (Resrch &amp; Innvtn Offc)" w:date="2025-07-28T12:33:00Z" w:initials="DS">
     <w:p>
       <w:r>
         <w:rPr>
@@ -7751,6 +12527,7 @@
       </w:r>
       <w:r>
         <w:rPr>
+          <w:rFonts w:eastAsiaTheme="minorEastAsia"/>
           <w:sz w:val="20"/>
           <w:szCs w:val="20"/>
         </w:rPr>
@@ -7763,7 +12540,6 @@
 
 <file path=word/commentsExtended.xml><?xml version="1.0" encoding="utf-8"?>
 <w15:commentsEx xmlns:wpc="http://schemas.microsoft.com/office/word/2010/wordprocessingCanvas" xmlns:cx="http://schemas.microsoft.com/office/drawing/2014/chartex" xmlns:cx1="http://schemas.microsoft.com/office/drawing/2015/9/8/chartex" xmlns:cx2="http://schemas.microsoft.com/office/drawing/2015/10/21/chartex" xmlns:cx3="http://schemas.microsoft.com/office/drawing/2016/5/9/chartex" xmlns:cx4="http://schemas.microsoft.com/office/drawing/2016/5/10/chartex" xmlns:cx5="http://schemas.microsoft.com/office/drawing/2016/5/11/chartex" xmlns:cx6="http://schemas.microsoft.com/office/drawing/2016/5/12/chartex" xmlns:cx7="http://schemas.microsoft.com/office/drawing/2016/5/13/chartex" xmlns:cx8="http://schemas.microsoft.com/office/drawing/2016/5/14/chartex" xmlns:mc="http://schemas.openxmlformats.org/markup-compatibility/2006" xmlns:aink="http://schemas.microsoft.com/office/drawing/2016/ink" xmlns:am3d="http://schemas.microsoft.com/office/drawing/2017/model3d" xmlns:o="urn:schemas-microsoft-com:office:office" xmlns:oel="http://schemas.microsoft.com/office/2019/extlst" xmlns:r="http://schemas.openxmlformats.org/officeDocument/2006/relationships" xmlns:m="http://schemas.openxmlformats.org/officeDocument/2006/math" xmlns:v="urn:schemas-microsoft-com:vml" xmlns:wp14="http://schemas.microsoft.com/office/word/2010/wordprocessingDrawing" xmlns:wp="http://schemas.openxmlformats.org/drawingml/2006/wordprocessingDrawing" xmlns:w10="urn:schemas-microsoft-com:office:word" xmlns:w="http://schemas.openxmlformats.org/wordprocessingml/2006/main" xmlns:w14="http://schemas.microsoft.com/office/word/2010/wordml" xmlns:w15="http://schemas.microsoft.com/office/word/2012/wordml" xmlns:w16cex="http://schemas.microsoft.com/office/word/2018/wordml/cex" xmlns:w16cid="http://schemas.microsoft.com/office/word/2016/wordml/cid" xmlns:w16="http://schemas.microsoft.com/office/word/2018/wordml" xmlns:w16du="http://schemas.microsoft.com/office/word/2023/wordml/word16du" xmlns:w16sdtdh="http://schemas.microsoft.com/office/word/2020/wordml/sdtdatahash" xmlns:w16sdtfl="http://schemas.microsoft.com/office/word/2024/wordml/sdtformatlock" xmlns:w16se="http://schemas.microsoft.com/office/word/2015/wordml/symex" xmlns:wpg="http://schemas.microsoft.com/office/word/2010/wordprocessingGroup" xmlns:wpi="http://schemas.microsoft.com/office/word/2010/wordprocessingInk" xmlns:wne="http://schemas.microsoft.com/office/word/2006/wordml" xmlns:wps="http://schemas.microsoft.com/office/word/2010/wordprocessingShape" mc:Ignorable="w14 w15 w16se w16cid w16 w16cex w16sdtdh w16sdtfl w16du wp14">
-  <w15:commentEx w15:paraId="793A8641" w15:done="0"/>
   <w15:commentEx w15:paraId="2C27BE15" w15:done="0"/>
   <w15:commentEx w15:paraId="21B84B6E" w15:done="0"/>
 </w15:commentsEx>
@@ -7771,7 +12547,6 @@
 
 <file path=word/commentsExtensible.xml><?xml version="1.0" encoding="utf-8"?>
 <w16cex:commentsExtensible xmlns:wpc="http://schemas.microsoft.com/office/word/2010/wordprocessingCanvas" xmlns:cx="http://schemas.microsoft.com/office/drawing/2014/chartex" xmlns:cx1="http://schemas.microsoft.com/office/drawing/2015/9/8/chartex" xmlns:cx2="http://schemas.microsoft.com/office/drawing/2015/10/21/chartex" xmlns:cx3="http://schemas.microsoft.com/office/drawing/2016/5/9/chartex" xmlns:cx4="http://schemas.microsoft.com/office/drawing/2016/5/10/chartex" xmlns:cx5="http://schemas.microsoft.com/office/drawing/2016/5/11/chartex" xmlns:cx6="http://schemas.microsoft.com/office/drawing/2016/5/12/chartex" xmlns:cx7="http://schemas.microsoft.com/office/drawing/2016/5/13/chartex" xmlns:cx8="http://schemas.microsoft.com/office/drawing/2016/5/14/chartex" xmlns:cr="http://schemas.microsoft.com/office/comments/2020/reactions" xmlns:mc="http://schemas.openxmlformats.org/markup-compatibility/2006" xmlns:aink="http://schemas.microsoft.com/office/drawing/2016/ink" xmlns:am3d="http://schemas.microsoft.com/office/drawing/2017/model3d" xmlns:o="urn:schemas-microsoft-com:office:office" xmlns:oel="http://schemas.microsoft.com/office/2019/extlst" xmlns:r="http://schemas.openxmlformats.org/officeDocument/2006/relationships" xmlns:m="http://schemas.openxmlformats.org/officeDocument/2006/math" xmlns:v="urn:schemas-microsoft-com:vml" xmlns:wp14="http://schemas.microsoft.com/office/word/2010/wordprocessingDrawing" xmlns:wp="http://schemas.openxmlformats.org/drawingml/2006/wordprocessingDrawing" xmlns:w10="urn:schemas-microsoft-com:office:word" xmlns:w="http://schemas.openxmlformats.org/wordprocessingml/2006/main" xmlns:w14="http://schemas.microsoft.com/office/word/2010/wordml" xmlns:w15="http://schemas.microsoft.com/office/word/2012/wordml" xmlns:w16cex="http://schemas.microsoft.com/office/word/2018/wordml/cex" xmlns:w16cid="http://schemas.microsoft.com/office/word/2016/wordml/cid" xmlns:w16="http://schemas.microsoft.com/office/word/2018/wordml" xmlns:w16du="http://schemas.microsoft.com/office/word/2023/wordml/word16du" xmlns:w16sdtdh="http://schemas.microsoft.com/office/word/2020/wordml/sdtdatahash" xmlns:w16sdtfl="http://schemas.microsoft.com/office/word/2024/wordml/sdtformatlock" xmlns:w16se="http://schemas.microsoft.com/office/word/2015/wordml/symex" xmlns:wpg="http://schemas.microsoft.com/office/word/2010/wordprocessingGroup" xmlns:wpi="http://schemas.microsoft.com/office/word/2010/wordprocessingInk" xmlns:wne="http://schemas.microsoft.com/office/word/2006/wordml" xmlns:wps="http://schemas.microsoft.com/office/word/2010/wordprocessingShape" mc:Ignorable="w14 w15 w16se w16cid w16 w16cex w16sdtdh w16sdtfl cr w16du wp14">
-  <w16cex:commentExtensible w16cex:durableId="7AFCBEA0" w16cex:dateUtc="2026-04-13T00:00:00Z"/>
   <w16cex:commentExtensible w16cex:durableId="54DCCA11" w16cex:dateUtc="2026-04-08T08:25:00Z"/>
   <w16cex:commentExtensible w16cex:durableId="1C3BEA13" w16cex:dateUtc="2025-07-28T04:33:00Z"/>
 </w16cex:commentsExtensible>
@@ -7779,7 +12554,6 @@
 
 <file path=word/commentsIds.xml><?xml version="1.0" encoding="utf-8"?>
 <w16cid:commentsIds xmlns:wpc="http://schemas.microsoft.com/office/word/2010/wordprocessingCanvas" xmlns:cx="http://schemas.microsoft.com/office/drawing/2014/chartex" xmlns:cx1="http://schemas.microsoft.com/office/drawing/2015/9/8/chartex" xmlns:cx2="http://schemas.microsoft.com/office/drawing/2015/10/21/chartex" xmlns:cx3="http://schemas.microsoft.com/office/drawing/2016/5/9/chartex" xmlns:cx4="http://schemas.microsoft.com/office/drawing/2016/5/10/chartex" xmlns:cx5="http://schemas.microsoft.com/office/drawing/2016/5/11/chartex" xmlns:cx6="http://schemas.microsoft.com/office/drawing/2016/5/12/chartex" xmlns:cx7="http://schemas.microsoft.com/office/drawing/2016/5/13/chartex" xmlns:cx8="http://schemas.microsoft.com/office/drawing/2016/5/14/chartex" xmlns:mc="http://schemas.openxmlformats.org/markup-compatibility/2006" xmlns:aink="http://schemas.microsoft.com/office/drawing/2016/ink" xmlns:am3d="http://schemas.microsoft.com/office/drawing/2017/model3d" xmlns:o="urn:schemas-microsoft-com:office:office" xmlns:oel="http://schemas.microsoft.com/office/2019/extlst" xmlns:r="http://schemas.openxmlformats.org/officeDocument/2006/relationships" xmlns:m="http://schemas.openxmlformats.org/officeDocument/2006/math" xmlns:v="urn:schemas-microsoft-com:vml" xmlns:wp14="http://schemas.microsoft.com/office/word/2010/wordprocessingDrawing" xmlns:wp="http://schemas.openxmlformats.org/drawingml/2006/wordprocessingDrawing" xmlns:w10="urn:schemas-microsoft-com:office:word" xmlns:w="http://schemas.openxmlformats.org/wordprocessingml/2006/main" xmlns:w14="http://schemas.microsoft.com/office/word/2010/wordml" xmlns:w15="http://schemas.microsoft.com/office/word/2012/wordml" xmlns:w16cex="http://schemas.microsoft.com/office/word/2018/wordml/cex" xmlns:w16cid="http://schemas.microsoft.com/office/word/2016/wordml/cid" xmlns:w16="http://schemas.microsoft.com/office/word/2018/wordml" xmlns:w16du="http://schemas.microsoft.com/office/word/2023/wordml/word16du" xmlns:w16sdtdh="http://schemas.microsoft.com/office/word/2020/wordml/sdtdatahash" xmlns:w16sdtfl="http://schemas.microsoft.com/office/word/2024/wordml/sdtformatlock" xmlns:w16se="http://schemas.microsoft.com/office/word/2015/wordml/symex" xmlns:wpg="http://schemas.microsoft.com/office/word/2010/wordprocessingGroup" xmlns:wpi="http://schemas.microsoft.com/office/word/2010/wordprocessingInk" xmlns:wne="http://schemas.microsoft.com/office/word/2006/wordml" xmlns:wps="http://schemas.microsoft.com/office/word/2010/wordprocessingShape" mc:Ignorable="w14 w15 w16se w16cid w16 w16cex w16sdtdh w16sdtfl w16du wp14">
-  <w16cid:commentId w16cid:paraId="793A8641" w16cid:durableId="7AFCBEA0"/>
   <w16cid:commentId w16cid:paraId="2C27BE15" w16cid:durableId="54DCCA11"/>
   <w16cid:commentId w16cid:paraId="21B84B6E" w16cid:durableId="1C3BEA13"/>
 </w16cid:commentsIds>
@@ -8815,7 +13589,7 @@
   <w:docDefaults>
     <w:rPrDefault>
       <w:rPr>
-        <w:rFonts w:asciiTheme="minorHAnsi" w:eastAsiaTheme="minorEastAsia" w:hAnsiTheme="minorHAnsi" w:cstheme="minorBidi"/>
+        <w:rFonts w:asciiTheme="minorHAnsi" w:eastAsiaTheme="minorHAnsi" w:hAnsiTheme="minorHAnsi" w:cstheme="minorBidi"/>
         <w:kern w:val="2"/>
         <w:sz w:val="22"/>
         <w:szCs w:val="22"/>
@@ -9332,6 +14106,7 @@
       <w:jc w:val="both"/>
     </w:pPr>
     <w:rPr>
+      <w:rFonts w:eastAsiaTheme="minorEastAsia"/>
       <w:sz w:val="20"/>
       <w:szCs w:val="20"/>
     </w:rPr>
@@ -9361,6 +14136,7 @@
       <w:spacing w:after="0" w:line="240" w:lineRule="auto"/>
     </w:pPr>
     <w:rPr>
+      <w:rFonts w:eastAsiaTheme="minorEastAsia"/>
       <w:kern w:val="0"/>
       <w:sz w:val="20"/>
       <w:szCs w:val="20"/>
@@ -9853,6 +14629,10 @@
 </file>
 
 <file path=customXml/item1.xml><?xml version="1.0" encoding="utf-8"?>
+<b:Sources xmlns:b="http://schemas.openxmlformats.org/officeDocument/2006/bibliography" xmlns="http://schemas.openxmlformats.org/officeDocument/2006/bibliography" SelectedStyle="/APASixthEditionOfficeOnline.xsl" StyleName="APA" Version="6"/>
+</file>
+
+<file path=customXml/item2.xml><?xml version="1.0" encoding="utf-8"?>
 <?mso-contentType ?>
 <FormTemplates xmlns="http://schemas.microsoft.com/sharepoint/v3/contenttype/forms">
   <Display>DocumentLibraryForm</Display>
@@ -9861,11 +14641,15 @@
 </FormTemplates>
 </file>
 
-<file path=customXml/item2.xml><?xml version="1.0" encoding="utf-8"?>
-<b:Sources xmlns:b="http://schemas.openxmlformats.org/officeDocument/2006/bibliography" xmlns="http://schemas.openxmlformats.org/officeDocument/2006/bibliography" SelectedStyle="/APASixthEditionOfficeOnline.xsl" StyleName="APA" Version="6"/>
+<file path=customXml/item3.xml><?xml version="1.0" encoding="utf-8"?>
+<p:properties xmlns:p="http://schemas.microsoft.com/office/2006/metadata/properties" xmlns:xsi="http://www.w3.org/2001/XMLSchema-instance" xmlns:pc="http://schemas.microsoft.com/office/infopath/2007/PartnerControls">
+  <documentManagement>
+    <_activity xmlns="a450257a-4d6c-42db-bf1b-247c3a432dd8" xsi:nil="true"/>
+  </documentManagement>
+</p:properties>
 </file>
 
-<file path=customXml/item3.xml><?xml version="1.0" encoding="utf-8"?>
+<file path=customXml/item4.xml><?xml version="1.0" encoding="utf-8"?>
 <ct:contentTypeSchema xmlns:ct="http://schemas.microsoft.com/office/2006/metadata/contentType" xmlns:ma="http://schemas.microsoft.com/office/2006/metadata/properties/metaAttributes" ct:_="" ma:_="" ma:contentTypeName="Dokument" ma:contentTypeID="0x010100C852680ED9C6114595F838EF38DC432C" ma:contentTypeVersion="16" ma:contentTypeDescription="Opret et nyt dokument." ma:contentTypeScope="" ma:versionID="e73b78f963b87562905ca85d45b1969a">
   <xsd:schema xmlns:xsd="http://www.w3.org/2001/XMLSchema" xmlns:xs="http://www.w3.org/2001/XMLSchema" xmlns:p="http://schemas.microsoft.com/office/2006/metadata/properties" xmlns:ns3="a450257a-4d6c-42db-bf1b-247c3a432dd8" xmlns:ns4="87efc88f-72f5-485c-ac07-15229bf6e504" targetNamespace="http://schemas.microsoft.com/office/2006/metadata/properties" ma:root="true" ma:fieldsID="f4b28e769e41237be6887205e1c74fca" ns3:_="" ns4:_="">
     <xsd:import namespace="a450257a-4d6c-42db-bf1b-247c3a432dd8"/>
@@ -10106,15 +14890,15 @@
 </ct:contentTypeSchema>
 </file>
 
-<file path=customXml/item4.xml><?xml version="1.0" encoding="utf-8"?>
-<p:properties xmlns:p="http://schemas.microsoft.com/office/2006/metadata/properties" xmlns:xsi="http://www.w3.org/2001/XMLSchema-instance" xmlns:pc="http://schemas.microsoft.com/office/infopath/2007/PartnerControls">
-  <documentManagement>
-    <_activity xmlns="a450257a-4d6c-42db-bf1b-247c3a432dd8" xsi:nil="true"/>
-  </documentManagement>
-</p:properties>
+<file path=customXml/itemProps1.xml><?xml version="1.0" encoding="utf-8"?>
+<ds:datastoreItem xmlns:ds="http://schemas.openxmlformats.org/officeDocument/2006/customXml" ds:itemID="{916C71CE-8295-C44C-875F-27331F741927}">
+  <ds:schemaRefs>
+    <ds:schemaRef ds:uri="http://schemas.openxmlformats.org/officeDocument/2006/bibliography"/>
+  </ds:schemaRefs>
+</ds:datastoreItem>
 </file>
 
-<file path=customXml/itemProps1.xml><?xml version="1.0" encoding="utf-8"?>
+<file path=customXml/itemProps2.xml><?xml version="1.0" encoding="utf-8"?>
 <ds:datastoreItem xmlns:ds="http://schemas.openxmlformats.org/officeDocument/2006/customXml" ds:itemID="{7EEF99B9-8F14-4BBC-8DFF-223395E4230B}">
   <ds:schemaRefs>
     <ds:schemaRef ds:uri="http://schemas.microsoft.com/sharepoint/v3/contenttype/forms"/>
@@ -10122,15 +14906,17 @@
 </ds:datastoreItem>
 </file>
 
-<file path=customXml/itemProps2.xml><?xml version="1.0" encoding="utf-8"?>
-<ds:datastoreItem xmlns:ds="http://schemas.openxmlformats.org/officeDocument/2006/customXml" ds:itemID="{916C71CE-8295-C44C-875F-27331F741927}">
+<file path=customXml/itemProps3.xml><?xml version="1.0" encoding="utf-8"?>
+<ds:datastoreItem xmlns:ds="http://schemas.openxmlformats.org/officeDocument/2006/customXml" ds:itemID="{BB0D0941-16F0-49A3-A3D3-1E1E10276B2C}">
   <ds:schemaRefs>
-    <ds:schemaRef ds:uri="http://schemas.openxmlformats.org/officeDocument/2006/bibliography"/>
+    <ds:schemaRef ds:uri="http://schemas.microsoft.com/office/2006/metadata/properties"/>
+    <ds:schemaRef ds:uri="http://schemas.microsoft.com/office/infopath/2007/PartnerControls"/>
+    <ds:schemaRef ds:uri="a450257a-4d6c-42db-bf1b-247c3a432dd8"/>
   </ds:schemaRefs>
 </ds:datastoreItem>
 </file>
 
-<file path=customXml/itemProps3.xml><?xml version="1.0" encoding="utf-8"?>
+<file path=customXml/itemProps4.xml><?xml version="1.0" encoding="utf-8"?>
 <ds:datastoreItem xmlns:ds="http://schemas.openxmlformats.org/officeDocument/2006/customXml" ds:itemID="{7FB4A601-5BFC-4CA2-8D95-19D374957EA6}">
   <ds:schemaRefs>
     <ds:schemaRef ds:uri="http://schemas.microsoft.com/office/2006/metadata/contentType"/>
@@ -10147,14 +14933,4 @@
     <ds:schemaRef ds:uri="http://schemas.microsoft.com/internal/obd"/>
   </ds:schemaRefs>
 </ds:datastoreItem>
-</file>
-
-<file path=customXml/itemProps4.xml><?xml version="1.0" encoding="utf-8"?>
-<ds:datastoreItem xmlns:ds="http://schemas.openxmlformats.org/officeDocument/2006/customXml" ds:itemID="{BB0D0941-16F0-49A3-A3D3-1E1E10276B2C}">
-  <ds:schemaRefs>
-    <ds:schemaRef ds:uri="http://schemas.microsoft.com/office/2006/metadata/properties"/>
-    <ds:schemaRef ds:uri="http://schemas.microsoft.com/office/infopath/2007/PartnerControls"/>
-    <ds:schemaRef ds:uri="a450257a-4d6c-42db-bf1b-247c3a432dd8"/>
-  </ds:schemaRefs>
-</ds:datastoreItem>
 </file>